--- a/doc/AI_Course_Assistant_Syllabus_Upload_Guide.docx
+++ b/doc/AI_Course_Assistant_Syllabus_Upload_Guide.docx
@@ -117,7 +117,7 @@
     </w:p>
     <w:p>
       <w:pPr>
-        <w:pStyle w:val="723"/>
+        <w:pStyle w:val="904"/>
         <w:pBdr/>
         <w:spacing/>
         <w:ind w:left="0"/>
@@ -133,7 +133,7 @@
     </w:p>
     <w:p>
       <w:pPr>
-        <w:pStyle w:val="723"/>
+        <w:pStyle w:val="904"/>
         <w:pBdr/>
         <w:spacing/>
         <w:ind w:left="0"/>
@@ -149,7 +149,7 @@
     </w:p>
     <w:p>
       <w:pPr>
-        <w:pStyle w:val="723"/>
+        <w:pStyle w:val="904"/>
         <w:pBdr/>
         <w:spacing/>
         <w:ind w:left="0"/>
@@ -182,7 +182,7 @@
     </w:p>
     <w:p>
       <w:pPr>
-        <w:pStyle w:val="723"/>
+        <w:pStyle w:val="904"/>
         <w:pBdr/>
         <w:spacing/>
         <w:ind w:left="0"/>
@@ -198,7 +198,7 @@
     </w:p>
     <w:p>
       <w:pPr>
-        <w:pStyle w:val="723"/>
+        <w:pStyle w:val="904"/>
         <w:pBdr/>
         <w:spacing/>
         <w:ind w:left="0"/>
@@ -214,17 +214,63 @@
     </w:p>
     <w:p>
       <w:pPr>
-        <w:pStyle w:val="723"/>
+        <w:pStyle w:val="904"/>
         <w:pBdr/>
         <w:spacing/>
         <w:ind w:left="0"/>
-        <w:rPr/>
+        <w:rPr>
+          <w:sz w:val="22"/>
+          <w:szCs w:val="22"/>
+        </w:rPr>
       </w:pPr>
       <w:r>
         <w:rPr>
           <w:sz w:val="22"/>
         </w:rPr>
         <w:t xml:space="preserve">Avoid empty cells—use N/A instead if something is not applicable</w:t>
+      </w:r>
+      <w:r/>
+    </w:p>
+    <w:p>
+      <w:pPr>
+        <w:pStyle w:val="904"/>
+        <w:pBdr/>
+        <w:spacing/>
+        <w:ind w:left="0"/>
+        <w:rPr/>
+      </w:pPr>
+      <w:r>
+        <w:rPr>
+          <w:sz w:val="22"/>
+        </w:rPr>
+      </w:r>
+      <w:r>
+        <w:rPr>
+          <w:rFonts w:ascii="Liberation Sans" w:hAnsi="Liberation Sans" w:eastAsia="Liberation Sans" w:cs="Liberation Sans"/>
+          <w:color w:val="00434e"/>
+          <w:sz w:val="23"/>
+        </w:rPr>
+        <w:t xml:space="preserve">Avoid using complex column structures Example: mixing merged and un-merged columns</w:t>
+      </w:r>
+      <w:r/>
+      <w:r/>
+      <w:r>
+        <w:rPr>
+          <w:sz w:val="22"/>
+          <w:highlight w:val="none"/>
+        </w:rPr>
+      </w:r>
+      <w:r>
+        <w:rPr>
+          <w:sz w:val="22"/>
+          <w:highlight w:val="none"/>
+        </w:rPr>
+      </w:r>
+      <w:r>
+        <w:rPr>
+          <w:sz w:val="22"/>
+          <w:highlight w:val="none"/>
+        </w:rPr>
       </w:r>
       <w:r/>
     </w:p>
@@ -428,7 +474,6 @@
         <w:ind/>
         <w:rPr/>
       </w:pPr>
-      <w:r/>
       <w:r>
         <w:separator/>
       </w:r>
@@ -443,7 +488,6 @@
         <w:ind/>
         <w:rPr/>
       </w:pPr>
-      <w:r/>
       <w:r>
         <w:continuationSeparator/>
       </w:r>
@@ -463,7 +507,6 @@
         <w:ind/>
         <w:rPr/>
       </w:pPr>
-      <w:r/>
       <w:r>
         <w:separator/>
       </w:r>
@@ -478,7 +521,6 @@
         <w:ind/>
         <w:rPr/>
       </w:pPr>
-      <w:r/>
       <w:r>
         <w:continuationSeparator/>
       </w:r>
@@ -769,7 +811,7 @@
         <w:spacing/>
         <w:ind w:hanging="360" w:left="1080"/>
       </w:pPr>
-      <w:pStyle w:val="728"/>
+      <w:pStyle w:val="909"/>
       <w:rPr/>
       <w:start w:val="1"/>
       <w:suff w:val="tab"/>
@@ -902,7 +944,7 @@
         <w:spacing/>
         <w:ind w:hanging="360" w:left="720"/>
       </w:pPr>
-      <w:pStyle w:val="727"/>
+      <w:pStyle w:val="908"/>
       <w:rPr/>
       <w:start w:val="1"/>
       <w:suff w:val="tab"/>
@@ -1169,7 +1211,7 @@
         <w:spacing/>
         <w:ind w:hanging="360" w:left="1080"/>
       </w:pPr>
-      <w:pStyle w:val="725"/>
+      <w:pStyle w:val="906"/>
       <w:rPr>
         <w:rFonts w:hint="default" w:ascii="Symbol" w:hAnsi="Symbol"/>
       </w:rPr>
@@ -1304,7 +1346,7 @@
         <w:spacing/>
         <w:ind w:hanging="360" w:left="720"/>
       </w:pPr>
-      <w:pStyle w:val="724"/>
+      <w:pStyle w:val="905"/>
       <w:rPr>
         <w:rFonts w:hint="default" w:ascii="Symbol" w:hAnsi="Symbol"/>
       </w:rPr>
@@ -1439,7 +1481,7 @@
         <w:spacing/>
         <w:ind w:hanging="360" w:left="360"/>
       </w:pPr>
-      <w:pStyle w:val="726"/>
+      <w:pStyle w:val="907"/>
       <w:rPr/>
       <w:start w:val="1"/>
       <w:suff w:val="tab"/>
@@ -1572,7 +1614,7 @@
         <w:spacing/>
         <w:ind w:hanging="360" w:left="360"/>
       </w:pPr>
-      <w:pStyle w:val="723"/>
+      <w:pStyle w:val="904"/>
       <w:rPr>
         <w:rFonts w:hint="default" w:ascii="Symbol" w:hAnsi="Symbol"/>
       </w:rPr>
@@ -1689,6 +1731,153 @@
       </w:pPr>
       <w:rPr/>
       <w:start w:val="0"/>
+      <w:suff w:val="tab"/>
+    </w:lvl>
+  </w:abstractNum>
+  <w:abstractNum w:abstractNumId="9">
+    <w:nsid w:val="67AFFCF1"/>
+    <w:lvl w:ilvl="0">
+      <w:isLgl w:val="false"/>
+      <w:lvlJc w:val="left"/>
+      <w:lvlText w:val="·"/>
+      <w:numFmt w:val="bullet"/>
+      <w:pPr>
+        <w:pBdr/>
+        <w:spacing/>
+        <w:ind w:hanging="360" w:left="709"/>
+      </w:pPr>
+      <w:rPr>
+        <w:rFonts w:hint="default" w:ascii="Symbol" w:hAnsi="Symbol" w:eastAsia="Symbol" w:cs="Symbol"/>
+      </w:rPr>
+      <w:start w:val="1"/>
+      <w:suff w:val="tab"/>
+    </w:lvl>
+    <w:lvl w:ilvl="1">
+      <w:isLgl w:val="false"/>
+      <w:lvlJc w:val="left"/>
+      <w:lvlText w:val="o"/>
+      <w:numFmt w:val="bullet"/>
+      <w:pPr>
+        <w:pBdr/>
+        <w:spacing/>
+        <w:ind w:hanging="360" w:left="1429"/>
+      </w:pPr>
+      <w:rPr>
+        <w:rFonts w:hint="default" w:ascii="Courier New" w:hAnsi="Courier New" w:eastAsia="Courier New" w:cs="Courier New"/>
+      </w:rPr>
+      <w:start w:val="1"/>
+      <w:suff w:val="tab"/>
+    </w:lvl>
+    <w:lvl w:ilvl="2">
+      <w:isLgl w:val="false"/>
+      <w:lvlJc w:val="left"/>
+      <w:lvlText w:val="§"/>
+      <w:numFmt w:val="bullet"/>
+      <w:pPr>
+        <w:pBdr/>
+        <w:spacing/>
+        <w:ind w:hanging="360" w:left="2149"/>
+      </w:pPr>
+      <w:rPr>
+        <w:rFonts w:hint="default" w:ascii="Wingdings" w:hAnsi="Wingdings" w:eastAsia="Wingdings" w:cs="Wingdings"/>
+      </w:rPr>
+      <w:start w:val="1"/>
+      <w:suff w:val="tab"/>
+    </w:lvl>
+    <w:lvl w:ilvl="3">
+      <w:isLgl w:val="false"/>
+      <w:lvlJc w:val="left"/>
+      <w:lvlText w:val="·"/>
+      <w:numFmt w:val="bullet"/>
+      <w:pPr>
+        <w:pBdr/>
+        <w:spacing/>
+        <w:ind w:hanging="360" w:left="2869"/>
+      </w:pPr>
+      <w:rPr>
+        <w:rFonts w:hint="default" w:ascii="Symbol" w:hAnsi="Symbol" w:eastAsia="Symbol" w:cs="Symbol"/>
+      </w:rPr>
+      <w:start w:val="1"/>
+      <w:suff w:val="tab"/>
+    </w:lvl>
+    <w:lvl w:ilvl="4">
+      <w:isLgl w:val="false"/>
+      <w:lvlJc w:val="left"/>
+      <w:lvlText w:val="o"/>
+      <w:numFmt w:val="bullet"/>
+      <w:pPr>
+        <w:pBdr/>
+        <w:spacing/>
+        <w:ind w:hanging="360" w:left="3589"/>
+      </w:pPr>
+      <w:rPr>
+        <w:rFonts w:hint="default" w:ascii="Courier New" w:hAnsi="Courier New" w:eastAsia="Courier New" w:cs="Courier New"/>
+      </w:rPr>
+      <w:start w:val="1"/>
+      <w:suff w:val="tab"/>
+    </w:lvl>
+    <w:lvl w:ilvl="5">
+      <w:isLgl w:val="false"/>
+      <w:lvlJc w:val="left"/>
+      <w:lvlText w:val="§"/>
+      <w:numFmt w:val="bullet"/>
+      <w:pPr>
+        <w:pBdr/>
+        <w:spacing/>
+        <w:ind w:hanging="360" w:left="4309"/>
+      </w:pPr>
+      <w:rPr>
+        <w:rFonts w:hint="default" w:ascii="Wingdings" w:hAnsi="Wingdings" w:eastAsia="Wingdings" w:cs="Wingdings"/>
+      </w:rPr>
+      <w:start w:val="1"/>
+      <w:suff w:val="tab"/>
+    </w:lvl>
+    <w:lvl w:ilvl="6">
+      <w:isLgl w:val="false"/>
+      <w:lvlJc w:val="left"/>
+      <w:lvlText w:val="·"/>
+      <w:numFmt w:val="bullet"/>
+      <w:pPr>
+        <w:pBdr/>
+        <w:spacing/>
+        <w:ind w:hanging="360" w:left="5029"/>
+      </w:pPr>
+      <w:rPr>
+        <w:rFonts w:hint="default" w:ascii="Symbol" w:hAnsi="Symbol" w:eastAsia="Symbol" w:cs="Symbol"/>
+      </w:rPr>
+      <w:start w:val="1"/>
+      <w:suff w:val="tab"/>
+    </w:lvl>
+    <w:lvl w:ilvl="7">
+      <w:isLgl w:val="false"/>
+      <w:lvlJc w:val="left"/>
+      <w:lvlText w:val="o"/>
+      <w:numFmt w:val="bullet"/>
+      <w:pPr>
+        <w:pBdr/>
+        <w:spacing/>
+        <w:ind w:hanging="360" w:left="5749"/>
+      </w:pPr>
+      <w:rPr>
+        <w:rFonts w:hint="default" w:ascii="Courier New" w:hAnsi="Courier New" w:eastAsia="Courier New" w:cs="Courier New"/>
+      </w:rPr>
+      <w:start w:val="1"/>
+      <w:suff w:val="tab"/>
+    </w:lvl>
+    <w:lvl w:ilvl="8">
+      <w:isLgl w:val="false"/>
+      <w:lvlJc w:val="left"/>
+      <w:lvlText w:val="§"/>
+      <w:numFmt w:val="bullet"/>
+      <w:pPr>
+        <w:pBdr/>
+        <w:spacing/>
+        <w:ind w:hanging="360" w:left="6469"/>
+      </w:pPr>
+      <w:rPr>
+        <w:rFonts w:hint="default" w:ascii="Wingdings" w:hAnsi="Wingdings" w:eastAsia="Wingdings" w:cs="Wingdings"/>
+      </w:rPr>
+      <w:start w:val="1"/>
       <w:suff w:val="tab"/>
     </w:lvl>
   </w:abstractNum>
@@ -1718,6 +1907,9 @@
   </w:num>
   <w:num w:numId="9">
     <w:abstractNumId w:val="0"/>
+  </w:num>
+  <w:num w:numId="10">
+    <w:abstractNumId w:val="9"/>
   </w:num>
 </w:numbering>
 </file>
@@ -1880,9 +2072,9 @@
     <w:lsdException w:name="Bibliography" w:uiPriority="37"/>
     <w:lsdException w:name="TOC Heading" w:uiPriority="39" w:qFormat="1"/>
   </w:latentStyles>
-  <w:style w:type="table" w:styleId="13">
+  <w:style w:type="table" w:styleId="725">
     <w:name w:val="Table Grid Light"/>
-    <w:basedOn w:val="703"/>
+    <w:basedOn w:val="884"/>
     <w:uiPriority w:val="59"/>
     <w:pPr>
       <w:pBdr/>
@@ -2079,9 +2271,9 @@
       </w:tcPr>
     </w:tblStylePr>
   </w:style>
-  <w:style w:type="table" w:styleId="14">
+  <w:style w:type="table" w:styleId="726">
     <w:name w:val="Plain Table 1"/>
-    <w:basedOn w:val="703"/>
+    <w:basedOn w:val="884"/>
     <w:uiPriority w:val="59"/>
     <w:pPr>
       <w:pBdr/>
@@ -2304,9 +2496,9 @@
       </w:tcPr>
     </w:tblStylePr>
   </w:style>
-  <w:style w:type="table" w:styleId="15">
+  <w:style w:type="table" w:styleId="727">
     <w:name w:val="Plain Table 2"/>
-    <w:basedOn w:val="703"/>
+    <w:basedOn w:val="884"/>
     <w:uiPriority w:val="59"/>
     <w:pPr>
       <w:pBdr/>
@@ -2537,9 +2729,9 @@
       </w:tcPr>
     </w:tblStylePr>
   </w:style>
-  <w:style w:type="table" w:styleId="16">
+  <w:style w:type="table" w:styleId="728">
     <w:name w:val="Plain Table 3"/>
-    <w:basedOn w:val="703"/>
+    <w:basedOn w:val="884"/>
     <w:uiPriority w:val="99"/>
     <w:pPr>
       <w:pBdr/>
@@ -2767,9 +2959,9 @@
       </w:tcPr>
     </w:tblStylePr>
   </w:style>
-  <w:style w:type="table" w:styleId="17">
+  <w:style w:type="table" w:styleId="729">
     <w:name w:val="Plain Table 4"/>
-    <w:basedOn w:val="703"/>
+    <w:basedOn w:val="884"/>
     <w:uiPriority w:val="99"/>
     <w:pPr>
       <w:pBdr/>
@@ -2983,9 +3175,9 @@
       </w:tcPr>
     </w:tblStylePr>
   </w:style>
-  <w:style w:type="table" w:styleId="18">
+  <w:style w:type="table" w:styleId="730">
     <w:name w:val="Plain Table 5"/>
-    <w:basedOn w:val="703"/>
+    <w:basedOn w:val="884"/>
     <w:uiPriority w:val="99"/>
     <w:pPr>
       <w:pBdr/>
@@ -3216,9 +3408,9 @@
       </w:tcPr>
     </w:tblStylePr>
   </w:style>
-  <w:style w:type="table" w:styleId="19">
+  <w:style w:type="table" w:styleId="731">
     <w:name w:val="Grid Table 1 Light"/>
-    <w:basedOn w:val="703"/>
+    <w:basedOn w:val="884"/>
     <w:uiPriority w:val="99"/>
     <w:pPr>
       <w:pBdr/>
@@ -3439,9 +3631,9 @@
       </w:tcPr>
     </w:tblStylePr>
   </w:style>
-  <w:style w:type="table" w:styleId="20">
+  <w:style w:type="table" w:styleId="732">
     <w:name w:val="Grid Table 1 Light - Accent 1"/>
-    <w:basedOn w:val="703"/>
+    <w:basedOn w:val="884"/>
     <w:uiPriority w:val="99"/>
     <w:pPr>
       <w:pBdr/>
@@ -3662,9 +3854,9 @@
       </w:tcPr>
     </w:tblStylePr>
   </w:style>
-  <w:style w:type="table" w:styleId="21">
+  <w:style w:type="table" w:styleId="733">
     <w:name w:val="Grid Table 1 Light - Accent 2"/>
-    <w:basedOn w:val="703"/>
+    <w:basedOn w:val="884"/>
     <w:uiPriority w:val="99"/>
     <w:pPr>
       <w:pBdr/>
@@ -3885,9 +4077,9 @@
       </w:tcPr>
     </w:tblStylePr>
   </w:style>
-  <w:style w:type="table" w:styleId="22">
+  <w:style w:type="table" w:styleId="734">
     <w:name w:val="Grid Table 1 Light - Accent 3"/>
-    <w:basedOn w:val="703"/>
+    <w:basedOn w:val="884"/>
     <w:uiPriority w:val="99"/>
     <w:pPr>
       <w:pBdr/>
@@ -4108,9 +4300,9 @@
       </w:tcPr>
     </w:tblStylePr>
   </w:style>
-  <w:style w:type="table" w:styleId="23">
+  <w:style w:type="table" w:styleId="735">
     <w:name w:val="Grid Table 1 Light - Accent 4"/>
-    <w:basedOn w:val="703"/>
+    <w:basedOn w:val="884"/>
     <w:uiPriority w:val="99"/>
     <w:pPr>
       <w:pBdr/>
@@ -4331,9 +4523,9 @@
       </w:tcPr>
     </w:tblStylePr>
   </w:style>
-  <w:style w:type="table" w:styleId="24">
+  <w:style w:type="table" w:styleId="736">
     <w:name w:val="Grid Table 1 Light - Accent 5"/>
-    <w:basedOn w:val="703"/>
+    <w:basedOn w:val="884"/>
     <w:uiPriority w:val="99"/>
     <w:pPr>
       <w:pBdr/>
@@ -4554,9 +4746,9 @@
       </w:tcPr>
     </w:tblStylePr>
   </w:style>
-  <w:style w:type="table" w:styleId="25">
+  <w:style w:type="table" w:styleId="737">
     <w:name w:val="Grid Table 1 Light - Accent 6"/>
-    <w:basedOn w:val="703"/>
+    <w:basedOn w:val="884"/>
     <w:uiPriority w:val="99"/>
     <w:pPr>
       <w:pBdr/>
@@ -4777,9 +4969,9 @@
       </w:tcPr>
     </w:tblStylePr>
   </w:style>
-  <w:style w:type="table" w:styleId="26">
+  <w:style w:type="table" w:styleId="738">
     <w:name w:val="Grid Table 2"/>
-    <w:basedOn w:val="703"/>
+    <w:basedOn w:val="884"/>
     <w:uiPriority w:val="99"/>
     <w:pPr>
       <w:pBdr/>
@@ -5009,9 +5201,9 @@
       </w:tcPr>
     </w:tblStylePr>
   </w:style>
-  <w:style w:type="table" w:styleId="27">
+  <w:style w:type="table" w:styleId="739">
     <w:name w:val="Grid Table 2 - Accent 1"/>
-    <w:basedOn w:val="703"/>
+    <w:basedOn w:val="884"/>
     <w:uiPriority w:val="99"/>
     <w:pPr>
       <w:pBdr/>
@@ -5241,9 +5433,9 @@
       </w:tcPr>
     </w:tblStylePr>
   </w:style>
-  <w:style w:type="table" w:styleId="28">
+  <w:style w:type="table" w:styleId="740">
     <w:name w:val="Grid Table 2 - Accent 2"/>
-    <w:basedOn w:val="703"/>
+    <w:basedOn w:val="884"/>
     <w:uiPriority w:val="99"/>
     <w:pPr>
       <w:pBdr/>
@@ -5473,9 +5665,9 @@
       </w:tcPr>
     </w:tblStylePr>
   </w:style>
-  <w:style w:type="table" w:styleId="29">
+  <w:style w:type="table" w:styleId="741">
     <w:name w:val="Grid Table 2 - Accent 3"/>
-    <w:basedOn w:val="703"/>
+    <w:basedOn w:val="884"/>
     <w:uiPriority w:val="99"/>
     <w:pPr>
       <w:pBdr/>
@@ -5705,9 +5897,9 @@
       </w:tcPr>
     </w:tblStylePr>
   </w:style>
-  <w:style w:type="table" w:styleId="30">
+  <w:style w:type="table" w:styleId="742">
     <w:name w:val="Grid Table 2 - Accent 4"/>
-    <w:basedOn w:val="703"/>
+    <w:basedOn w:val="884"/>
     <w:uiPriority w:val="99"/>
     <w:pPr>
       <w:pBdr/>
@@ -5937,9 +6129,9 @@
       </w:tcPr>
     </w:tblStylePr>
   </w:style>
-  <w:style w:type="table" w:styleId="31">
+  <w:style w:type="table" w:styleId="743">
     <w:name w:val="Grid Table 2 - Accent 5"/>
-    <w:basedOn w:val="703"/>
+    <w:basedOn w:val="884"/>
     <w:uiPriority w:val="99"/>
     <w:pPr>
       <w:pBdr/>
@@ -6169,9 +6361,9 @@
       </w:tcPr>
     </w:tblStylePr>
   </w:style>
-  <w:style w:type="table" w:styleId="32">
+  <w:style w:type="table" w:styleId="744">
     <w:name w:val="Grid Table 2 - Accent 6"/>
-    <w:basedOn w:val="703"/>
+    <w:basedOn w:val="884"/>
     <w:uiPriority w:val="99"/>
     <w:pPr>
       <w:pBdr/>
@@ -6401,9 +6593,9 @@
       </w:tcPr>
     </w:tblStylePr>
   </w:style>
-  <w:style w:type="table" w:styleId="33">
+  <w:style w:type="table" w:styleId="745">
     <w:name w:val="Grid Table 3"/>
-    <w:basedOn w:val="703"/>
+    <w:basedOn w:val="884"/>
     <w:uiPriority w:val="99"/>
     <w:pPr>
       <w:pBdr/>
@@ -6502,7 +6694,7 @@
         <w:tblBorders/>
       </w:tblPr>
       <w:tcPr>
-        <w:shd w:color="ffffff"/>
+        <w:shd w:val="clear" w:color="ffffff"/>
         <w:tcBorders>
           <w:top w:val="none" w:color="000000" w:sz="4" w:space="0"/>
           <w:left w:val="none" w:color="000000" w:sz="4" w:space="0"/>
@@ -6548,7 +6740,7 @@
         <w:tblBorders/>
       </w:tblPr>
       <w:tcPr>
-        <w:shd w:color="ffffff"/>
+        <w:shd w:val="clear" w:color="ffffff"/>
         <w:tcBorders>
           <w:top w:val="none" w:color="000000" w:sz="4" w:space="0"/>
           <w:left w:val="none" w:color="000000" w:sz="4" w:space="0"/>
@@ -6646,9 +6838,9 @@
       </w:tcPr>
     </w:tblStylePr>
   </w:style>
-  <w:style w:type="table" w:styleId="34">
+  <w:style w:type="table" w:styleId="746">
     <w:name w:val="Grid Table 3 - Accent 1"/>
-    <w:basedOn w:val="703"/>
+    <w:basedOn w:val="884"/>
     <w:uiPriority w:val="99"/>
     <w:pPr>
       <w:pBdr/>
@@ -6747,7 +6939,7 @@
         <w:tblBorders/>
       </w:tblPr>
       <w:tcPr>
-        <w:shd w:color="ffffff"/>
+        <w:shd w:val="clear" w:color="ffffff"/>
         <w:tcBorders>
           <w:top w:val="none" w:color="000000" w:sz="4" w:space="0"/>
           <w:left w:val="none" w:color="000000" w:sz="4" w:space="0"/>
@@ -6793,7 +6985,7 @@
         <w:tblBorders/>
       </w:tblPr>
       <w:tcPr>
-        <w:shd w:color="ffffff"/>
+        <w:shd w:val="clear" w:color="ffffff"/>
         <w:tcBorders>
           <w:top w:val="none" w:color="000000" w:sz="4" w:space="0"/>
           <w:left w:val="none" w:color="000000" w:sz="4" w:space="0"/>
@@ -6891,9 +7083,9 @@
       </w:tcPr>
     </w:tblStylePr>
   </w:style>
-  <w:style w:type="table" w:styleId="35">
+  <w:style w:type="table" w:styleId="747">
     <w:name w:val="Grid Table 3 - Accent 2"/>
-    <w:basedOn w:val="703"/>
+    <w:basedOn w:val="884"/>
     <w:uiPriority w:val="99"/>
     <w:pPr>
       <w:pBdr/>
@@ -6992,7 +7184,7 @@
         <w:tblBorders/>
       </w:tblPr>
       <w:tcPr>
-        <w:shd w:color="ffffff"/>
+        <w:shd w:val="clear" w:color="ffffff"/>
         <w:tcBorders>
           <w:top w:val="none" w:color="000000" w:sz="4" w:space="0"/>
           <w:left w:val="none" w:color="000000" w:sz="4" w:space="0"/>
@@ -7038,7 +7230,7 @@
         <w:tblBorders/>
       </w:tblPr>
       <w:tcPr>
-        <w:shd w:color="ffffff"/>
+        <w:shd w:val="clear" w:color="ffffff"/>
         <w:tcBorders>
           <w:top w:val="none" w:color="000000" w:sz="4" w:space="0"/>
           <w:left w:val="none" w:color="000000" w:sz="4" w:space="0"/>
@@ -7136,9 +7328,9 @@
       </w:tcPr>
     </w:tblStylePr>
   </w:style>
-  <w:style w:type="table" w:styleId="36">
+  <w:style w:type="table" w:styleId="748">
     <w:name w:val="Grid Table 3 - Accent 3"/>
-    <w:basedOn w:val="703"/>
+    <w:basedOn w:val="884"/>
     <w:uiPriority w:val="99"/>
     <w:pPr>
       <w:pBdr/>
@@ -7237,7 +7429,7 @@
         <w:tblBorders/>
       </w:tblPr>
       <w:tcPr>
-        <w:shd w:color="ffffff"/>
+        <w:shd w:val="clear" w:color="ffffff"/>
         <w:tcBorders>
           <w:top w:val="none" w:color="000000" w:sz="4" w:space="0"/>
           <w:left w:val="none" w:color="000000" w:sz="4" w:space="0"/>
@@ -7283,7 +7475,7 @@
         <w:tblBorders/>
       </w:tblPr>
       <w:tcPr>
-        <w:shd w:color="ffffff"/>
+        <w:shd w:val="clear" w:color="ffffff"/>
         <w:tcBorders>
           <w:top w:val="none" w:color="000000" w:sz="4" w:space="0"/>
           <w:left w:val="none" w:color="000000" w:sz="4" w:space="0"/>
@@ -7381,9 +7573,9 @@
       </w:tcPr>
     </w:tblStylePr>
   </w:style>
-  <w:style w:type="table" w:styleId="37">
+  <w:style w:type="table" w:styleId="749">
     <w:name w:val="Grid Table 3 - Accent 4"/>
-    <w:basedOn w:val="703"/>
+    <w:basedOn w:val="884"/>
     <w:uiPriority w:val="99"/>
     <w:pPr>
       <w:pBdr/>
@@ -7482,7 +7674,7 @@
         <w:tblBorders/>
       </w:tblPr>
       <w:tcPr>
-        <w:shd w:color="ffffff"/>
+        <w:shd w:val="clear" w:color="ffffff"/>
         <w:tcBorders>
           <w:top w:val="none" w:color="000000" w:sz="4" w:space="0"/>
           <w:left w:val="none" w:color="000000" w:sz="4" w:space="0"/>
@@ -7528,7 +7720,7 @@
         <w:tblBorders/>
       </w:tblPr>
       <w:tcPr>
-        <w:shd w:color="ffffff"/>
+        <w:shd w:val="clear" w:color="ffffff"/>
         <w:tcBorders>
           <w:top w:val="none" w:color="000000" w:sz="4" w:space="0"/>
           <w:left w:val="none" w:color="000000" w:sz="4" w:space="0"/>
@@ -7626,9 +7818,9 @@
       </w:tcPr>
     </w:tblStylePr>
   </w:style>
-  <w:style w:type="table" w:styleId="38">
+  <w:style w:type="table" w:styleId="750">
     <w:name w:val="Grid Table 3 - Accent 5"/>
-    <w:basedOn w:val="703"/>
+    <w:basedOn w:val="884"/>
     <w:uiPriority w:val="99"/>
     <w:pPr>
       <w:pBdr/>
@@ -7727,7 +7919,7 @@
         <w:tblBorders/>
       </w:tblPr>
       <w:tcPr>
-        <w:shd w:color="ffffff"/>
+        <w:shd w:val="clear" w:color="ffffff"/>
         <w:tcBorders>
           <w:top w:val="none" w:color="000000" w:sz="4" w:space="0"/>
           <w:left w:val="none" w:color="000000" w:sz="4" w:space="0"/>
@@ -7773,7 +7965,7 @@
         <w:tblBorders/>
       </w:tblPr>
       <w:tcPr>
-        <w:shd w:color="ffffff"/>
+        <w:shd w:val="clear" w:color="ffffff"/>
         <w:tcBorders>
           <w:top w:val="none" w:color="000000" w:sz="4" w:space="0"/>
           <w:left w:val="none" w:color="000000" w:sz="4" w:space="0"/>
@@ -7871,9 +8063,9 @@
       </w:tcPr>
     </w:tblStylePr>
   </w:style>
-  <w:style w:type="table" w:styleId="39">
+  <w:style w:type="table" w:styleId="751">
     <w:name w:val="Grid Table 3 - Accent 6"/>
-    <w:basedOn w:val="703"/>
+    <w:basedOn w:val="884"/>
     <w:uiPriority w:val="99"/>
     <w:pPr>
       <w:pBdr/>
@@ -7972,7 +8164,7 @@
         <w:tblBorders/>
       </w:tblPr>
       <w:tcPr>
-        <w:shd w:color="ffffff"/>
+        <w:shd w:val="clear" w:color="ffffff"/>
         <w:tcBorders>
           <w:top w:val="none" w:color="000000" w:sz="4" w:space="0"/>
           <w:left w:val="none" w:color="000000" w:sz="4" w:space="0"/>
@@ -8018,7 +8210,7 @@
         <w:tblBorders/>
       </w:tblPr>
       <w:tcPr>
-        <w:shd w:color="ffffff"/>
+        <w:shd w:val="clear" w:color="ffffff"/>
         <w:tcBorders>
           <w:top w:val="none" w:color="000000" w:sz="4" w:space="0"/>
           <w:left w:val="none" w:color="000000" w:sz="4" w:space="0"/>
@@ -8116,9 +8308,9 @@
       </w:tcPr>
     </w:tblStylePr>
   </w:style>
-  <w:style w:type="table" w:styleId="40">
+  <w:style w:type="table" w:styleId="752">
     <w:name w:val="Grid Table 4"/>
-    <w:basedOn w:val="703"/>
+    <w:basedOn w:val="884"/>
     <w:uiPriority w:val="59"/>
     <w:pPr>
       <w:pBdr/>
@@ -8349,9 +8541,9 @@
       </w:tcPr>
     </w:tblStylePr>
   </w:style>
-  <w:style w:type="table" w:styleId="41">
+  <w:style w:type="table" w:styleId="753">
     <w:name w:val="Grid Table 4 - Accent 1"/>
-    <w:basedOn w:val="703"/>
+    <w:basedOn w:val="884"/>
     <w:uiPriority w:val="59"/>
     <w:pPr>
       <w:pBdr/>
@@ -8582,9 +8774,9 @@
       </w:tcPr>
     </w:tblStylePr>
   </w:style>
-  <w:style w:type="table" w:styleId="42">
+  <w:style w:type="table" w:styleId="754">
     <w:name w:val="Grid Table 4 - Accent 2"/>
-    <w:basedOn w:val="703"/>
+    <w:basedOn w:val="884"/>
     <w:uiPriority w:val="59"/>
     <w:pPr>
       <w:pBdr/>
@@ -8815,9 +9007,9 @@
       </w:tcPr>
     </w:tblStylePr>
   </w:style>
-  <w:style w:type="table" w:styleId="43">
+  <w:style w:type="table" w:styleId="755">
     <w:name w:val="Grid Table 4 - Accent 3"/>
-    <w:basedOn w:val="703"/>
+    <w:basedOn w:val="884"/>
     <w:uiPriority w:val="59"/>
     <w:pPr>
       <w:pBdr/>
@@ -9048,9 +9240,9 @@
       </w:tcPr>
     </w:tblStylePr>
   </w:style>
-  <w:style w:type="table" w:styleId="44">
+  <w:style w:type="table" w:styleId="756">
     <w:name w:val="Grid Table 4 - Accent 4"/>
-    <w:basedOn w:val="703"/>
+    <w:basedOn w:val="884"/>
     <w:uiPriority w:val="59"/>
     <w:pPr>
       <w:pBdr/>
@@ -9281,9 +9473,9 @@
       </w:tcPr>
     </w:tblStylePr>
   </w:style>
-  <w:style w:type="table" w:styleId="45">
+  <w:style w:type="table" w:styleId="757">
     <w:name w:val="Grid Table 4 - Accent 5"/>
-    <w:basedOn w:val="703"/>
+    <w:basedOn w:val="884"/>
     <w:uiPriority w:val="59"/>
     <w:pPr>
       <w:pBdr/>
@@ -9514,9 +9706,9 @@
       </w:tcPr>
     </w:tblStylePr>
   </w:style>
-  <w:style w:type="table" w:styleId="46">
+  <w:style w:type="table" w:styleId="758">
     <w:name w:val="Grid Table 4 - Accent 6"/>
-    <w:basedOn w:val="703"/>
+    <w:basedOn w:val="884"/>
     <w:uiPriority w:val="59"/>
     <w:pPr>
       <w:pBdr/>
@@ -9747,9 +9939,9 @@
       </w:tcPr>
     </w:tblStylePr>
   </w:style>
-  <w:style w:type="table" w:styleId="47">
+  <w:style w:type="table" w:styleId="759">
     <w:name w:val="Grid Table 5 Dark"/>
-    <w:basedOn w:val="703"/>
+    <w:basedOn w:val="884"/>
     <w:uiPriority w:val="99"/>
     <w:pPr>
       <w:pBdr/>
@@ -9975,9 +10167,9 @@
       </w:tcPr>
     </w:tblStylePr>
   </w:style>
-  <w:style w:type="table" w:styleId="48">
+  <w:style w:type="table" w:styleId="760">
     <w:name w:val="Grid Table 5 Dark- Accent 1"/>
-    <w:basedOn w:val="703"/>
+    <w:basedOn w:val="884"/>
     <w:uiPriority w:val="99"/>
     <w:pPr>
       <w:pBdr/>
@@ -10203,9 +10395,9 @@
       </w:tcPr>
     </w:tblStylePr>
   </w:style>
-  <w:style w:type="table" w:styleId="49">
+  <w:style w:type="table" w:styleId="761">
     <w:name w:val="Grid Table 5 Dark - Accent 2"/>
-    <w:basedOn w:val="703"/>
+    <w:basedOn w:val="884"/>
     <w:uiPriority w:val="99"/>
     <w:pPr>
       <w:pBdr/>
@@ -10431,9 +10623,9 @@
       </w:tcPr>
     </w:tblStylePr>
   </w:style>
-  <w:style w:type="table" w:styleId="50">
+  <w:style w:type="table" w:styleId="762">
     <w:name w:val="Grid Table 5 Dark - Accent 3"/>
-    <w:basedOn w:val="703"/>
+    <w:basedOn w:val="884"/>
     <w:uiPriority w:val="99"/>
     <w:pPr>
       <w:pBdr/>
@@ -10659,9 +10851,9 @@
       </w:tcPr>
     </w:tblStylePr>
   </w:style>
-  <w:style w:type="table" w:styleId="51">
+  <w:style w:type="table" w:styleId="763">
     <w:name w:val="Grid Table 5 Dark- Accent 4"/>
-    <w:basedOn w:val="703"/>
+    <w:basedOn w:val="884"/>
     <w:uiPriority w:val="99"/>
     <w:pPr>
       <w:pBdr/>
@@ -10887,9 +11079,9 @@
       </w:tcPr>
     </w:tblStylePr>
   </w:style>
-  <w:style w:type="table" w:styleId="52">
+  <w:style w:type="table" w:styleId="764">
     <w:name w:val="Grid Table 5 Dark - Accent 5"/>
-    <w:basedOn w:val="703"/>
+    <w:basedOn w:val="884"/>
     <w:uiPriority w:val="99"/>
     <w:pPr>
       <w:pBdr/>
@@ -11115,9 +11307,9 @@
       </w:tcPr>
     </w:tblStylePr>
   </w:style>
-  <w:style w:type="table" w:styleId="53">
+  <w:style w:type="table" w:styleId="765">
     <w:name w:val="Grid Table 5 Dark - Accent 6"/>
-    <w:basedOn w:val="703"/>
+    <w:basedOn w:val="884"/>
     <w:uiPriority w:val="99"/>
     <w:pPr>
       <w:pBdr/>
@@ -11343,9 +11535,9 @@
       </w:tcPr>
     </w:tblStylePr>
   </w:style>
-  <w:style w:type="table" w:styleId="54">
+  <w:style w:type="table" w:styleId="766">
     <w:name w:val="Grid Table 6 Colorful"/>
-    <w:basedOn w:val="703"/>
+    <w:basedOn w:val="884"/>
     <w:uiPriority w:val="99"/>
     <w:pPr>
       <w:pBdr/>
@@ -11573,9 +11765,9 @@
       </w:tcPr>
     </w:tblStylePr>
   </w:style>
-  <w:style w:type="table" w:styleId="55">
+  <w:style w:type="table" w:styleId="767">
     <w:name w:val="Grid Table 6 Colorful - Accent 1"/>
-    <w:basedOn w:val="703"/>
+    <w:basedOn w:val="884"/>
     <w:uiPriority w:val="99"/>
     <w:pPr>
       <w:pBdr/>
@@ -11803,9 +11995,9 @@
       </w:tcPr>
     </w:tblStylePr>
   </w:style>
-  <w:style w:type="table" w:styleId="56">
+  <w:style w:type="table" w:styleId="768">
     <w:name w:val="Grid Table 6 Colorful - Accent 2"/>
-    <w:basedOn w:val="703"/>
+    <w:basedOn w:val="884"/>
     <w:uiPriority w:val="99"/>
     <w:pPr>
       <w:pBdr/>
@@ -12033,9 +12225,9 @@
       </w:tcPr>
     </w:tblStylePr>
   </w:style>
-  <w:style w:type="table" w:styleId="57">
+  <w:style w:type="table" w:styleId="769">
     <w:name w:val="Grid Table 6 Colorful - Accent 3"/>
-    <w:basedOn w:val="703"/>
+    <w:basedOn w:val="884"/>
     <w:uiPriority w:val="99"/>
     <w:pPr>
       <w:pBdr/>
@@ -12263,9 +12455,9 @@
       </w:tcPr>
     </w:tblStylePr>
   </w:style>
-  <w:style w:type="table" w:styleId="58">
+  <w:style w:type="table" w:styleId="770">
     <w:name w:val="Grid Table 6 Colorful - Accent 4"/>
-    <w:basedOn w:val="703"/>
+    <w:basedOn w:val="884"/>
     <w:uiPriority w:val="99"/>
     <w:pPr>
       <w:pBdr/>
@@ -12493,9 +12685,9 @@
       </w:tcPr>
     </w:tblStylePr>
   </w:style>
-  <w:style w:type="table" w:styleId="59">
+  <w:style w:type="table" w:styleId="771">
     <w:name w:val="Grid Table 6 Colorful - Accent 5"/>
-    <w:basedOn w:val="703"/>
+    <w:basedOn w:val="884"/>
     <w:uiPriority w:val="99"/>
     <w:pPr>
       <w:pBdr/>
@@ -12723,9 +12915,9 @@
       </w:tcPr>
     </w:tblStylePr>
   </w:style>
-  <w:style w:type="table" w:styleId="60">
+  <w:style w:type="table" w:styleId="772">
     <w:name w:val="Grid Table 6 Colorful - Accent 6"/>
-    <w:basedOn w:val="703"/>
+    <w:basedOn w:val="884"/>
     <w:uiPriority w:val="99"/>
     <w:pPr>
       <w:pBdr/>
@@ -12953,9 +13145,9 @@
       </w:tcPr>
     </w:tblStylePr>
   </w:style>
-  <w:style w:type="table" w:styleId="61">
+  <w:style w:type="table" w:styleId="773">
     <w:name w:val="Grid Table 7 Colorful"/>
-    <w:basedOn w:val="703"/>
+    <w:basedOn w:val="884"/>
     <w:uiPriority w:val="99"/>
     <w:pPr>
       <w:pBdr/>
@@ -13057,11 +13249,11 @@
         <w:tblBorders/>
       </w:tblPr>
       <w:tcPr>
-        <w:shd w:color="ffffff"/>
-        <w:tcBorders>
-          <w:top w:val="none"/>
-          <w:left w:val="none"/>
-          <w:bottom w:val="none"/>
+        <w:shd w:val="clear" w:color="ffffff"/>
+        <w:tcBorders>
+          <w:top w:val="none" w:color="000000" w:sz="4" w:space="0"/>
+          <w:left w:val="none" w:color="000000" w:sz="4" w:space="0"/>
+          <w:bottom w:val="none" w:color="000000" w:sz="4" w:space="0"/>
           <w:right w:val="single" w:color="000000" w:themeColor="text1" w:themeTint="80" w:sz="4" w:space="0"/>
         </w:tcBorders>
       </w:tcPr>
@@ -13084,10 +13276,10 @@
       <w:tcPr>
         <w:shd w:val="clear" w:color="ffffff" w:themeColor="light1" w:fill="ffffff" w:themeFill="light1"/>
         <w:tcBorders>
-          <w:top w:val="none"/>
-          <w:left w:val="none"/>
+          <w:top w:val="none" w:color="000000" w:sz="4" w:space="0"/>
+          <w:left w:val="none" w:color="000000" w:sz="4" w:space="0"/>
           <w:bottom w:val="single" w:color="000000" w:themeColor="text1" w:themeTint="80" w:sz="4" w:space="0"/>
-          <w:right w:val="none"/>
+          <w:right w:val="none" w:color="000000" w:sz="4" w:space="0"/>
         </w:tcBorders>
       </w:tcPr>
     </w:tblStylePr>
@@ -13107,12 +13299,12 @@
         <w:tblBorders/>
       </w:tblPr>
       <w:tcPr>
-        <w:shd w:color="ffffff"/>
-        <w:tcBorders>
-          <w:top w:val="none"/>
+        <w:shd w:val="clear" w:color="ffffff"/>
+        <w:tcBorders>
+          <w:top w:val="none" w:color="000000" w:sz="4" w:space="0"/>
           <w:left w:val="single" w:color="000000" w:themeColor="text1" w:themeTint="80" w:sz="4" w:space="0"/>
-          <w:bottom w:val="none"/>
-          <w:right w:val="none"/>
+          <w:bottom w:val="none" w:color="000000" w:sz="4" w:space="0"/>
+          <w:right w:val="none" w:color="000000" w:sz="4" w:space="0"/>
         </w:tcBorders>
       </w:tcPr>
     </w:tblStylePr>
@@ -13135,9 +13327,9 @@
         <w:shd w:val="clear" w:color="ffffff" w:themeColor="light1" w:fill="ffffff" w:themeFill="light1"/>
         <w:tcBorders>
           <w:top w:val="single" w:color="000000" w:themeColor="text1" w:themeTint="80" w:sz="4" w:space="0"/>
-          <w:left w:val="none"/>
-          <w:bottom w:val="none"/>
-          <w:right w:val="none"/>
+          <w:left w:val="none" w:color="000000" w:sz="4" w:space="0"/>
+          <w:bottom w:val="none" w:color="000000" w:sz="4" w:space="0"/>
+          <w:right w:val="none" w:color="000000" w:sz="4" w:space="0"/>
         </w:tcBorders>
       </w:tcPr>
     </w:tblStylePr>
@@ -13207,9 +13399,9 @@
       </w:tcPr>
     </w:tblStylePr>
   </w:style>
-  <w:style w:type="table" w:styleId="62">
+  <w:style w:type="table" w:styleId="774">
     <w:name w:val="Grid Table 7 Colorful - Accent 1"/>
-    <w:basedOn w:val="703"/>
+    <w:basedOn w:val="884"/>
     <w:uiPriority w:val="99"/>
     <w:pPr>
       <w:pBdr/>
@@ -13311,11 +13503,11 @@
         <w:tblBorders/>
       </w:tblPr>
       <w:tcPr>
-        <w:shd w:color="ffffff"/>
-        <w:tcBorders>
-          <w:top w:val="none"/>
-          <w:left w:val="none"/>
-          <w:bottom w:val="none"/>
+        <w:shd w:val="clear" w:color="ffffff"/>
+        <w:tcBorders>
+          <w:top w:val="none" w:color="000000" w:sz="4" w:space="0"/>
+          <w:left w:val="none" w:color="000000" w:sz="4" w:space="0"/>
+          <w:bottom w:val="none" w:color="000000" w:sz="4" w:space="0"/>
           <w:right w:val="single" w:color="000000" w:themeColor="accent1" w:themeTint="80" w:sz="4" w:space="0"/>
         </w:tcBorders>
       </w:tcPr>
@@ -13338,10 +13530,10 @@
       <w:tcPr>
         <w:shd w:val="clear" w:color="ffffff" w:themeColor="light1" w:fill="ffffff" w:themeFill="light1"/>
         <w:tcBorders>
-          <w:top w:val="none"/>
-          <w:left w:val="none"/>
+          <w:top w:val="none" w:color="000000" w:sz="4" w:space="0"/>
+          <w:left w:val="none" w:color="000000" w:sz="4" w:space="0"/>
           <w:bottom w:val="single" w:color="000000" w:themeColor="accent1" w:themeTint="80" w:sz="4" w:space="0"/>
-          <w:right w:val="none"/>
+          <w:right w:val="none" w:color="000000" w:sz="4" w:space="0"/>
         </w:tcBorders>
       </w:tcPr>
     </w:tblStylePr>
@@ -13361,12 +13553,12 @@
         <w:tblBorders/>
       </w:tblPr>
       <w:tcPr>
-        <w:shd w:color="ffffff"/>
-        <w:tcBorders>
-          <w:top w:val="none"/>
+        <w:shd w:val="clear" w:color="ffffff"/>
+        <w:tcBorders>
+          <w:top w:val="none" w:color="000000" w:sz="4" w:space="0"/>
           <w:left w:val="single" w:color="000000" w:themeColor="accent1" w:themeTint="80" w:sz="4" w:space="0"/>
-          <w:bottom w:val="none"/>
-          <w:right w:val="none"/>
+          <w:bottom w:val="none" w:color="000000" w:sz="4" w:space="0"/>
+          <w:right w:val="none" w:color="000000" w:sz="4" w:space="0"/>
         </w:tcBorders>
       </w:tcPr>
     </w:tblStylePr>
@@ -13389,9 +13581,9 @@
         <w:shd w:val="clear" w:color="ffffff" w:themeColor="light1" w:fill="ffffff" w:themeFill="light1"/>
         <w:tcBorders>
           <w:top w:val="single" w:color="000000" w:themeColor="accent1" w:themeTint="80" w:sz="4" w:space="0"/>
-          <w:left w:val="none"/>
-          <w:bottom w:val="none"/>
-          <w:right w:val="none"/>
+          <w:left w:val="none" w:color="000000" w:sz="4" w:space="0"/>
+          <w:bottom w:val="none" w:color="000000" w:sz="4" w:space="0"/>
+          <w:right w:val="none" w:color="000000" w:sz="4" w:space="0"/>
         </w:tcBorders>
       </w:tcPr>
     </w:tblStylePr>
@@ -13461,9 +13653,9 @@
       </w:tcPr>
     </w:tblStylePr>
   </w:style>
-  <w:style w:type="table" w:styleId="63">
+  <w:style w:type="table" w:styleId="775">
     <w:name w:val="Grid Table 7 Colorful - Accent 2"/>
-    <w:basedOn w:val="703"/>
+    <w:basedOn w:val="884"/>
     <w:uiPriority w:val="99"/>
     <w:pPr>
       <w:pBdr/>
@@ -13565,11 +13757,11 @@
         <w:tblBorders/>
       </w:tblPr>
       <w:tcPr>
-        <w:shd w:color="ffffff"/>
-        <w:tcBorders>
-          <w:top w:val="none"/>
-          <w:left w:val="none"/>
-          <w:bottom w:val="none"/>
+        <w:shd w:val="clear" w:color="ffffff"/>
+        <w:tcBorders>
+          <w:top w:val="none" w:color="000000" w:sz="4" w:space="0"/>
+          <w:left w:val="none" w:color="000000" w:sz="4" w:space="0"/>
+          <w:bottom w:val="none" w:color="000000" w:sz="4" w:space="0"/>
           <w:right w:val="single" w:color="000000" w:themeColor="accent2" w:themeTint="97" w:sz="4" w:space="0"/>
         </w:tcBorders>
       </w:tcPr>
@@ -13592,10 +13784,10 @@
       <w:tcPr>
         <w:shd w:val="clear" w:color="ffffff" w:themeColor="light1" w:fill="ffffff" w:themeFill="light1"/>
         <w:tcBorders>
-          <w:top w:val="none"/>
-          <w:left w:val="none"/>
+          <w:top w:val="none" w:color="000000" w:sz="4" w:space="0"/>
+          <w:left w:val="none" w:color="000000" w:sz="4" w:space="0"/>
           <w:bottom w:val="single" w:color="000000" w:themeColor="accent2" w:themeTint="97" w:sz="4" w:space="0"/>
-          <w:right w:val="none"/>
+          <w:right w:val="none" w:color="000000" w:sz="4" w:space="0"/>
         </w:tcBorders>
       </w:tcPr>
     </w:tblStylePr>
@@ -13615,12 +13807,12 @@
         <w:tblBorders/>
       </w:tblPr>
       <w:tcPr>
-        <w:shd w:color="ffffff"/>
-        <w:tcBorders>
-          <w:top w:val="none"/>
+        <w:shd w:val="clear" w:color="ffffff"/>
+        <w:tcBorders>
+          <w:top w:val="none" w:color="000000" w:sz="4" w:space="0"/>
           <w:left w:val="single" w:color="000000" w:themeColor="accent2" w:themeTint="97" w:sz="4" w:space="0"/>
-          <w:bottom w:val="none"/>
-          <w:right w:val="none"/>
+          <w:bottom w:val="none" w:color="000000" w:sz="4" w:space="0"/>
+          <w:right w:val="none" w:color="000000" w:sz="4" w:space="0"/>
         </w:tcBorders>
       </w:tcPr>
     </w:tblStylePr>
@@ -13643,9 +13835,9 @@
         <w:shd w:val="clear" w:color="ffffff" w:themeColor="light1" w:fill="ffffff" w:themeFill="light1"/>
         <w:tcBorders>
           <w:top w:val="single" w:color="000000" w:themeColor="accent2" w:themeTint="97" w:sz="4" w:space="0"/>
-          <w:left w:val="none"/>
-          <w:bottom w:val="none"/>
-          <w:right w:val="none"/>
+          <w:left w:val="none" w:color="000000" w:sz="4" w:space="0"/>
+          <w:bottom w:val="none" w:color="000000" w:sz="4" w:space="0"/>
+          <w:right w:val="none" w:color="000000" w:sz="4" w:space="0"/>
         </w:tcBorders>
       </w:tcPr>
     </w:tblStylePr>
@@ -13715,9 +13907,9 @@
       </w:tcPr>
     </w:tblStylePr>
   </w:style>
-  <w:style w:type="table" w:styleId="64">
+  <w:style w:type="table" w:styleId="776">
     <w:name w:val="Grid Table 7 Colorful - Accent 3"/>
-    <w:basedOn w:val="703"/>
+    <w:basedOn w:val="884"/>
     <w:uiPriority w:val="99"/>
     <w:pPr>
       <w:pBdr/>
@@ -13819,11 +14011,11 @@
         <w:tblBorders/>
       </w:tblPr>
       <w:tcPr>
-        <w:shd w:color="ffffff"/>
-        <w:tcBorders>
-          <w:top w:val="none"/>
-          <w:left w:val="none"/>
-          <w:bottom w:val="none"/>
+        <w:shd w:val="clear" w:color="ffffff"/>
+        <w:tcBorders>
+          <w:top w:val="none" w:color="000000" w:sz="4" w:space="0"/>
+          <w:left w:val="none" w:color="000000" w:sz="4" w:space="0"/>
+          <w:bottom w:val="none" w:color="000000" w:sz="4" w:space="0"/>
           <w:right w:val="single" w:color="000000" w:themeColor="accent3" w:themeTint="FE" w:sz="4" w:space="0"/>
         </w:tcBorders>
       </w:tcPr>
@@ -13846,10 +14038,10 @@
       <w:tcPr>
         <w:shd w:val="clear" w:color="ffffff" w:themeColor="light1" w:fill="ffffff" w:themeFill="light1"/>
         <w:tcBorders>
-          <w:top w:val="none"/>
-          <w:left w:val="none"/>
+          <w:top w:val="none" w:color="000000" w:sz="4" w:space="0"/>
+          <w:left w:val="none" w:color="000000" w:sz="4" w:space="0"/>
           <w:bottom w:val="single" w:color="000000" w:themeColor="accent3" w:themeTint="FE" w:sz="4" w:space="0"/>
-          <w:right w:val="none"/>
+          <w:right w:val="none" w:color="000000" w:sz="4" w:space="0"/>
         </w:tcBorders>
       </w:tcPr>
     </w:tblStylePr>
@@ -13869,12 +14061,12 @@
         <w:tblBorders/>
       </w:tblPr>
       <w:tcPr>
-        <w:shd w:color="ffffff"/>
-        <w:tcBorders>
-          <w:top w:val="none"/>
+        <w:shd w:val="clear" w:color="ffffff"/>
+        <w:tcBorders>
+          <w:top w:val="none" w:color="000000" w:sz="4" w:space="0"/>
           <w:left w:val="single" w:color="000000" w:themeColor="accent3" w:themeTint="FE" w:sz="4" w:space="0"/>
-          <w:bottom w:val="none"/>
-          <w:right w:val="none"/>
+          <w:bottom w:val="none" w:color="000000" w:sz="4" w:space="0"/>
+          <w:right w:val="none" w:color="000000" w:sz="4" w:space="0"/>
         </w:tcBorders>
       </w:tcPr>
     </w:tblStylePr>
@@ -13897,9 +14089,9 @@
         <w:shd w:val="clear" w:color="ffffff" w:themeColor="light1" w:fill="ffffff" w:themeFill="light1"/>
         <w:tcBorders>
           <w:top w:val="single" w:color="000000" w:themeColor="accent3" w:themeTint="FE" w:sz="4" w:space="0"/>
-          <w:left w:val="none"/>
-          <w:bottom w:val="none"/>
-          <w:right w:val="none"/>
+          <w:left w:val="none" w:color="000000" w:sz="4" w:space="0"/>
+          <w:bottom w:val="none" w:color="000000" w:sz="4" w:space="0"/>
+          <w:right w:val="none" w:color="000000" w:sz="4" w:space="0"/>
         </w:tcBorders>
       </w:tcPr>
     </w:tblStylePr>
@@ -13969,9 +14161,9 @@
       </w:tcPr>
     </w:tblStylePr>
   </w:style>
-  <w:style w:type="table" w:styleId="65">
+  <w:style w:type="table" w:styleId="777">
     <w:name w:val="Grid Table 7 Colorful - Accent 4"/>
-    <w:basedOn w:val="703"/>
+    <w:basedOn w:val="884"/>
     <w:uiPriority w:val="99"/>
     <w:pPr>
       <w:pBdr/>
@@ -14073,11 +14265,11 @@
         <w:tblBorders/>
       </w:tblPr>
       <w:tcPr>
-        <w:shd w:color="ffffff"/>
-        <w:tcBorders>
-          <w:top w:val="none"/>
-          <w:left w:val="none"/>
-          <w:bottom w:val="none"/>
+        <w:shd w:val="clear" w:color="ffffff"/>
+        <w:tcBorders>
+          <w:top w:val="none" w:color="000000" w:sz="4" w:space="0"/>
+          <w:left w:val="none" w:color="000000" w:sz="4" w:space="0"/>
+          <w:bottom w:val="none" w:color="000000" w:sz="4" w:space="0"/>
           <w:right w:val="single" w:color="000000" w:themeColor="accent4" w:themeTint="9A" w:sz="4" w:space="0"/>
         </w:tcBorders>
       </w:tcPr>
@@ -14100,10 +14292,10 @@
       <w:tcPr>
         <w:shd w:val="clear" w:color="ffffff" w:themeColor="light1" w:fill="ffffff" w:themeFill="light1"/>
         <w:tcBorders>
-          <w:top w:val="none"/>
-          <w:left w:val="none"/>
+          <w:top w:val="none" w:color="000000" w:sz="4" w:space="0"/>
+          <w:left w:val="none" w:color="000000" w:sz="4" w:space="0"/>
           <w:bottom w:val="single" w:color="000000" w:themeColor="accent4" w:themeTint="9A" w:sz="4" w:space="0"/>
-          <w:right w:val="none"/>
+          <w:right w:val="none" w:color="000000" w:sz="4" w:space="0"/>
         </w:tcBorders>
       </w:tcPr>
     </w:tblStylePr>
@@ -14123,12 +14315,12 @@
         <w:tblBorders/>
       </w:tblPr>
       <w:tcPr>
-        <w:shd w:color="ffffff"/>
-        <w:tcBorders>
-          <w:top w:val="none"/>
+        <w:shd w:val="clear" w:color="ffffff"/>
+        <w:tcBorders>
+          <w:top w:val="none" w:color="000000" w:sz="4" w:space="0"/>
           <w:left w:val="single" w:color="000000" w:themeColor="accent4" w:themeTint="9A" w:sz="4" w:space="0"/>
-          <w:bottom w:val="none"/>
-          <w:right w:val="none"/>
+          <w:bottom w:val="none" w:color="000000" w:sz="4" w:space="0"/>
+          <w:right w:val="none" w:color="000000" w:sz="4" w:space="0"/>
         </w:tcBorders>
       </w:tcPr>
     </w:tblStylePr>
@@ -14151,9 +14343,9 @@
         <w:shd w:val="clear" w:color="ffffff" w:themeColor="light1" w:fill="ffffff" w:themeFill="light1"/>
         <w:tcBorders>
           <w:top w:val="single" w:color="000000" w:themeColor="accent4" w:themeTint="9A" w:sz="4" w:space="0"/>
-          <w:left w:val="none"/>
-          <w:bottom w:val="none"/>
-          <w:right w:val="none"/>
+          <w:left w:val="none" w:color="000000" w:sz="4" w:space="0"/>
+          <w:bottom w:val="none" w:color="000000" w:sz="4" w:space="0"/>
+          <w:right w:val="none" w:color="000000" w:sz="4" w:space="0"/>
         </w:tcBorders>
       </w:tcPr>
     </w:tblStylePr>
@@ -14223,9 +14415,9 @@
       </w:tcPr>
     </w:tblStylePr>
   </w:style>
-  <w:style w:type="table" w:styleId="66">
+  <w:style w:type="table" w:styleId="778">
     <w:name w:val="Grid Table 7 Colorful - Accent 5"/>
-    <w:basedOn w:val="703"/>
+    <w:basedOn w:val="884"/>
     <w:uiPriority w:val="99"/>
     <w:pPr>
       <w:pBdr/>
@@ -14327,11 +14519,11 @@
         <w:tblBorders/>
       </w:tblPr>
       <w:tcPr>
-        <w:shd w:color="ffffff"/>
-        <w:tcBorders>
-          <w:top w:val="none"/>
-          <w:left w:val="none"/>
-          <w:bottom w:val="none"/>
+        <w:shd w:val="clear" w:color="ffffff"/>
+        <w:tcBorders>
+          <w:top w:val="none" w:color="000000" w:sz="4" w:space="0"/>
+          <w:left w:val="none" w:color="000000" w:sz="4" w:space="0"/>
+          <w:bottom w:val="none" w:color="000000" w:sz="4" w:space="0"/>
           <w:right w:val="single" w:color="000000" w:themeColor="accent5" w:themeTint="90" w:sz="4" w:space="0"/>
         </w:tcBorders>
       </w:tcPr>
@@ -14354,10 +14546,10 @@
       <w:tcPr>
         <w:shd w:val="clear" w:color="ffffff" w:themeColor="light1" w:fill="ffffff" w:themeFill="light1"/>
         <w:tcBorders>
-          <w:top w:val="none"/>
-          <w:left w:val="none"/>
+          <w:top w:val="none" w:color="000000" w:sz="4" w:space="0"/>
+          <w:left w:val="none" w:color="000000" w:sz="4" w:space="0"/>
           <w:bottom w:val="single" w:color="000000" w:themeColor="accent5" w:themeTint="90" w:sz="4" w:space="0"/>
-          <w:right w:val="none"/>
+          <w:right w:val="none" w:color="000000" w:sz="4" w:space="0"/>
         </w:tcBorders>
       </w:tcPr>
     </w:tblStylePr>
@@ -14377,12 +14569,12 @@
         <w:tblBorders/>
       </w:tblPr>
       <w:tcPr>
-        <w:shd w:color="ffffff"/>
-        <w:tcBorders>
-          <w:top w:val="none"/>
+        <w:shd w:val="clear" w:color="ffffff"/>
+        <w:tcBorders>
+          <w:top w:val="none" w:color="000000" w:sz="4" w:space="0"/>
           <w:left w:val="single" w:color="000000" w:themeColor="accent5" w:themeTint="90" w:sz="4" w:space="0"/>
-          <w:bottom w:val="none"/>
-          <w:right w:val="none"/>
+          <w:bottom w:val="none" w:color="000000" w:sz="4" w:space="0"/>
+          <w:right w:val="none" w:color="000000" w:sz="4" w:space="0"/>
         </w:tcBorders>
       </w:tcPr>
     </w:tblStylePr>
@@ -14405,9 +14597,9 @@
         <w:shd w:val="clear" w:color="ffffff" w:themeColor="light1" w:fill="ffffff" w:themeFill="light1"/>
         <w:tcBorders>
           <w:top w:val="single" w:color="000000" w:themeColor="accent5" w:themeTint="90" w:sz="4" w:space="0"/>
-          <w:left w:val="none"/>
-          <w:bottom w:val="none"/>
-          <w:right w:val="none"/>
+          <w:left w:val="none" w:color="000000" w:sz="4" w:space="0"/>
+          <w:bottom w:val="none" w:color="000000" w:sz="4" w:space="0"/>
+          <w:right w:val="none" w:color="000000" w:sz="4" w:space="0"/>
         </w:tcBorders>
       </w:tcPr>
     </w:tblStylePr>
@@ -14477,9 +14669,9 @@
       </w:tcPr>
     </w:tblStylePr>
   </w:style>
-  <w:style w:type="table" w:styleId="67">
+  <w:style w:type="table" w:styleId="779">
     <w:name w:val="Grid Table 7 Colorful - Accent 6"/>
-    <w:basedOn w:val="703"/>
+    <w:basedOn w:val="884"/>
     <w:uiPriority w:val="99"/>
     <w:pPr>
       <w:pBdr/>
@@ -14581,11 +14773,11 @@
         <w:tblBorders/>
       </w:tblPr>
       <w:tcPr>
-        <w:shd w:color="ffffff"/>
-        <w:tcBorders>
-          <w:top w:val="none"/>
-          <w:left w:val="none"/>
-          <w:bottom w:val="none"/>
+        <w:shd w:val="clear" w:color="ffffff"/>
+        <w:tcBorders>
+          <w:top w:val="none" w:color="000000" w:sz="4" w:space="0"/>
+          <w:left w:val="none" w:color="000000" w:sz="4" w:space="0"/>
+          <w:bottom w:val="none" w:color="000000" w:sz="4" w:space="0"/>
           <w:right w:val="single" w:color="000000" w:themeColor="accent6" w:themeTint="90" w:sz="4" w:space="0"/>
         </w:tcBorders>
       </w:tcPr>
@@ -14608,10 +14800,10 @@
       <w:tcPr>
         <w:shd w:val="clear" w:color="ffffff" w:themeColor="light1" w:fill="ffffff" w:themeFill="light1"/>
         <w:tcBorders>
-          <w:top w:val="none"/>
-          <w:left w:val="none"/>
+          <w:top w:val="none" w:color="000000" w:sz="4" w:space="0"/>
+          <w:left w:val="none" w:color="000000" w:sz="4" w:space="0"/>
           <w:bottom w:val="single" w:color="000000" w:themeColor="accent6" w:themeTint="90" w:sz="4" w:space="0"/>
-          <w:right w:val="none"/>
+          <w:right w:val="none" w:color="000000" w:sz="4" w:space="0"/>
         </w:tcBorders>
       </w:tcPr>
     </w:tblStylePr>
@@ -14631,12 +14823,12 @@
         <w:tblBorders/>
       </w:tblPr>
       <w:tcPr>
-        <w:shd w:color="ffffff"/>
-        <w:tcBorders>
-          <w:top w:val="none"/>
+        <w:shd w:val="clear" w:color="ffffff"/>
+        <w:tcBorders>
+          <w:top w:val="none" w:color="000000" w:sz="4" w:space="0"/>
           <w:left w:val="single" w:color="000000" w:themeColor="accent6" w:themeTint="90" w:sz="4" w:space="0"/>
-          <w:bottom w:val="none"/>
-          <w:right w:val="none"/>
+          <w:bottom w:val="none" w:color="000000" w:sz="4" w:space="0"/>
+          <w:right w:val="none" w:color="000000" w:sz="4" w:space="0"/>
         </w:tcBorders>
       </w:tcPr>
     </w:tblStylePr>
@@ -14659,9 +14851,9 @@
         <w:shd w:val="clear" w:color="ffffff" w:themeColor="light1" w:fill="ffffff" w:themeFill="light1"/>
         <w:tcBorders>
           <w:top w:val="single" w:color="000000" w:themeColor="accent6" w:themeTint="90" w:sz="4" w:space="0"/>
-          <w:left w:val="none"/>
-          <w:bottom w:val="none"/>
-          <w:right w:val="none"/>
+          <w:left w:val="none" w:color="000000" w:sz="4" w:space="0"/>
+          <w:bottom w:val="none" w:color="000000" w:sz="4" w:space="0"/>
+          <w:right w:val="none" w:color="000000" w:sz="4" w:space="0"/>
         </w:tcBorders>
       </w:tcPr>
     </w:tblStylePr>
@@ -14731,9 +14923,9 @@
       </w:tcPr>
     </w:tblStylePr>
   </w:style>
-  <w:style w:type="table" w:styleId="68">
+  <w:style w:type="table" w:styleId="780">
     <w:name w:val="List Table 1 Light"/>
-    <w:basedOn w:val="703"/>
+    <w:basedOn w:val="884"/>
     <w:uiPriority w:val="99"/>
     <w:pPr>
       <w:pBdr/>
@@ -14947,9 +15139,9 @@
       </w:tcPr>
     </w:tblStylePr>
   </w:style>
-  <w:style w:type="table" w:styleId="69">
+  <w:style w:type="table" w:styleId="781">
     <w:name w:val="List Table 1 Light - Accent 1"/>
-    <w:basedOn w:val="703"/>
+    <w:basedOn w:val="884"/>
     <w:uiPriority w:val="99"/>
     <w:pPr>
       <w:pBdr/>
@@ -15163,9 +15355,9 @@
       </w:tcPr>
     </w:tblStylePr>
   </w:style>
-  <w:style w:type="table" w:styleId="70">
+  <w:style w:type="table" w:styleId="782">
     <w:name w:val="List Table 1 Light - Accent 2"/>
-    <w:basedOn w:val="703"/>
+    <w:basedOn w:val="884"/>
     <w:uiPriority w:val="99"/>
     <w:pPr>
       <w:pBdr/>
@@ -15379,9 +15571,9 @@
       </w:tcPr>
     </w:tblStylePr>
   </w:style>
-  <w:style w:type="table" w:styleId="71">
+  <w:style w:type="table" w:styleId="783">
     <w:name w:val="List Table 1 Light - Accent 3"/>
-    <w:basedOn w:val="703"/>
+    <w:basedOn w:val="884"/>
     <w:uiPriority w:val="99"/>
     <w:pPr>
       <w:pBdr/>
@@ -15595,9 +15787,9 @@
       </w:tcPr>
     </w:tblStylePr>
   </w:style>
-  <w:style w:type="table" w:styleId="72">
+  <w:style w:type="table" w:styleId="784">
     <w:name w:val="List Table 1 Light - Accent 4"/>
-    <w:basedOn w:val="703"/>
+    <w:basedOn w:val="884"/>
     <w:uiPriority w:val="99"/>
     <w:pPr>
       <w:pBdr/>
@@ -15811,9 +16003,9 @@
       </w:tcPr>
     </w:tblStylePr>
   </w:style>
-  <w:style w:type="table" w:styleId="73">
+  <w:style w:type="table" w:styleId="785">
     <w:name w:val="List Table 1 Light - Accent 5"/>
-    <w:basedOn w:val="703"/>
+    <w:basedOn w:val="884"/>
     <w:uiPriority w:val="99"/>
     <w:pPr>
       <w:pBdr/>
@@ -16027,9 +16219,9 @@
       </w:tcPr>
     </w:tblStylePr>
   </w:style>
-  <w:style w:type="table" w:styleId="74">
+  <w:style w:type="table" w:styleId="786">
     <w:name w:val="List Table 1 Light - Accent 6"/>
-    <w:basedOn w:val="703"/>
+    <w:basedOn w:val="884"/>
     <w:uiPriority w:val="99"/>
     <w:pPr>
       <w:pBdr/>
@@ -16243,9 +16435,9 @@
       </w:tcPr>
     </w:tblStylePr>
   </w:style>
-  <w:style w:type="table" w:styleId="75">
+  <w:style w:type="table" w:styleId="787">
     <w:name w:val="List Table 2"/>
-    <w:basedOn w:val="703"/>
+    <w:basedOn w:val="884"/>
     <w:uiPriority w:val="99"/>
     <w:pPr>
       <w:pBdr/>
@@ -16481,9 +16673,9 @@
       </w:tcPr>
     </w:tblStylePr>
   </w:style>
-  <w:style w:type="table" w:styleId="76">
+  <w:style w:type="table" w:styleId="788">
     <w:name w:val="List Table 2 - Accent 1"/>
-    <w:basedOn w:val="703"/>
+    <w:basedOn w:val="884"/>
     <w:uiPriority w:val="99"/>
     <w:pPr>
       <w:pBdr/>
@@ -16719,9 +16911,9 @@
       </w:tcPr>
     </w:tblStylePr>
   </w:style>
-  <w:style w:type="table" w:styleId="77">
+  <w:style w:type="table" w:styleId="789">
     <w:name w:val="List Table 2 - Accent 2"/>
-    <w:basedOn w:val="703"/>
+    <w:basedOn w:val="884"/>
     <w:uiPriority w:val="99"/>
     <w:pPr>
       <w:pBdr/>
@@ -16957,9 +17149,9 @@
       </w:tcPr>
     </w:tblStylePr>
   </w:style>
-  <w:style w:type="table" w:styleId="78">
+  <w:style w:type="table" w:styleId="790">
     <w:name w:val="List Table 2 - Accent 3"/>
-    <w:basedOn w:val="703"/>
+    <w:basedOn w:val="884"/>
     <w:uiPriority w:val="99"/>
     <w:pPr>
       <w:pBdr/>
@@ -17195,9 +17387,9 @@
       </w:tcPr>
     </w:tblStylePr>
   </w:style>
-  <w:style w:type="table" w:styleId="79">
+  <w:style w:type="table" w:styleId="791">
     <w:name w:val="List Table 2 - Accent 4"/>
-    <w:basedOn w:val="703"/>
+    <w:basedOn w:val="884"/>
     <w:uiPriority w:val="99"/>
     <w:pPr>
       <w:pBdr/>
@@ -17433,9 +17625,9 @@
       </w:tcPr>
     </w:tblStylePr>
   </w:style>
-  <w:style w:type="table" w:styleId="80">
+  <w:style w:type="table" w:styleId="792">
     <w:name w:val="List Table 2 - Accent 5"/>
-    <w:basedOn w:val="703"/>
+    <w:basedOn w:val="884"/>
     <w:uiPriority w:val="99"/>
     <w:pPr>
       <w:pBdr/>
@@ -17671,9 +17863,9 @@
       </w:tcPr>
     </w:tblStylePr>
   </w:style>
-  <w:style w:type="table" w:styleId="81">
+  <w:style w:type="table" w:styleId="793">
     <w:name w:val="List Table 2 - Accent 6"/>
-    <w:basedOn w:val="703"/>
+    <w:basedOn w:val="884"/>
     <w:uiPriority w:val="99"/>
     <w:pPr>
       <w:pBdr/>
@@ -17909,9 +18101,9 @@
       </w:tcPr>
     </w:tblStylePr>
   </w:style>
-  <w:style w:type="table" w:styleId="82">
+  <w:style w:type="table" w:styleId="794">
     <w:name w:val="List Table 3"/>
-    <w:basedOn w:val="703"/>
+    <w:basedOn w:val="884"/>
     <w:uiPriority w:val="99"/>
     <w:pPr>
       <w:pBdr/>
@@ -18137,9 +18329,9 @@
       </w:tcPr>
     </w:tblStylePr>
   </w:style>
-  <w:style w:type="table" w:styleId="83">
+  <w:style w:type="table" w:styleId="795">
     <w:name w:val="List Table 3 - Accent 1"/>
-    <w:basedOn w:val="703"/>
+    <w:basedOn w:val="884"/>
     <w:uiPriority w:val="99"/>
     <w:pPr>
       <w:pBdr/>
@@ -18365,9 +18557,9 @@
       </w:tcPr>
     </w:tblStylePr>
   </w:style>
-  <w:style w:type="table" w:styleId="84">
+  <w:style w:type="table" w:styleId="796">
     <w:name w:val="List Table 3 - Accent 2"/>
-    <w:basedOn w:val="703"/>
+    <w:basedOn w:val="884"/>
     <w:uiPriority w:val="99"/>
     <w:pPr>
       <w:pBdr/>
@@ -18593,9 +18785,9 @@
       </w:tcPr>
     </w:tblStylePr>
   </w:style>
-  <w:style w:type="table" w:styleId="85">
+  <w:style w:type="table" w:styleId="797">
     <w:name w:val="List Table 3 - Accent 3"/>
-    <w:basedOn w:val="703"/>
+    <w:basedOn w:val="884"/>
     <w:uiPriority w:val="99"/>
     <w:pPr>
       <w:pBdr/>
@@ -18821,9 +19013,9 @@
       </w:tcPr>
     </w:tblStylePr>
   </w:style>
-  <w:style w:type="table" w:styleId="86">
+  <w:style w:type="table" w:styleId="798">
     <w:name w:val="List Table 3 - Accent 4"/>
-    <w:basedOn w:val="703"/>
+    <w:basedOn w:val="884"/>
     <w:uiPriority w:val="99"/>
     <w:pPr>
       <w:pBdr/>
@@ -19049,9 +19241,9 @@
       </w:tcPr>
     </w:tblStylePr>
   </w:style>
-  <w:style w:type="table" w:styleId="87">
+  <w:style w:type="table" w:styleId="799">
     <w:name w:val="List Table 3 - Accent 5"/>
-    <w:basedOn w:val="703"/>
+    <w:basedOn w:val="884"/>
     <w:uiPriority w:val="99"/>
     <w:pPr>
       <w:pBdr/>
@@ -19277,9 +19469,9 @@
       </w:tcPr>
     </w:tblStylePr>
   </w:style>
-  <w:style w:type="table" w:styleId="88">
+  <w:style w:type="table" w:styleId="800">
     <w:name w:val="List Table 3 - Accent 6"/>
-    <w:basedOn w:val="703"/>
+    <w:basedOn w:val="884"/>
     <w:uiPriority w:val="99"/>
     <w:pPr>
       <w:pBdr/>
@@ -19505,9 +19697,9 @@
       </w:tcPr>
     </w:tblStylePr>
   </w:style>
-  <w:style w:type="table" w:styleId="89">
+  <w:style w:type="table" w:styleId="801">
     <w:name w:val="List Table 4"/>
-    <w:basedOn w:val="703"/>
+    <w:basedOn w:val="884"/>
     <w:uiPriority w:val="99"/>
     <w:pPr>
       <w:pBdr/>
@@ -19730,9 +19922,9 @@
       </w:tcPr>
     </w:tblStylePr>
   </w:style>
-  <w:style w:type="table" w:styleId="90">
+  <w:style w:type="table" w:styleId="802">
     <w:name w:val="List Table 4 - Accent 1"/>
-    <w:basedOn w:val="703"/>
+    <w:basedOn w:val="884"/>
     <w:uiPriority w:val="99"/>
     <w:pPr>
       <w:pBdr/>
@@ -19955,9 +20147,9 @@
       </w:tcPr>
     </w:tblStylePr>
   </w:style>
-  <w:style w:type="table" w:styleId="91">
+  <w:style w:type="table" w:styleId="803">
     <w:name w:val="List Table 4 - Accent 2"/>
-    <w:basedOn w:val="703"/>
+    <w:basedOn w:val="884"/>
     <w:uiPriority w:val="99"/>
     <w:pPr>
       <w:pBdr/>
@@ -20180,9 +20372,9 @@
       </w:tcPr>
     </w:tblStylePr>
   </w:style>
-  <w:style w:type="table" w:styleId="92">
+  <w:style w:type="table" w:styleId="804">
     <w:name w:val="List Table 4 - Accent 3"/>
-    <w:basedOn w:val="703"/>
+    <w:basedOn w:val="884"/>
     <w:uiPriority w:val="99"/>
     <w:pPr>
       <w:pBdr/>
@@ -20405,9 +20597,9 @@
       </w:tcPr>
     </w:tblStylePr>
   </w:style>
-  <w:style w:type="table" w:styleId="93">
+  <w:style w:type="table" w:styleId="805">
     <w:name w:val="List Table 4 - Accent 4"/>
-    <w:basedOn w:val="703"/>
+    <w:basedOn w:val="884"/>
     <w:uiPriority w:val="99"/>
     <w:pPr>
       <w:pBdr/>
@@ -20630,9 +20822,9 @@
       </w:tcPr>
     </w:tblStylePr>
   </w:style>
-  <w:style w:type="table" w:styleId="94">
+  <w:style w:type="table" w:styleId="806">
     <w:name w:val="List Table 4 - Accent 5"/>
-    <w:basedOn w:val="703"/>
+    <w:basedOn w:val="884"/>
     <w:uiPriority w:val="99"/>
     <w:pPr>
       <w:pBdr/>
@@ -20855,9 +21047,9 @@
       </w:tcPr>
     </w:tblStylePr>
   </w:style>
-  <w:style w:type="table" w:styleId="95">
+  <w:style w:type="table" w:styleId="807">
     <w:name w:val="List Table 4 - Accent 6"/>
-    <w:basedOn w:val="703"/>
+    <w:basedOn w:val="884"/>
     <w:uiPriority w:val="99"/>
     <w:pPr>
       <w:pBdr/>
@@ -21080,9 +21272,9 @@
       </w:tcPr>
     </w:tblStylePr>
   </w:style>
-  <w:style w:type="table" w:styleId="96">
+  <w:style w:type="table" w:styleId="808">
     <w:name w:val="List Table 5 Dark"/>
-    <w:basedOn w:val="703"/>
+    <w:basedOn w:val="884"/>
     <w:uiPriority w:val="99"/>
     <w:pPr>
       <w:pBdr/>
@@ -21322,9 +21514,9 @@
       </w:tcPr>
     </w:tblStylePr>
   </w:style>
-  <w:style w:type="table" w:styleId="97">
+  <w:style w:type="table" w:styleId="809">
     <w:name w:val="List Table 5 Dark - Accent 1"/>
-    <w:basedOn w:val="703"/>
+    <w:basedOn w:val="884"/>
     <w:uiPriority w:val="99"/>
     <w:pPr>
       <w:pBdr/>
@@ -21564,9 +21756,9 @@
       </w:tcPr>
     </w:tblStylePr>
   </w:style>
-  <w:style w:type="table" w:styleId="98">
+  <w:style w:type="table" w:styleId="810">
     <w:name w:val="List Table 5 Dark - Accent 2"/>
-    <w:basedOn w:val="703"/>
+    <w:basedOn w:val="884"/>
     <w:uiPriority w:val="99"/>
     <w:pPr>
       <w:pBdr/>
@@ -21806,9 +21998,9 @@
       </w:tcPr>
     </w:tblStylePr>
   </w:style>
-  <w:style w:type="table" w:styleId="99">
+  <w:style w:type="table" w:styleId="811">
     <w:name w:val="List Table 5 Dark - Accent 3"/>
-    <w:basedOn w:val="703"/>
+    <w:basedOn w:val="884"/>
     <w:uiPriority w:val="99"/>
     <w:pPr>
       <w:pBdr/>
@@ -22048,9 +22240,9 @@
       </w:tcPr>
     </w:tblStylePr>
   </w:style>
-  <w:style w:type="table" w:styleId="100">
+  <w:style w:type="table" w:styleId="812">
     <w:name w:val="List Table 5 Dark - Accent 4"/>
-    <w:basedOn w:val="703"/>
+    <w:basedOn w:val="884"/>
     <w:uiPriority w:val="99"/>
     <w:pPr>
       <w:pBdr/>
@@ -22290,9 +22482,9 @@
       </w:tcPr>
     </w:tblStylePr>
   </w:style>
-  <w:style w:type="table" w:styleId="101">
+  <w:style w:type="table" w:styleId="813">
     <w:name w:val="List Table 5 Dark - Accent 5"/>
-    <w:basedOn w:val="703"/>
+    <w:basedOn w:val="884"/>
     <w:uiPriority w:val="99"/>
     <w:pPr>
       <w:pBdr/>
@@ -22532,9 +22724,9 @@
       </w:tcPr>
     </w:tblStylePr>
   </w:style>
-  <w:style w:type="table" w:styleId="102">
+  <w:style w:type="table" w:styleId="814">
     <w:name w:val="List Table 5 Dark - Accent 6"/>
-    <w:basedOn w:val="703"/>
+    <w:basedOn w:val="884"/>
     <w:uiPriority w:val="99"/>
     <w:pPr>
       <w:pBdr/>
@@ -22774,9 +22966,9 @@
       </w:tcPr>
     </w:tblStylePr>
   </w:style>
-  <w:style w:type="table" w:styleId="103">
+  <w:style w:type="table" w:styleId="815">
     <w:name w:val="List Table 6 Colorful"/>
-    <w:basedOn w:val="703"/>
+    <w:basedOn w:val="884"/>
     <w:uiPriority w:val="99"/>
     <w:pPr>
       <w:pBdr/>
@@ -22997,9 +23189,9 @@
       </w:tcPr>
     </w:tblStylePr>
   </w:style>
-  <w:style w:type="table" w:styleId="104">
+  <w:style w:type="table" w:styleId="816">
     <w:name w:val="List Table 6 Colorful - Accent 1"/>
-    <w:basedOn w:val="703"/>
+    <w:basedOn w:val="884"/>
     <w:uiPriority w:val="99"/>
     <w:pPr>
       <w:pBdr/>
@@ -23220,9 +23412,9 @@
       </w:tcPr>
     </w:tblStylePr>
   </w:style>
-  <w:style w:type="table" w:styleId="105">
+  <w:style w:type="table" w:styleId="817">
     <w:name w:val="List Table 6 Colorful - Accent 2"/>
-    <w:basedOn w:val="703"/>
+    <w:basedOn w:val="884"/>
     <w:uiPriority w:val="99"/>
     <w:pPr>
       <w:pBdr/>
@@ -23443,9 +23635,9 @@
       </w:tcPr>
     </w:tblStylePr>
   </w:style>
-  <w:style w:type="table" w:styleId="106">
+  <w:style w:type="table" w:styleId="818">
     <w:name w:val="List Table 6 Colorful - Accent 3"/>
-    <w:basedOn w:val="703"/>
+    <w:basedOn w:val="884"/>
     <w:uiPriority w:val="99"/>
     <w:pPr>
       <w:pBdr/>
@@ -23666,9 +23858,9 @@
       </w:tcPr>
     </w:tblStylePr>
   </w:style>
-  <w:style w:type="table" w:styleId="107">
+  <w:style w:type="table" w:styleId="819">
     <w:name w:val="List Table 6 Colorful - Accent 4"/>
-    <w:basedOn w:val="703"/>
+    <w:basedOn w:val="884"/>
     <w:uiPriority w:val="99"/>
     <w:pPr>
       <w:pBdr/>
@@ -23889,9 +24081,9 @@
       </w:tcPr>
     </w:tblStylePr>
   </w:style>
-  <w:style w:type="table" w:styleId="108">
+  <w:style w:type="table" w:styleId="820">
     <w:name w:val="List Table 6 Colorful - Accent 5"/>
-    <w:basedOn w:val="703"/>
+    <w:basedOn w:val="884"/>
     <w:uiPriority w:val="99"/>
     <w:pPr>
       <w:pBdr/>
@@ -24112,9 +24304,9 @@
       </w:tcPr>
     </w:tblStylePr>
   </w:style>
-  <w:style w:type="table" w:styleId="109">
+  <w:style w:type="table" w:styleId="821">
     <w:name w:val="List Table 6 Colorful - Accent 6"/>
-    <w:basedOn w:val="703"/>
+    <w:basedOn w:val="884"/>
     <w:uiPriority w:val="99"/>
     <w:pPr>
       <w:pBdr/>
@@ -24335,9 +24527,9 @@
       </w:tcPr>
     </w:tblStylePr>
   </w:style>
-  <w:style w:type="table" w:styleId="110">
+  <w:style w:type="table" w:styleId="822">
     <w:name w:val="List Table 7 Colorful"/>
-    <w:basedOn w:val="703"/>
+    <w:basedOn w:val="884"/>
     <w:uiPriority w:val="99"/>
     <w:pPr>
       <w:pBdr/>
@@ -24436,11 +24628,11 @@
         <w:tblBorders/>
       </w:tblPr>
       <w:tcPr>
-        <w:shd w:color="ffffff"/>
-        <w:tcBorders>
-          <w:top w:val="none"/>
-          <w:left w:val="none"/>
-          <w:bottom w:val="none"/>
+        <w:shd w:val="clear" w:color="ffffff"/>
+        <w:tcBorders>
+          <w:top w:val="none" w:color="000000" w:sz="4" w:space="0"/>
+          <w:left w:val="none" w:color="000000" w:sz="4" w:space="0"/>
+          <w:bottom w:val="none" w:color="000000" w:sz="4" w:space="0"/>
           <w:right w:val="single" w:color="000000" w:themeColor="text1" w:themeTint="80" w:sz="4" w:space="0"/>
         </w:tcBorders>
       </w:tcPr>
@@ -24463,10 +24655,10 @@
       <w:tcPr>
         <w:shd w:val="clear" w:color="ffffff" w:themeColor="light1" w:fill="ffffff" w:themeFill="light1"/>
         <w:tcBorders>
-          <w:top w:val="none"/>
-          <w:left w:val="none"/>
+          <w:top w:val="none" w:color="000000" w:sz="4" w:space="0"/>
+          <w:left w:val="none" w:color="000000" w:sz="4" w:space="0"/>
           <w:bottom w:val="single" w:color="000000" w:themeColor="text1" w:themeTint="80" w:sz="4" w:space="0"/>
-          <w:right w:val="none"/>
+          <w:right w:val="none" w:color="000000" w:sz="4" w:space="0"/>
         </w:tcBorders>
       </w:tcPr>
     </w:tblStylePr>
@@ -24486,12 +24678,12 @@
         <w:tblBorders/>
       </w:tblPr>
       <w:tcPr>
-        <w:shd w:color="ffffff"/>
-        <w:tcBorders>
-          <w:top w:val="none"/>
+        <w:shd w:val="clear" w:color="ffffff"/>
+        <w:tcBorders>
+          <w:top w:val="none" w:color="000000" w:sz="4" w:space="0"/>
           <w:left w:val="single" w:color="000000" w:themeColor="text1" w:themeTint="80" w:sz="4" w:space="0"/>
-          <w:bottom w:val="none"/>
-          <w:right w:val="none"/>
+          <w:bottom w:val="none" w:color="000000" w:sz="4" w:space="0"/>
+          <w:right w:val="none" w:color="000000" w:sz="4" w:space="0"/>
         </w:tcBorders>
       </w:tcPr>
     </w:tblStylePr>
@@ -24514,9 +24706,9 @@
         <w:shd w:val="clear" w:color="ffffff" w:themeColor="light1" w:fill="ffffff" w:themeFill="light1"/>
         <w:tcBorders>
           <w:top w:val="single" w:color="000000" w:themeColor="text1" w:themeTint="80" w:sz="4" w:space="0"/>
-          <w:left w:val="none"/>
-          <w:bottom w:val="none"/>
-          <w:right w:val="none"/>
+          <w:left w:val="none" w:color="000000" w:sz="4" w:space="0"/>
+          <w:bottom w:val="none" w:color="000000" w:sz="4" w:space="0"/>
+          <w:right w:val="none" w:color="000000" w:sz="4" w:space="0"/>
         </w:tcBorders>
       </w:tcPr>
     </w:tblStylePr>
@@ -24591,9 +24783,9 @@
       </w:tcPr>
     </w:tblStylePr>
   </w:style>
-  <w:style w:type="table" w:styleId="111">
+  <w:style w:type="table" w:styleId="823">
     <w:name w:val="List Table 7 Colorful - Accent 1"/>
-    <w:basedOn w:val="703"/>
+    <w:basedOn w:val="884"/>
     <w:uiPriority w:val="99"/>
     <w:pPr>
       <w:pBdr/>
@@ -24692,11 +24884,11 @@
         <w:tblBorders/>
       </w:tblPr>
       <w:tcPr>
-        <w:shd w:color="ffffff"/>
-        <w:tcBorders>
-          <w:top w:val="none"/>
-          <w:left w:val="none"/>
-          <w:bottom w:val="none"/>
+        <w:shd w:val="clear" w:color="ffffff"/>
+        <w:tcBorders>
+          <w:top w:val="none" w:color="000000" w:sz="4" w:space="0"/>
+          <w:left w:val="none" w:color="000000" w:sz="4" w:space="0"/>
+          <w:bottom w:val="none" w:color="000000" w:sz="4" w:space="0"/>
           <w:right w:val="single" w:color="000000" w:themeColor="accent1" w:sz="4" w:space="0"/>
         </w:tcBorders>
       </w:tcPr>
@@ -24719,10 +24911,10 @@
       <w:tcPr>
         <w:shd w:val="clear" w:color="ffffff" w:themeColor="light1" w:fill="ffffff" w:themeFill="light1"/>
         <w:tcBorders>
-          <w:top w:val="none"/>
-          <w:left w:val="none"/>
+          <w:top w:val="none" w:color="000000" w:sz="4" w:space="0"/>
+          <w:left w:val="none" w:color="000000" w:sz="4" w:space="0"/>
           <w:bottom w:val="single" w:color="000000" w:themeColor="accent1" w:sz="4" w:space="0"/>
-          <w:right w:val="none"/>
+          <w:right w:val="none" w:color="000000" w:sz="4" w:space="0"/>
         </w:tcBorders>
       </w:tcPr>
     </w:tblStylePr>
@@ -24742,12 +24934,12 @@
         <w:tblBorders/>
       </w:tblPr>
       <w:tcPr>
-        <w:shd w:color="ffffff"/>
-        <w:tcBorders>
-          <w:top w:val="none"/>
+        <w:shd w:val="clear" w:color="ffffff"/>
+        <w:tcBorders>
+          <w:top w:val="none" w:color="000000" w:sz="4" w:space="0"/>
           <w:left w:val="single" w:color="000000" w:themeColor="accent1" w:sz="4" w:space="0"/>
-          <w:bottom w:val="none"/>
-          <w:right w:val="none"/>
+          <w:bottom w:val="none" w:color="000000" w:sz="4" w:space="0"/>
+          <w:right w:val="none" w:color="000000" w:sz="4" w:space="0"/>
         </w:tcBorders>
       </w:tcPr>
     </w:tblStylePr>
@@ -24770,9 +24962,9 @@
         <w:shd w:val="clear" w:color="ffffff" w:themeColor="light1" w:fill="ffffff" w:themeFill="light1"/>
         <w:tcBorders>
           <w:top w:val="single" w:color="000000" w:themeColor="accent1" w:sz="4" w:space="0"/>
-          <w:left w:val="none"/>
-          <w:bottom w:val="none"/>
-          <w:right w:val="none"/>
+          <w:left w:val="none" w:color="000000" w:sz="4" w:space="0"/>
+          <w:bottom w:val="none" w:color="000000" w:sz="4" w:space="0"/>
+          <w:right w:val="none" w:color="000000" w:sz="4" w:space="0"/>
         </w:tcBorders>
       </w:tcPr>
     </w:tblStylePr>
@@ -24847,9 +25039,9 @@
       </w:tcPr>
     </w:tblStylePr>
   </w:style>
-  <w:style w:type="table" w:styleId="112">
+  <w:style w:type="table" w:styleId="824">
     <w:name w:val="List Table 7 Colorful - Accent 2"/>
-    <w:basedOn w:val="703"/>
+    <w:basedOn w:val="884"/>
     <w:uiPriority w:val="99"/>
     <w:pPr>
       <w:pBdr/>
@@ -24948,11 +25140,11 @@
         <w:tblBorders/>
       </w:tblPr>
       <w:tcPr>
-        <w:shd w:color="ffffff"/>
-        <w:tcBorders>
-          <w:top w:val="none"/>
-          <w:left w:val="none"/>
-          <w:bottom w:val="none"/>
+        <w:shd w:val="clear" w:color="ffffff"/>
+        <w:tcBorders>
+          <w:top w:val="none" w:color="000000" w:sz="4" w:space="0"/>
+          <w:left w:val="none" w:color="000000" w:sz="4" w:space="0"/>
+          <w:bottom w:val="none" w:color="000000" w:sz="4" w:space="0"/>
           <w:right w:val="single" w:color="000000" w:themeColor="accent2" w:themeTint="97" w:sz="4" w:space="0"/>
         </w:tcBorders>
       </w:tcPr>
@@ -24975,10 +25167,10 @@
       <w:tcPr>
         <w:shd w:val="clear" w:color="ffffff" w:themeColor="light1" w:fill="ffffff" w:themeFill="light1"/>
         <w:tcBorders>
-          <w:top w:val="none"/>
-          <w:left w:val="none"/>
+          <w:top w:val="none" w:color="000000" w:sz="4" w:space="0"/>
+          <w:left w:val="none" w:color="000000" w:sz="4" w:space="0"/>
           <w:bottom w:val="single" w:color="000000" w:themeColor="accent2" w:themeTint="97" w:sz="4" w:space="0"/>
-          <w:right w:val="none"/>
+          <w:right w:val="none" w:color="000000" w:sz="4" w:space="0"/>
         </w:tcBorders>
       </w:tcPr>
     </w:tblStylePr>
@@ -24998,12 +25190,12 @@
         <w:tblBorders/>
       </w:tblPr>
       <w:tcPr>
-        <w:shd w:color="ffffff"/>
-        <w:tcBorders>
-          <w:top w:val="none"/>
+        <w:shd w:val="clear" w:color="ffffff"/>
+        <w:tcBorders>
+          <w:top w:val="none" w:color="000000" w:sz="4" w:space="0"/>
           <w:left w:val="single" w:color="000000" w:themeColor="accent2" w:themeTint="97" w:sz="4" w:space="0"/>
-          <w:bottom w:val="none"/>
-          <w:right w:val="none"/>
+          <w:bottom w:val="none" w:color="000000" w:sz="4" w:space="0"/>
+          <w:right w:val="none" w:color="000000" w:sz="4" w:space="0"/>
         </w:tcBorders>
       </w:tcPr>
     </w:tblStylePr>
@@ -25026,9 +25218,9 @@
         <w:shd w:val="clear" w:color="ffffff" w:themeColor="light1" w:fill="ffffff" w:themeFill="light1"/>
         <w:tcBorders>
           <w:top w:val="single" w:color="000000" w:themeColor="accent2" w:themeTint="97" w:sz="4" w:space="0"/>
-          <w:left w:val="none"/>
-          <w:bottom w:val="none"/>
-          <w:right w:val="none"/>
+          <w:left w:val="none" w:color="000000" w:sz="4" w:space="0"/>
+          <w:bottom w:val="none" w:color="000000" w:sz="4" w:space="0"/>
+          <w:right w:val="none" w:color="000000" w:sz="4" w:space="0"/>
         </w:tcBorders>
       </w:tcPr>
     </w:tblStylePr>
@@ -25103,9 +25295,9 @@
       </w:tcPr>
     </w:tblStylePr>
   </w:style>
-  <w:style w:type="table" w:styleId="113">
+  <w:style w:type="table" w:styleId="825">
     <w:name w:val="List Table 7 Colorful - Accent 3"/>
-    <w:basedOn w:val="703"/>
+    <w:basedOn w:val="884"/>
     <w:uiPriority w:val="99"/>
     <w:pPr>
       <w:pBdr/>
@@ -25204,11 +25396,11 @@
         <w:tblBorders/>
       </w:tblPr>
       <w:tcPr>
-        <w:shd w:color="ffffff"/>
-        <w:tcBorders>
-          <w:top w:val="none"/>
-          <w:left w:val="none"/>
-          <w:bottom w:val="none"/>
+        <w:shd w:val="clear" w:color="ffffff"/>
+        <w:tcBorders>
+          <w:top w:val="none" w:color="000000" w:sz="4" w:space="0"/>
+          <w:left w:val="none" w:color="000000" w:sz="4" w:space="0"/>
+          <w:bottom w:val="none" w:color="000000" w:sz="4" w:space="0"/>
           <w:right w:val="single" w:color="000000" w:themeColor="accent3" w:themeTint="98" w:sz="4" w:space="0"/>
         </w:tcBorders>
       </w:tcPr>
@@ -25231,10 +25423,10 @@
       <w:tcPr>
         <w:shd w:val="clear" w:color="ffffff" w:themeColor="light1" w:fill="ffffff" w:themeFill="light1"/>
         <w:tcBorders>
-          <w:top w:val="none"/>
-          <w:left w:val="none"/>
+          <w:top w:val="none" w:color="000000" w:sz="4" w:space="0"/>
+          <w:left w:val="none" w:color="000000" w:sz="4" w:space="0"/>
           <w:bottom w:val="single" w:color="000000" w:themeColor="accent3" w:themeTint="98" w:sz="4" w:space="0"/>
-          <w:right w:val="none"/>
+          <w:right w:val="none" w:color="000000" w:sz="4" w:space="0"/>
         </w:tcBorders>
       </w:tcPr>
     </w:tblStylePr>
@@ -25254,12 +25446,12 @@
         <w:tblBorders/>
       </w:tblPr>
       <w:tcPr>
-        <w:shd w:color="ffffff"/>
-        <w:tcBorders>
-          <w:top w:val="none"/>
+        <w:shd w:val="clear" w:color="ffffff"/>
+        <w:tcBorders>
+          <w:top w:val="none" w:color="000000" w:sz="4" w:space="0"/>
           <w:left w:val="single" w:color="000000" w:themeColor="accent3" w:themeTint="98" w:sz="4" w:space="0"/>
-          <w:bottom w:val="none"/>
-          <w:right w:val="none"/>
+          <w:bottom w:val="none" w:color="000000" w:sz="4" w:space="0"/>
+          <w:right w:val="none" w:color="000000" w:sz="4" w:space="0"/>
         </w:tcBorders>
       </w:tcPr>
     </w:tblStylePr>
@@ -25282,9 +25474,9 @@
         <w:shd w:val="clear" w:color="ffffff" w:themeColor="light1" w:fill="ffffff" w:themeFill="light1"/>
         <w:tcBorders>
           <w:top w:val="single" w:color="000000" w:themeColor="accent3" w:themeTint="98" w:sz="4" w:space="0"/>
-          <w:left w:val="none"/>
-          <w:bottom w:val="none"/>
-          <w:right w:val="none"/>
+          <w:left w:val="none" w:color="000000" w:sz="4" w:space="0"/>
+          <w:bottom w:val="none" w:color="000000" w:sz="4" w:space="0"/>
+          <w:right w:val="none" w:color="000000" w:sz="4" w:space="0"/>
         </w:tcBorders>
       </w:tcPr>
     </w:tblStylePr>
@@ -25359,9 +25551,9 @@
       </w:tcPr>
     </w:tblStylePr>
   </w:style>
-  <w:style w:type="table" w:styleId="114">
+  <w:style w:type="table" w:styleId="826">
     <w:name w:val="List Table 7 Colorful - Accent 4"/>
-    <w:basedOn w:val="703"/>
+    <w:basedOn w:val="884"/>
     <w:uiPriority w:val="99"/>
     <w:pPr>
       <w:pBdr/>
@@ -25460,11 +25652,11 @@
         <w:tblBorders/>
       </w:tblPr>
       <w:tcPr>
-        <w:shd w:color="ffffff"/>
-        <w:tcBorders>
-          <w:top w:val="none"/>
-          <w:left w:val="none"/>
-          <w:bottom w:val="none"/>
+        <w:shd w:val="clear" w:color="ffffff"/>
+        <w:tcBorders>
+          <w:top w:val="none" w:color="000000" w:sz="4" w:space="0"/>
+          <w:left w:val="none" w:color="000000" w:sz="4" w:space="0"/>
+          <w:bottom w:val="none" w:color="000000" w:sz="4" w:space="0"/>
           <w:right w:val="single" w:color="000000" w:themeColor="accent4" w:themeTint="9A" w:sz="4" w:space="0"/>
         </w:tcBorders>
       </w:tcPr>
@@ -25487,10 +25679,10 @@
       <w:tcPr>
         <w:shd w:val="clear" w:color="ffffff" w:themeColor="light1" w:fill="ffffff" w:themeFill="light1"/>
         <w:tcBorders>
-          <w:top w:val="none"/>
-          <w:left w:val="none"/>
+          <w:top w:val="none" w:color="000000" w:sz="4" w:space="0"/>
+          <w:left w:val="none" w:color="000000" w:sz="4" w:space="0"/>
           <w:bottom w:val="single" w:color="000000" w:themeColor="accent4" w:themeTint="9A" w:sz="4" w:space="0"/>
-          <w:right w:val="none"/>
+          <w:right w:val="none" w:color="000000" w:sz="4" w:space="0"/>
         </w:tcBorders>
       </w:tcPr>
     </w:tblStylePr>
@@ -25510,12 +25702,12 @@
         <w:tblBorders/>
       </w:tblPr>
       <w:tcPr>
-        <w:shd w:color="ffffff"/>
-        <w:tcBorders>
-          <w:top w:val="none"/>
+        <w:shd w:val="clear" w:color="ffffff"/>
+        <w:tcBorders>
+          <w:top w:val="none" w:color="000000" w:sz="4" w:space="0"/>
           <w:left w:val="single" w:color="000000" w:themeColor="accent4" w:themeTint="9A" w:sz="4" w:space="0"/>
-          <w:bottom w:val="none"/>
-          <w:right w:val="none"/>
+          <w:bottom w:val="none" w:color="000000" w:sz="4" w:space="0"/>
+          <w:right w:val="none" w:color="000000" w:sz="4" w:space="0"/>
         </w:tcBorders>
       </w:tcPr>
     </w:tblStylePr>
@@ -25538,9 +25730,9 @@
         <w:shd w:val="clear" w:color="ffffff" w:themeColor="light1" w:fill="ffffff" w:themeFill="light1"/>
         <w:tcBorders>
           <w:top w:val="single" w:color="000000" w:themeColor="accent4" w:themeTint="9A" w:sz="4" w:space="0"/>
-          <w:left w:val="none"/>
-          <w:bottom w:val="none"/>
-          <w:right w:val="none"/>
+          <w:left w:val="none" w:color="000000" w:sz="4" w:space="0"/>
+          <w:bottom w:val="none" w:color="000000" w:sz="4" w:space="0"/>
+          <w:right w:val="none" w:color="000000" w:sz="4" w:space="0"/>
         </w:tcBorders>
       </w:tcPr>
     </w:tblStylePr>
@@ -25615,9 +25807,9 @@
       </w:tcPr>
     </w:tblStylePr>
   </w:style>
-  <w:style w:type="table" w:styleId="115">
+  <w:style w:type="table" w:styleId="827">
     <w:name w:val="List Table 7 Colorful - Accent 5"/>
-    <w:basedOn w:val="703"/>
+    <w:basedOn w:val="884"/>
     <w:uiPriority w:val="99"/>
     <w:pPr>
       <w:pBdr/>
@@ -25716,11 +25908,11 @@
         <w:tblBorders/>
       </w:tblPr>
       <w:tcPr>
-        <w:shd w:color="ffffff"/>
-        <w:tcBorders>
-          <w:top w:val="none"/>
-          <w:left w:val="none"/>
-          <w:bottom w:val="none"/>
+        <w:shd w:val="clear" w:color="ffffff"/>
+        <w:tcBorders>
+          <w:top w:val="none" w:color="000000" w:sz="4" w:space="0"/>
+          <w:left w:val="none" w:color="000000" w:sz="4" w:space="0"/>
+          <w:bottom w:val="none" w:color="000000" w:sz="4" w:space="0"/>
           <w:right w:val="single" w:color="000000" w:themeColor="accent5" w:themeTint="9A" w:sz="4" w:space="0"/>
         </w:tcBorders>
       </w:tcPr>
@@ -25743,10 +25935,10 @@
       <w:tcPr>
         <w:shd w:val="clear" w:color="ffffff" w:themeColor="light1" w:fill="ffffff" w:themeFill="light1"/>
         <w:tcBorders>
-          <w:top w:val="none"/>
-          <w:left w:val="none"/>
+          <w:top w:val="none" w:color="000000" w:sz="4" w:space="0"/>
+          <w:left w:val="none" w:color="000000" w:sz="4" w:space="0"/>
           <w:bottom w:val="single" w:color="000000" w:themeColor="accent5" w:themeTint="9A" w:sz="4" w:space="0"/>
-          <w:right w:val="none"/>
+          <w:right w:val="none" w:color="000000" w:sz="4" w:space="0"/>
         </w:tcBorders>
       </w:tcPr>
     </w:tblStylePr>
@@ -25766,12 +25958,12 @@
         <w:tblBorders/>
       </w:tblPr>
       <w:tcPr>
-        <w:shd w:color="ffffff"/>
-        <w:tcBorders>
-          <w:top w:val="none"/>
+        <w:shd w:val="clear" w:color="ffffff"/>
+        <w:tcBorders>
+          <w:top w:val="none" w:color="000000" w:sz="4" w:space="0"/>
           <w:left w:val="single" w:color="000000" w:themeColor="accent5" w:themeTint="9A" w:sz="4" w:space="0"/>
-          <w:bottom w:val="none"/>
-          <w:right w:val="none"/>
+          <w:bottom w:val="none" w:color="000000" w:sz="4" w:space="0"/>
+          <w:right w:val="none" w:color="000000" w:sz="4" w:space="0"/>
         </w:tcBorders>
       </w:tcPr>
     </w:tblStylePr>
@@ -25794,9 +25986,9 @@
         <w:shd w:val="clear" w:color="ffffff" w:themeColor="light1" w:fill="ffffff" w:themeFill="light1"/>
         <w:tcBorders>
           <w:top w:val="single" w:color="000000" w:themeColor="accent5" w:themeTint="9A" w:sz="4" w:space="0"/>
-          <w:left w:val="none"/>
-          <w:bottom w:val="none"/>
-          <w:right w:val="none"/>
+          <w:left w:val="none" w:color="000000" w:sz="4" w:space="0"/>
+          <w:bottom w:val="none" w:color="000000" w:sz="4" w:space="0"/>
+          <w:right w:val="none" w:color="000000" w:sz="4" w:space="0"/>
         </w:tcBorders>
       </w:tcPr>
     </w:tblStylePr>
@@ -25871,9 +26063,9 @@
       </w:tcPr>
     </w:tblStylePr>
   </w:style>
-  <w:style w:type="table" w:styleId="116">
+  <w:style w:type="table" w:styleId="828">
     <w:name w:val="List Table 7 Colorful - Accent 6"/>
-    <w:basedOn w:val="703"/>
+    <w:basedOn w:val="884"/>
     <w:uiPriority w:val="99"/>
     <w:pPr>
       <w:pBdr/>
@@ -25972,11 +26164,11 @@
         <w:tblBorders/>
       </w:tblPr>
       <w:tcPr>
-        <w:shd w:color="ffffff"/>
-        <w:tcBorders>
-          <w:top w:val="none"/>
-          <w:left w:val="none"/>
-          <w:bottom w:val="none"/>
+        <w:shd w:val="clear" w:color="ffffff"/>
+        <w:tcBorders>
+          <w:top w:val="none" w:color="000000" w:sz="4" w:space="0"/>
+          <w:left w:val="none" w:color="000000" w:sz="4" w:space="0"/>
+          <w:bottom w:val="none" w:color="000000" w:sz="4" w:space="0"/>
           <w:right w:val="single" w:color="000000" w:themeColor="accent6" w:themeTint="98" w:sz="4" w:space="0"/>
         </w:tcBorders>
       </w:tcPr>
@@ -25999,10 +26191,10 @@
       <w:tcPr>
         <w:shd w:val="clear" w:color="ffffff" w:themeColor="light1" w:fill="ffffff" w:themeFill="light1"/>
         <w:tcBorders>
-          <w:top w:val="none"/>
-          <w:left w:val="none"/>
+          <w:top w:val="none" w:color="000000" w:sz="4" w:space="0"/>
+          <w:left w:val="none" w:color="000000" w:sz="4" w:space="0"/>
           <w:bottom w:val="single" w:color="000000" w:themeColor="accent6" w:themeTint="98" w:sz="4" w:space="0"/>
-          <w:right w:val="none"/>
+          <w:right w:val="none" w:color="000000" w:sz="4" w:space="0"/>
         </w:tcBorders>
       </w:tcPr>
     </w:tblStylePr>
@@ -26022,12 +26214,12 @@
         <w:tblBorders/>
       </w:tblPr>
       <w:tcPr>
-        <w:shd w:color="ffffff"/>
-        <w:tcBorders>
-          <w:top w:val="none"/>
+        <w:shd w:val="clear" w:color="ffffff"/>
+        <w:tcBorders>
+          <w:top w:val="none" w:color="000000" w:sz="4" w:space="0"/>
           <w:left w:val="single" w:color="000000" w:themeColor="accent6" w:themeTint="98" w:sz="4" w:space="0"/>
-          <w:bottom w:val="none"/>
-          <w:right w:val="none"/>
+          <w:bottom w:val="none" w:color="000000" w:sz="4" w:space="0"/>
+          <w:right w:val="none" w:color="000000" w:sz="4" w:space="0"/>
         </w:tcBorders>
       </w:tcPr>
     </w:tblStylePr>
@@ -26050,9 +26242,9 @@
         <w:shd w:val="clear" w:color="ffffff" w:themeColor="light1" w:fill="ffffff" w:themeFill="light1"/>
         <w:tcBorders>
           <w:top w:val="single" w:color="000000" w:themeColor="accent6" w:themeTint="98" w:sz="4" w:space="0"/>
-          <w:left w:val="none"/>
-          <w:bottom w:val="none"/>
-          <w:right w:val="none"/>
+          <w:left w:val="none" w:color="000000" w:sz="4" w:space="0"/>
+          <w:bottom w:val="none" w:color="000000" w:sz="4" w:space="0"/>
+          <w:right w:val="none" w:color="000000" w:sz="4" w:space="0"/>
         </w:tcBorders>
       </w:tcPr>
     </w:tblStylePr>
@@ -26127,9 +26319,9 @@
       </w:tcPr>
     </w:tblStylePr>
   </w:style>
-  <w:style w:type="table" w:styleId="117">
+  <w:style w:type="table" w:styleId="829">
     <w:name w:val="Lined - Accent"/>
-    <w:basedOn w:val="703"/>
+    <w:basedOn w:val="884"/>
     <w:uiPriority w:val="99"/>
     <w:pPr>
       <w:pBdr/>
@@ -26364,9 +26556,9 @@
       </w:tcPr>
     </w:tblStylePr>
   </w:style>
-  <w:style w:type="table" w:styleId="118">
+  <w:style w:type="table" w:styleId="830">
     <w:name w:val="Lined - Accent 1"/>
-    <w:basedOn w:val="703"/>
+    <w:basedOn w:val="884"/>
     <w:uiPriority w:val="99"/>
     <w:pPr>
       <w:pBdr/>
@@ -26601,9 +26793,9 @@
       </w:tcPr>
     </w:tblStylePr>
   </w:style>
-  <w:style w:type="table" w:styleId="119">
+  <w:style w:type="table" w:styleId="831">
     <w:name w:val="Lined - Accent 2"/>
-    <w:basedOn w:val="703"/>
+    <w:basedOn w:val="884"/>
     <w:uiPriority w:val="99"/>
     <w:pPr>
       <w:pBdr/>
@@ -26838,9 +27030,9 @@
       </w:tcPr>
     </w:tblStylePr>
   </w:style>
-  <w:style w:type="table" w:styleId="120">
+  <w:style w:type="table" w:styleId="832">
     <w:name w:val="Lined - Accent 3"/>
-    <w:basedOn w:val="703"/>
+    <w:basedOn w:val="884"/>
     <w:uiPriority w:val="99"/>
     <w:pPr>
       <w:pBdr/>
@@ -27075,9 +27267,9 @@
       </w:tcPr>
     </w:tblStylePr>
   </w:style>
-  <w:style w:type="table" w:styleId="121">
+  <w:style w:type="table" w:styleId="833">
     <w:name w:val="Lined - Accent 4"/>
-    <w:basedOn w:val="703"/>
+    <w:basedOn w:val="884"/>
     <w:uiPriority w:val="99"/>
     <w:pPr>
       <w:pBdr/>
@@ -27312,9 +27504,9 @@
       </w:tcPr>
     </w:tblStylePr>
   </w:style>
-  <w:style w:type="table" w:styleId="122">
+  <w:style w:type="table" w:styleId="834">
     <w:name w:val="Lined - Accent 5"/>
-    <w:basedOn w:val="703"/>
+    <w:basedOn w:val="884"/>
     <w:uiPriority w:val="99"/>
     <w:pPr>
       <w:pBdr/>
@@ -27549,9 +27741,9 @@
       </w:tcPr>
     </w:tblStylePr>
   </w:style>
-  <w:style w:type="table" w:styleId="123">
+  <w:style w:type="table" w:styleId="835">
     <w:name w:val="Lined - Accent 6"/>
-    <w:basedOn w:val="703"/>
+    <w:basedOn w:val="884"/>
     <w:uiPriority w:val="99"/>
     <w:pPr>
       <w:pBdr/>
@@ -27786,9 +27978,9 @@
       </w:tcPr>
     </w:tblStylePr>
   </w:style>
-  <w:style w:type="table" w:styleId="124">
+  <w:style w:type="table" w:styleId="836">
     <w:name w:val="Bordered &amp; Lined - Accent"/>
-    <w:basedOn w:val="703"/>
+    <w:basedOn w:val="884"/>
     <w:uiPriority w:val="99"/>
     <w:pPr>
       <w:pBdr/>
@@ -28030,9 +28222,9 @@
       </w:tcPr>
     </w:tblStylePr>
   </w:style>
-  <w:style w:type="table" w:styleId="125">
+  <w:style w:type="table" w:styleId="837">
     <w:name w:val="Bordered &amp; Lined - Accent 1"/>
-    <w:basedOn w:val="703"/>
+    <w:basedOn w:val="884"/>
     <w:uiPriority w:val="99"/>
     <w:pPr>
       <w:pBdr/>
@@ -28274,9 +28466,9 @@
       </w:tcPr>
     </w:tblStylePr>
   </w:style>
-  <w:style w:type="table" w:styleId="126">
+  <w:style w:type="table" w:styleId="838">
     <w:name w:val="Bordered &amp; Lined - Accent 2"/>
-    <w:basedOn w:val="703"/>
+    <w:basedOn w:val="884"/>
     <w:uiPriority w:val="99"/>
     <w:pPr>
       <w:pBdr/>
@@ -28518,9 +28710,9 @@
       </w:tcPr>
     </w:tblStylePr>
   </w:style>
-  <w:style w:type="table" w:styleId="127">
+  <w:style w:type="table" w:styleId="839">
     <w:name w:val="Bordered &amp; Lined - Accent 3"/>
-    <w:basedOn w:val="703"/>
+    <w:basedOn w:val="884"/>
     <w:uiPriority w:val="99"/>
     <w:pPr>
       <w:pBdr/>
@@ -28762,9 +28954,9 @@
       </w:tcPr>
     </w:tblStylePr>
   </w:style>
-  <w:style w:type="table" w:styleId="128">
+  <w:style w:type="table" w:styleId="840">
     <w:name w:val="Bordered &amp; Lined - Accent 4"/>
-    <w:basedOn w:val="703"/>
+    <w:basedOn w:val="884"/>
     <w:uiPriority w:val="99"/>
     <w:pPr>
       <w:pBdr/>
@@ -29006,9 +29198,9 @@
       </w:tcPr>
     </w:tblStylePr>
   </w:style>
-  <w:style w:type="table" w:styleId="129">
+  <w:style w:type="table" w:styleId="841">
     <w:name w:val="Bordered &amp; Lined - Accent 5"/>
-    <w:basedOn w:val="703"/>
+    <w:basedOn w:val="884"/>
     <w:uiPriority w:val="99"/>
     <w:pPr>
       <w:pBdr/>
@@ -29250,9 +29442,9 @@
       </w:tcPr>
     </w:tblStylePr>
   </w:style>
-  <w:style w:type="table" w:styleId="130">
+  <w:style w:type="table" w:styleId="842">
     <w:name w:val="Bordered &amp; Lined - Accent 6"/>
-    <w:basedOn w:val="703"/>
+    <w:basedOn w:val="884"/>
     <w:uiPriority w:val="99"/>
     <w:pPr>
       <w:pBdr/>
@@ -29494,9 +29686,9 @@
       </w:tcPr>
     </w:tblStylePr>
   </w:style>
-  <w:style w:type="table" w:styleId="131">
+  <w:style w:type="table" w:styleId="843">
     <w:name w:val="Bordered"/>
-    <w:basedOn w:val="703"/>
+    <w:basedOn w:val="884"/>
     <w:uiPriority w:val="99"/>
     <w:pPr>
       <w:pBdr/>
@@ -29725,9 +29917,9 @@
       </w:tcPr>
     </w:tblStylePr>
   </w:style>
-  <w:style w:type="table" w:styleId="132">
+  <w:style w:type="table" w:styleId="844">
     <w:name w:val="Bordered - Accent 1"/>
-    <w:basedOn w:val="703"/>
+    <w:basedOn w:val="884"/>
     <w:uiPriority w:val="99"/>
     <w:pPr>
       <w:pBdr/>
@@ -29956,9 +30148,9 @@
       </w:tcPr>
     </w:tblStylePr>
   </w:style>
-  <w:style w:type="table" w:styleId="133">
+  <w:style w:type="table" w:styleId="845">
     <w:name w:val="Bordered - Accent 2"/>
-    <w:basedOn w:val="703"/>
+    <w:basedOn w:val="884"/>
     <w:uiPriority w:val="99"/>
     <w:pPr>
       <w:pBdr/>
@@ -30187,9 +30379,9 @@
       </w:tcPr>
     </w:tblStylePr>
   </w:style>
-  <w:style w:type="table" w:styleId="134">
+  <w:style w:type="table" w:styleId="846">
     <w:name w:val="Bordered - Accent 3"/>
-    <w:basedOn w:val="703"/>
+    <w:basedOn w:val="884"/>
     <w:uiPriority w:val="99"/>
     <w:pPr>
       <w:pBdr/>
@@ -30418,9 +30610,9 @@
       </w:tcPr>
     </w:tblStylePr>
   </w:style>
-  <w:style w:type="table" w:styleId="135">
+  <w:style w:type="table" w:styleId="847">
     <w:name w:val="Bordered - Accent 4"/>
-    <w:basedOn w:val="703"/>
+    <w:basedOn w:val="884"/>
     <w:uiPriority w:val="99"/>
     <w:pPr>
       <w:pBdr/>
@@ -30649,9 +30841,9 @@
       </w:tcPr>
     </w:tblStylePr>
   </w:style>
-  <w:style w:type="table" w:styleId="136">
+  <w:style w:type="table" w:styleId="848">
     <w:name w:val="Bordered - Accent 5"/>
-    <w:basedOn w:val="703"/>
+    <w:basedOn w:val="884"/>
     <w:uiPriority w:val="99"/>
     <w:pPr>
       <w:pBdr/>
@@ -30880,9 +31072,9 @@
       </w:tcPr>
     </w:tblStylePr>
   </w:style>
-  <w:style w:type="table" w:styleId="137">
+  <w:style w:type="table" w:styleId="849">
     <w:name w:val="Bordered - Accent 6"/>
-    <w:basedOn w:val="703"/>
+    <w:basedOn w:val="884"/>
     <w:uiPriority w:val="99"/>
     <w:pPr>
       <w:pBdr/>
@@ -31111,10 +31303,10 @@
       </w:tcPr>
     </w:tblStylePr>
   </w:style>
-  <w:style w:type="paragraph" w:styleId="181">
+  <w:style w:type="paragraph" w:styleId="850">
     <w:name w:val="footnote text"/>
-    <w:basedOn w:val="688"/>
-    <w:link w:val="182"/>
+    <w:basedOn w:val="869"/>
+    <w:link w:val="851"/>
     <w:uiPriority w:val="99"/>
     <w:semiHidden/>
     <w:unhideWhenUsed/>
@@ -31128,10 +31320,10 @@
       <w:szCs w:val="20"/>
     </w:rPr>
   </w:style>
-  <w:style w:type="character" w:styleId="182">
+  <w:style w:type="character" w:styleId="851">
     <w:name w:val="Footnote Text Char"/>
-    <w:basedOn w:val="702"/>
-    <w:link w:val="181"/>
+    <w:basedOn w:val="883"/>
+    <w:link w:val="850"/>
     <w:uiPriority w:val="99"/>
     <w:semiHidden/>
     <w:pPr>
@@ -31144,9 +31336,9 @@
       <w:szCs w:val="20"/>
     </w:rPr>
   </w:style>
-  <w:style w:type="character" w:styleId="183">
+  <w:style w:type="character" w:styleId="852">
     <w:name w:val="footnote reference"/>
-    <w:basedOn w:val="702"/>
+    <w:basedOn w:val="883"/>
     <w:uiPriority w:val="99"/>
     <w:semiHidden/>
     <w:unhideWhenUsed/>
@@ -31159,10 +31351,10 @@
       <w:vertAlign w:val="superscript"/>
     </w:rPr>
   </w:style>
-  <w:style w:type="paragraph" w:styleId="184">
+  <w:style w:type="paragraph" w:styleId="853">
     <w:name w:val="endnote text"/>
-    <w:basedOn w:val="688"/>
-    <w:link w:val="185"/>
+    <w:basedOn w:val="869"/>
+    <w:link w:val="854"/>
     <w:uiPriority w:val="99"/>
     <w:semiHidden/>
     <w:unhideWhenUsed/>
@@ -31176,10 +31368,10 @@
       <w:szCs w:val="20"/>
     </w:rPr>
   </w:style>
-  <w:style w:type="character" w:styleId="185">
+  <w:style w:type="character" w:styleId="854">
     <w:name w:val="Endnote Text Char"/>
-    <w:basedOn w:val="702"/>
-    <w:link w:val="184"/>
+    <w:basedOn w:val="883"/>
+    <w:link w:val="853"/>
     <w:uiPriority w:val="99"/>
     <w:semiHidden/>
     <w:pPr>
@@ -31192,9 +31384,9 @@
       <w:szCs w:val="20"/>
     </w:rPr>
   </w:style>
-  <w:style w:type="character" w:styleId="186">
+  <w:style w:type="character" w:styleId="855">
     <w:name w:val="endnote reference"/>
-    <w:basedOn w:val="702"/>
+    <w:basedOn w:val="883"/>
     <w:uiPriority w:val="99"/>
     <w:semiHidden/>
     <w:unhideWhenUsed/>
@@ -31207,9 +31399,9 @@
       <w:vertAlign w:val="superscript"/>
     </w:rPr>
   </w:style>
-  <w:style w:type="character" w:styleId="187">
+  <w:style w:type="character" w:styleId="856">
     <w:name w:val="Hyperlink"/>
-    <w:basedOn w:val="702"/>
+    <w:basedOn w:val="883"/>
     <w:uiPriority w:val="99"/>
     <w:unhideWhenUsed/>
     <w:pPr>
@@ -31222,9 +31414,9 @@
       <w:u w:val="single"/>
     </w:rPr>
   </w:style>
-  <w:style w:type="character" w:styleId="188">
+  <w:style w:type="character" w:styleId="857">
     <w:name w:val="FollowedHyperlink"/>
-    <w:basedOn w:val="702"/>
+    <w:basedOn w:val="883"/>
     <w:uiPriority w:val="99"/>
     <w:semiHidden/>
     <w:unhideWhenUsed/>
@@ -31238,10 +31430,10 @@
       <w:u w:val="single"/>
     </w:rPr>
   </w:style>
-  <w:style w:type="paragraph" w:styleId="189">
+  <w:style w:type="paragraph" w:styleId="858">
     <w:name w:val="toc 1"/>
-    <w:basedOn w:val="688"/>
-    <w:next w:val="688"/>
+    <w:basedOn w:val="869"/>
+    <w:next w:val="869"/>
     <w:uiPriority w:val="39"/>
     <w:unhideWhenUsed/>
     <w:pPr>
@@ -31250,10 +31442,10 @@
       <w:ind/>
     </w:pPr>
   </w:style>
-  <w:style w:type="paragraph" w:styleId="190">
+  <w:style w:type="paragraph" w:styleId="859">
     <w:name w:val="toc 2"/>
-    <w:basedOn w:val="688"/>
-    <w:next w:val="688"/>
+    <w:basedOn w:val="869"/>
+    <w:next w:val="869"/>
     <w:uiPriority w:val="39"/>
     <w:unhideWhenUsed/>
     <w:pPr>
@@ -31262,10 +31454,10 @@
       <w:ind w:left="220"/>
     </w:pPr>
   </w:style>
-  <w:style w:type="paragraph" w:styleId="191">
+  <w:style w:type="paragraph" w:styleId="860">
     <w:name w:val="toc 3"/>
-    <w:basedOn w:val="688"/>
-    <w:next w:val="688"/>
+    <w:basedOn w:val="869"/>
+    <w:next w:val="869"/>
     <w:uiPriority w:val="39"/>
     <w:unhideWhenUsed/>
     <w:pPr>
@@ -31274,10 +31466,10 @@
       <w:ind w:left="440"/>
     </w:pPr>
   </w:style>
-  <w:style w:type="paragraph" w:styleId="192">
+  <w:style w:type="paragraph" w:styleId="861">
     <w:name w:val="toc 4"/>
-    <w:basedOn w:val="688"/>
-    <w:next w:val="688"/>
+    <w:basedOn w:val="869"/>
+    <w:next w:val="869"/>
     <w:uiPriority w:val="39"/>
     <w:unhideWhenUsed/>
     <w:pPr>
@@ -31286,10 +31478,10 @@
       <w:ind w:left="660"/>
     </w:pPr>
   </w:style>
-  <w:style w:type="paragraph" w:styleId="193">
+  <w:style w:type="paragraph" w:styleId="862">
     <w:name w:val="toc 5"/>
-    <w:basedOn w:val="688"/>
-    <w:next w:val="688"/>
+    <w:basedOn w:val="869"/>
+    <w:next w:val="869"/>
     <w:uiPriority w:val="39"/>
     <w:unhideWhenUsed/>
     <w:pPr>
@@ -31298,10 +31490,10 @@
       <w:ind w:left="880"/>
     </w:pPr>
   </w:style>
-  <w:style w:type="paragraph" w:styleId="194">
+  <w:style w:type="paragraph" w:styleId="863">
     <w:name w:val="toc 6"/>
-    <w:basedOn w:val="688"/>
-    <w:next w:val="688"/>
+    <w:basedOn w:val="869"/>
+    <w:next w:val="869"/>
     <w:uiPriority w:val="39"/>
     <w:unhideWhenUsed/>
     <w:pPr>
@@ -31310,10 +31502,10 @@
       <w:ind w:left="1100"/>
     </w:pPr>
   </w:style>
-  <w:style w:type="paragraph" w:styleId="195">
+  <w:style w:type="paragraph" w:styleId="864">
     <w:name w:val="toc 7"/>
-    <w:basedOn w:val="688"/>
-    <w:next w:val="688"/>
+    <w:basedOn w:val="869"/>
+    <w:next w:val="869"/>
     <w:uiPriority w:val="39"/>
     <w:unhideWhenUsed/>
     <w:pPr>
@@ -31322,10 +31514,10 @@
       <w:ind w:left="1320"/>
     </w:pPr>
   </w:style>
-  <w:style w:type="paragraph" w:styleId="196">
+  <w:style w:type="paragraph" w:styleId="865">
     <w:name w:val="toc 8"/>
-    <w:basedOn w:val="688"/>
-    <w:next w:val="688"/>
+    <w:basedOn w:val="869"/>
+    <w:next w:val="869"/>
     <w:uiPriority w:val="39"/>
     <w:unhideWhenUsed/>
     <w:pPr>
@@ -31334,10 +31526,10 @@
       <w:ind w:left="1540"/>
     </w:pPr>
   </w:style>
-  <w:style w:type="paragraph" w:styleId="197">
+  <w:style w:type="paragraph" w:styleId="866">
     <w:name w:val="toc 9"/>
-    <w:basedOn w:val="688"/>
-    <w:next w:val="688"/>
+    <w:basedOn w:val="869"/>
+    <w:next w:val="869"/>
     <w:uiPriority w:val="39"/>
     <w:unhideWhenUsed/>
     <w:pPr>
@@ -31346,9 +31538,9 @@
       <w:ind w:left="1760"/>
     </w:pPr>
   </w:style>
-  <w:style w:type="character" w:styleId="198">
+  <w:style w:type="character" w:styleId="867">
     <w:name w:val="Placeholder Text"/>
-    <w:basedOn w:val="702"/>
+    <w:basedOn w:val="883"/>
     <w:uiPriority w:val="99"/>
     <w:semiHidden/>
     <w:pPr>
@@ -31360,10 +31552,10 @@
       <w:color w:val="666666"/>
     </w:rPr>
   </w:style>
-  <w:style w:type="paragraph" w:styleId="209">
+  <w:style w:type="paragraph" w:styleId="868">
     <w:name w:val="table of figures"/>
-    <w:basedOn w:val="688"/>
-    <w:next w:val="688"/>
+    <w:basedOn w:val="869"/>
+    <w:next w:val="869"/>
     <w:uiPriority w:val="99"/>
     <w:unhideWhenUsed/>
     <w:pPr>
@@ -31372,7 +31564,7 @@
       <w:ind/>
     </w:pPr>
   </w:style>
-  <w:style w:type="paragraph" w:styleId="688" w:default="1">
+  <w:style w:type="paragraph" w:styleId="869" w:default="1">
     <w:name w:val="Normal"/>
     <w:qFormat/>
     <w:pPr>
@@ -31381,10 +31573,10 @@
       <w:ind/>
     </w:pPr>
   </w:style>
-  <w:style w:type="paragraph" w:styleId="689">
+  <w:style w:type="paragraph" w:styleId="870">
     <w:name w:val="Header"/>
-    <w:basedOn w:val="688"/>
-    <w:link w:val="690"/>
+    <w:basedOn w:val="869"/>
+    <w:link w:val="871"/>
     <w:uiPriority w:val="99"/>
     <w:unhideWhenUsed/>
     <w:pPr>
@@ -31397,10 +31589,10 @@
       <w:ind/>
     </w:pPr>
   </w:style>
-  <w:style w:type="character" w:styleId="690" w:customStyle="1">
+  <w:style w:type="character" w:styleId="871" w:customStyle="1">
     <w:name w:val="Header Char"/>
-    <w:basedOn w:val="702"/>
-    <w:link w:val="689"/>
+    <w:basedOn w:val="883"/>
+    <w:link w:val="870"/>
     <w:uiPriority w:val="99"/>
     <w:pPr>
       <w:pBdr/>
@@ -31408,10 +31600,10 @@
       <w:ind/>
     </w:pPr>
   </w:style>
-  <w:style w:type="paragraph" w:styleId="691">
+  <w:style w:type="paragraph" w:styleId="872">
     <w:name w:val="Footer"/>
-    <w:basedOn w:val="688"/>
-    <w:link w:val="692"/>
+    <w:basedOn w:val="869"/>
+    <w:link w:val="873"/>
     <w:uiPriority w:val="99"/>
     <w:unhideWhenUsed/>
     <w:pPr>
@@ -31424,10 +31616,10 @@
       <w:ind/>
     </w:pPr>
   </w:style>
-  <w:style w:type="character" w:styleId="692" w:customStyle="1">
+  <w:style w:type="character" w:styleId="873" w:customStyle="1">
     <w:name w:val="Footer Char"/>
-    <w:basedOn w:val="702"/>
-    <w:link w:val="691"/>
+    <w:basedOn w:val="883"/>
+    <w:link w:val="872"/>
     <w:uiPriority w:val="99"/>
     <w:pPr>
       <w:pBdr/>
@@ -31435,11 +31627,11 @@
       <w:ind/>
     </w:pPr>
   </w:style>
-  <w:style w:type="paragraph" w:styleId="693">
+  <w:style w:type="paragraph" w:styleId="874">
     <w:name w:val="Heading 1"/>
-    <w:basedOn w:val="688"/>
-    <w:next w:val="688"/>
-    <w:link w:val="706"/>
+    <w:basedOn w:val="869"/>
+    <w:next w:val="869"/>
+    <w:link w:val="887"/>
     <w:uiPriority w:val="9"/>
     <w:qFormat/>
     <w:pPr>
@@ -31459,11 +31651,11 @@
       <w:szCs w:val="28"/>
     </w:rPr>
   </w:style>
-  <w:style w:type="paragraph" w:styleId="694">
+  <w:style w:type="paragraph" w:styleId="875">
     <w:name w:val="Heading 2"/>
-    <w:basedOn w:val="688"/>
-    <w:next w:val="688"/>
-    <w:link w:val="707"/>
+    <w:basedOn w:val="869"/>
+    <w:next w:val="869"/>
+    <w:link w:val="888"/>
     <w:uiPriority w:val="9"/>
     <w:unhideWhenUsed/>
     <w:qFormat/>
@@ -31484,11 +31676,11 @@
       <w:szCs w:val="26"/>
     </w:rPr>
   </w:style>
-  <w:style w:type="paragraph" w:styleId="695">
+  <w:style w:type="paragraph" w:styleId="876">
     <w:name w:val="Heading 3"/>
-    <w:basedOn w:val="688"/>
-    <w:next w:val="688"/>
-    <w:link w:val="708"/>
+    <w:basedOn w:val="869"/>
+    <w:next w:val="869"/>
+    <w:link w:val="889"/>
     <w:uiPriority w:val="9"/>
     <w:unhideWhenUsed/>
     <w:qFormat/>
@@ -31507,11 +31699,11 @@
       <w:color w:val="4f81bd" w:themeColor="accent1"/>
     </w:rPr>
   </w:style>
-  <w:style w:type="paragraph" w:styleId="696">
+  <w:style w:type="paragraph" w:styleId="877">
     <w:name w:val="Heading 4"/>
-    <w:basedOn w:val="688"/>
-    <w:next w:val="688"/>
-    <w:link w:val="736"/>
+    <w:basedOn w:val="869"/>
+    <w:next w:val="869"/>
+    <w:link w:val="917"/>
     <w:uiPriority w:val="9"/>
     <w:semiHidden/>
     <w:unhideWhenUsed/>
@@ -31533,11 +31725,11 @@
       <w:color w:val="4f81bd" w:themeColor="accent1"/>
     </w:rPr>
   </w:style>
-  <w:style w:type="paragraph" w:styleId="697">
+  <w:style w:type="paragraph" w:styleId="878">
     <w:name w:val="Heading 5"/>
-    <w:basedOn w:val="688"/>
-    <w:next w:val="688"/>
-    <w:link w:val="737"/>
+    <w:basedOn w:val="869"/>
+    <w:next w:val="869"/>
+    <w:link w:val="918"/>
     <w:uiPriority w:val="9"/>
     <w:semiHidden/>
     <w:unhideWhenUsed/>
@@ -31555,11 +31747,11 @@
       <w:color w:val="243f60" w:themeColor="accent1" w:themeShade="7F"/>
     </w:rPr>
   </w:style>
-  <w:style w:type="paragraph" w:styleId="698">
+  <w:style w:type="paragraph" w:styleId="879">
     <w:name w:val="Heading 6"/>
-    <w:basedOn w:val="688"/>
-    <w:next w:val="688"/>
-    <w:link w:val="738"/>
+    <w:basedOn w:val="869"/>
+    <w:next w:val="869"/>
+    <w:link w:val="919"/>
     <w:uiPriority w:val="9"/>
     <w:semiHidden/>
     <w:unhideWhenUsed/>
@@ -31579,11 +31771,11 @@
       <w:color w:val="243f60" w:themeColor="accent1" w:themeShade="7F"/>
     </w:rPr>
   </w:style>
-  <w:style w:type="paragraph" w:styleId="699">
+  <w:style w:type="paragraph" w:styleId="880">
     <w:name w:val="Heading 7"/>
-    <w:basedOn w:val="688"/>
-    <w:next w:val="688"/>
-    <w:link w:val="739"/>
+    <w:basedOn w:val="869"/>
+    <w:next w:val="869"/>
+    <w:link w:val="920"/>
     <w:uiPriority w:val="9"/>
     <w:semiHidden/>
     <w:unhideWhenUsed/>
@@ -31603,11 +31795,11 @@
       <w:color w:val="404040" w:themeColor="text1" w:themeTint="BF"/>
     </w:rPr>
   </w:style>
-  <w:style w:type="paragraph" w:styleId="700">
+  <w:style w:type="paragraph" w:styleId="881">
     <w:name w:val="Heading 8"/>
-    <w:basedOn w:val="688"/>
-    <w:next w:val="688"/>
-    <w:link w:val="740"/>
+    <w:basedOn w:val="869"/>
+    <w:next w:val="869"/>
+    <w:link w:val="921"/>
     <w:uiPriority w:val="9"/>
     <w:semiHidden/>
     <w:unhideWhenUsed/>
@@ -31627,11 +31819,11 @@
       <w:szCs w:val="20"/>
     </w:rPr>
   </w:style>
-  <w:style w:type="paragraph" w:styleId="701">
+  <w:style w:type="paragraph" w:styleId="882">
     <w:name w:val="Heading 9"/>
-    <w:basedOn w:val="688"/>
-    <w:next w:val="688"/>
-    <w:link w:val="741"/>
+    <w:basedOn w:val="869"/>
+    <w:next w:val="869"/>
+    <w:link w:val="922"/>
     <w:uiPriority w:val="9"/>
     <w:semiHidden/>
     <w:unhideWhenUsed/>
@@ -31653,7 +31845,7 @@
       <w:szCs w:val="20"/>
     </w:rPr>
   </w:style>
-  <w:style w:type="character" w:styleId="702" w:default="1">
+  <w:style w:type="character" w:styleId="883" w:default="1">
     <w:name w:val="Default Paragraph Font"/>
     <w:uiPriority w:val="1"/>
     <w:semiHidden/>
@@ -31664,7 +31856,7 @@
       <w:ind/>
     </w:pPr>
   </w:style>
-  <w:style w:type="table" w:styleId="703" w:default="1">
+  <w:style w:type="table" w:styleId="884" w:default="1">
     <w:name w:val="Normal Table"/>
     <w:uiPriority w:val="99"/>
     <w:semiHidden/>
@@ -31857,7 +32049,7 @@
       </w:tcPr>
     </w:tblStylePr>
   </w:style>
-  <w:style w:type="numbering" w:styleId="704" w:default="1">
+  <w:style w:type="numbering" w:styleId="885" w:default="1">
     <w:name w:val="No List"/>
     <w:uiPriority w:val="99"/>
     <w:semiHidden/>
@@ -31868,7 +32060,7 @@
       <w:ind/>
     </w:pPr>
   </w:style>
-  <w:style w:type="paragraph" w:styleId="705">
+  <w:style w:type="paragraph" w:styleId="886">
     <w:name w:val="No Spacing"/>
     <w:uiPriority w:val="1"/>
     <w:qFormat/>
@@ -31878,10 +32070,10 @@
       <w:ind/>
     </w:pPr>
   </w:style>
-  <w:style w:type="character" w:styleId="706" w:customStyle="1">
+  <w:style w:type="character" w:styleId="887" w:customStyle="1">
     <w:name w:val="Heading 1 Char"/>
-    <w:basedOn w:val="702"/>
-    <w:link w:val="693"/>
+    <w:basedOn w:val="883"/>
+    <w:link w:val="874"/>
     <w:uiPriority w:val="9"/>
     <w:pPr>
       <w:pBdr/>
@@ -31897,10 +32089,10 @@
       <w:szCs w:val="28"/>
     </w:rPr>
   </w:style>
-  <w:style w:type="character" w:styleId="707" w:customStyle="1">
+  <w:style w:type="character" w:styleId="888" w:customStyle="1">
     <w:name w:val="Heading 2 Char"/>
-    <w:basedOn w:val="702"/>
-    <w:link w:val="694"/>
+    <w:basedOn w:val="883"/>
+    <w:link w:val="875"/>
     <w:uiPriority w:val="9"/>
     <w:pPr>
       <w:pBdr/>
@@ -31916,10 +32108,10 @@
       <w:szCs w:val="26"/>
     </w:rPr>
   </w:style>
-  <w:style w:type="character" w:styleId="708" w:customStyle="1">
+  <w:style w:type="character" w:styleId="889" w:customStyle="1">
     <w:name w:val="Heading 3 Char"/>
-    <w:basedOn w:val="702"/>
-    <w:link w:val="695"/>
+    <w:basedOn w:val="883"/>
+    <w:link w:val="876"/>
     <w:uiPriority w:val="9"/>
     <w:pPr>
       <w:pBdr/>
@@ -31933,11 +32125,11 @@
       <w:color w:val="4f81bd" w:themeColor="accent1"/>
     </w:rPr>
   </w:style>
-  <w:style w:type="paragraph" w:styleId="709">
+  <w:style w:type="paragraph" w:styleId="890">
     <w:name w:val="Title"/>
-    <w:basedOn w:val="688"/>
-    <w:next w:val="688"/>
-    <w:link w:val="710"/>
+    <w:basedOn w:val="869"/>
+    <w:next w:val="869"/>
+    <w:link w:val="891"/>
     <w:uiPriority w:val="10"/>
     <w:qFormat/>
     <w:pPr>
@@ -31956,10 +32148,10 @@
       <w:szCs w:val="52"/>
     </w:rPr>
   </w:style>
-  <w:style w:type="character" w:styleId="710" w:customStyle="1">
+  <w:style w:type="character" w:styleId="891" w:customStyle="1">
     <w:name w:val="Title Char"/>
-    <w:basedOn w:val="702"/>
-    <w:link w:val="709"/>
+    <w:basedOn w:val="883"/>
+    <w:link w:val="890"/>
     <w:uiPriority w:val="10"/>
     <w:pPr>
       <w:pBdr/>
@@ -31974,11 +32166,11 @@
       <w:szCs w:val="52"/>
     </w:rPr>
   </w:style>
-  <w:style w:type="paragraph" w:styleId="711">
+  <w:style w:type="paragraph" w:styleId="892">
     <w:name w:val="Subtitle"/>
-    <w:basedOn w:val="688"/>
-    <w:next w:val="688"/>
-    <w:link w:val="712"/>
+    <w:basedOn w:val="869"/>
+    <w:next w:val="869"/>
+    <w:link w:val="893"/>
     <w:uiPriority w:val="11"/>
     <w:qFormat/>
     <w:pPr>
@@ -31999,10 +32191,10 @@
       <w:szCs w:val="24"/>
     </w:rPr>
   </w:style>
-  <w:style w:type="character" w:styleId="712" w:customStyle="1">
+  <w:style w:type="character" w:styleId="893" w:customStyle="1">
     <w:name w:val="Subtitle Char"/>
-    <w:basedOn w:val="702"/>
-    <w:link w:val="711"/>
+    <w:basedOn w:val="883"/>
+    <w:link w:val="892"/>
     <w:uiPriority w:val="11"/>
     <w:pPr>
       <w:pBdr/>
@@ -32019,9 +32211,9 @@
       <w:szCs w:val="24"/>
     </w:rPr>
   </w:style>
-  <w:style w:type="paragraph" w:styleId="713">
+  <w:style w:type="paragraph" w:styleId="894">
     <w:name w:val="List Paragraph"/>
-    <w:basedOn w:val="688"/>
+    <w:basedOn w:val="869"/>
     <w:uiPriority w:val="34"/>
     <w:qFormat/>
     <w:pPr>
@@ -32031,10 +32223,10 @@
       <w:contextualSpacing w:val="true"/>
     </w:pPr>
   </w:style>
-  <w:style w:type="paragraph" w:styleId="714">
+  <w:style w:type="paragraph" w:styleId="895">
     <w:name w:val="Body Text"/>
-    <w:basedOn w:val="688"/>
-    <w:link w:val="715"/>
+    <w:basedOn w:val="869"/>
+    <w:link w:val="896"/>
     <w:uiPriority w:val="99"/>
     <w:unhideWhenUsed/>
     <w:pPr>
@@ -32043,10 +32235,10 @@
       <w:ind/>
     </w:pPr>
   </w:style>
-  <w:style w:type="character" w:styleId="715" w:customStyle="1">
+  <w:style w:type="character" w:styleId="896" w:customStyle="1">
     <w:name w:val="Body Text Char"/>
-    <w:basedOn w:val="702"/>
-    <w:link w:val="714"/>
+    <w:basedOn w:val="883"/>
+    <w:link w:val="895"/>
     <w:uiPriority w:val="99"/>
     <w:pPr>
       <w:pBdr/>
@@ -32054,10 +32246,10 @@
       <w:ind/>
     </w:pPr>
   </w:style>
-  <w:style w:type="paragraph" w:styleId="716">
+  <w:style w:type="paragraph" w:styleId="897">
     <w:name w:val="Body Text 2"/>
-    <w:basedOn w:val="688"/>
-    <w:link w:val="717"/>
+    <w:basedOn w:val="869"/>
+    <w:link w:val="898"/>
     <w:uiPriority w:val="99"/>
     <w:unhideWhenUsed/>
     <w:pPr>
@@ -32066,10 +32258,10 @@
       <w:ind/>
     </w:pPr>
   </w:style>
-  <w:style w:type="character" w:styleId="717" w:customStyle="1">
+  <w:style w:type="character" w:styleId="898" w:customStyle="1">
     <w:name w:val="Body Text 2 Char"/>
-    <w:basedOn w:val="702"/>
-    <w:link w:val="716"/>
+    <w:basedOn w:val="883"/>
+    <w:link w:val="897"/>
     <w:uiPriority w:val="99"/>
     <w:pPr>
       <w:pBdr/>
@@ -32077,10 +32269,10 @@
       <w:ind/>
     </w:pPr>
   </w:style>
-  <w:style w:type="paragraph" w:styleId="718">
+  <w:style w:type="paragraph" w:styleId="899">
     <w:name w:val="Body Text 3"/>
-    <w:basedOn w:val="688"/>
-    <w:link w:val="719"/>
+    <w:basedOn w:val="869"/>
+    <w:link w:val="900"/>
     <w:uiPriority w:val="99"/>
     <w:unhideWhenUsed/>
     <w:pPr>
@@ -32093,10 +32285,10 @@
       <w:szCs w:val="16"/>
     </w:rPr>
   </w:style>
-  <w:style w:type="character" w:styleId="719" w:customStyle="1">
+  <w:style w:type="character" w:styleId="900" w:customStyle="1">
     <w:name w:val="Body Text 3 Char"/>
-    <w:basedOn w:val="702"/>
-    <w:link w:val="718"/>
+    <w:basedOn w:val="883"/>
+    <w:link w:val="899"/>
     <w:uiPriority w:val="99"/>
     <w:pPr>
       <w:pBdr/>
@@ -32108,9 +32300,9 @@
       <w:szCs w:val="16"/>
     </w:rPr>
   </w:style>
-  <w:style w:type="paragraph" w:styleId="720">
+  <w:style w:type="paragraph" w:styleId="901">
     <w:name w:val="List"/>
-    <w:basedOn w:val="688"/>
+    <w:basedOn w:val="869"/>
     <w:uiPriority w:val="99"/>
     <w:unhideWhenUsed/>
     <w:pPr>
@@ -32120,9 +32312,9 @@
       <w:contextualSpacing w:val="true"/>
     </w:pPr>
   </w:style>
-  <w:style w:type="paragraph" w:styleId="721">
+  <w:style w:type="paragraph" w:styleId="902">
     <w:name w:val="List 2"/>
-    <w:basedOn w:val="688"/>
+    <w:basedOn w:val="869"/>
     <w:uiPriority w:val="99"/>
     <w:unhideWhenUsed/>
     <w:pPr>
@@ -32132,9 +32324,9 @@
       <w:contextualSpacing w:val="true"/>
     </w:pPr>
   </w:style>
-  <w:style w:type="paragraph" w:styleId="722">
+  <w:style w:type="paragraph" w:styleId="903">
     <w:name w:val="List 3"/>
-    <w:basedOn w:val="688"/>
+    <w:basedOn w:val="869"/>
     <w:uiPriority w:val="99"/>
     <w:unhideWhenUsed/>
     <w:pPr>
@@ -32144,9 +32336,9 @@
       <w:contextualSpacing w:val="true"/>
     </w:pPr>
   </w:style>
-  <w:style w:type="paragraph" w:styleId="723">
+  <w:style w:type="paragraph" w:styleId="904">
     <w:name w:val="List Bullet"/>
-    <w:basedOn w:val="688"/>
+    <w:basedOn w:val="869"/>
     <w:uiPriority w:val="99"/>
     <w:unhideWhenUsed/>
     <w:pPr>
@@ -32159,9 +32351,9 @@
       <w:contextualSpacing w:val="true"/>
     </w:pPr>
   </w:style>
-  <w:style w:type="paragraph" w:styleId="724">
+  <w:style w:type="paragraph" w:styleId="905">
     <w:name w:val="List Bullet 2"/>
-    <w:basedOn w:val="688"/>
+    <w:basedOn w:val="869"/>
     <w:uiPriority w:val="99"/>
     <w:unhideWhenUsed/>
     <w:pPr>
@@ -32174,9 +32366,9 @@
       <w:contextualSpacing w:val="true"/>
     </w:pPr>
   </w:style>
-  <w:style w:type="paragraph" w:styleId="725">
+  <w:style w:type="paragraph" w:styleId="906">
     <w:name w:val="List Bullet 3"/>
-    <w:basedOn w:val="688"/>
+    <w:basedOn w:val="869"/>
     <w:uiPriority w:val="99"/>
     <w:unhideWhenUsed/>
     <w:pPr>
@@ -32189,9 +32381,9 @@
       <w:contextualSpacing w:val="true"/>
     </w:pPr>
   </w:style>
-  <w:style w:type="paragraph" w:styleId="726">
+  <w:style w:type="paragraph" w:styleId="907">
     <w:name w:val="List Number"/>
-    <w:basedOn w:val="688"/>
+    <w:basedOn w:val="869"/>
     <w:uiPriority w:val="99"/>
     <w:unhideWhenUsed/>
     <w:pPr>
@@ -32204,9 +32396,9 @@
       <w:contextualSpacing w:val="true"/>
     </w:pPr>
   </w:style>
-  <w:style w:type="paragraph" w:styleId="727">
+  <w:style w:type="paragraph" w:styleId="908">
     <w:name w:val="List Number 2"/>
-    <w:basedOn w:val="688"/>
+    <w:basedOn w:val="869"/>
     <w:uiPriority w:val="99"/>
     <w:unhideWhenUsed/>
     <w:pPr>
@@ -32219,9 +32411,9 @@
       <w:contextualSpacing w:val="true"/>
     </w:pPr>
   </w:style>
-  <w:style w:type="paragraph" w:styleId="728">
+  <w:style w:type="paragraph" w:styleId="909">
     <w:name w:val="List Number 3"/>
-    <w:basedOn w:val="688"/>
+    <w:basedOn w:val="869"/>
     <w:uiPriority w:val="99"/>
     <w:unhideWhenUsed/>
     <w:pPr>
@@ -32234,9 +32426,9 @@
       <w:contextualSpacing w:val="true"/>
     </w:pPr>
   </w:style>
-  <w:style w:type="paragraph" w:styleId="729">
+  <w:style w:type="paragraph" w:styleId="910">
     <w:name w:val="List Continue"/>
-    <w:basedOn w:val="688"/>
+    <w:basedOn w:val="869"/>
     <w:uiPriority w:val="99"/>
     <w:unhideWhenUsed/>
     <w:pPr>
@@ -32246,9 +32438,9 @@
       <w:contextualSpacing w:val="true"/>
     </w:pPr>
   </w:style>
-  <w:style w:type="paragraph" w:styleId="730">
+  <w:style w:type="paragraph" w:styleId="911">
     <w:name w:val="List Continue 2"/>
-    <w:basedOn w:val="688"/>
+    <w:basedOn w:val="869"/>
     <w:uiPriority w:val="99"/>
     <w:unhideWhenUsed/>
     <w:pPr>
@@ -32258,9 +32450,9 @@
       <w:contextualSpacing w:val="true"/>
     </w:pPr>
   </w:style>
-  <w:style w:type="paragraph" w:styleId="731">
+  <w:style w:type="paragraph" w:styleId="912">
     <w:name w:val="List Continue 3"/>
-    <w:basedOn w:val="688"/>
+    <w:basedOn w:val="869"/>
     <w:uiPriority w:val="99"/>
     <w:unhideWhenUsed/>
     <w:pPr>
@@ -32270,9 +32462,9 @@
       <w:contextualSpacing w:val="true"/>
     </w:pPr>
   </w:style>
-  <w:style w:type="paragraph" w:styleId="732">
+  <w:style w:type="paragraph" w:styleId="913">
     <w:name w:val="macro"/>
-    <w:link w:val="733"/>
+    <w:link w:val="914"/>
     <w:uiPriority w:val="99"/>
     <w:unhideWhenUsed/>
     <w:pPr>
@@ -32295,10 +32487,10 @@
       <w:szCs w:val="20"/>
     </w:rPr>
   </w:style>
-  <w:style w:type="character" w:styleId="733" w:customStyle="1">
+  <w:style w:type="character" w:styleId="914" w:customStyle="1">
     <w:name w:val="Macro Text Char"/>
-    <w:basedOn w:val="702"/>
-    <w:link w:val="732"/>
+    <w:basedOn w:val="883"/>
+    <w:link w:val="913"/>
     <w:uiPriority w:val="99"/>
     <w:pPr>
       <w:pBdr/>
@@ -32311,11 +32503,11 @@
       <w:szCs w:val="20"/>
     </w:rPr>
   </w:style>
-  <w:style w:type="paragraph" w:styleId="734">
+  <w:style w:type="paragraph" w:styleId="915">
     <w:name w:val="Quote"/>
-    <w:basedOn w:val="688"/>
-    <w:next w:val="688"/>
-    <w:link w:val="735"/>
+    <w:basedOn w:val="869"/>
+    <w:next w:val="869"/>
+    <w:link w:val="916"/>
     <w:uiPriority w:val="29"/>
     <w:qFormat/>
     <w:pPr>
@@ -32329,10 +32521,10 @@
       <w:color w:val="000000" w:themeColor="text1"/>
     </w:rPr>
   </w:style>
-  <w:style w:type="character" w:styleId="735" w:customStyle="1">
+  <w:style w:type="character" w:styleId="916" w:customStyle="1">
     <w:name w:val="Quote Char"/>
-    <w:basedOn w:val="702"/>
-    <w:link w:val="734"/>
+    <w:basedOn w:val="883"/>
+    <w:link w:val="915"/>
     <w:uiPriority w:val="29"/>
     <w:pPr>
       <w:pBdr/>
@@ -32345,10 +32537,10 @@
       <w:color w:val="000000" w:themeColor="text1"/>
     </w:rPr>
   </w:style>
-  <w:style w:type="character" w:styleId="736" w:customStyle="1">
+  <w:style w:type="character" w:styleId="917" w:customStyle="1">
     <w:name w:val="Heading 4 Char"/>
-    <w:basedOn w:val="702"/>
-    <w:link w:val="696"/>
+    <w:basedOn w:val="883"/>
+    <w:link w:val="877"/>
     <w:uiPriority w:val="9"/>
     <w:semiHidden/>
     <w:pPr>
@@ -32365,10 +32557,10 @@
       <w:color w:val="4f81bd" w:themeColor="accent1"/>
     </w:rPr>
   </w:style>
-  <w:style w:type="character" w:styleId="737" w:customStyle="1">
+  <w:style w:type="character" w:styleId="918" w:customStyle="1">
     <w:name w:val="Heading 5 Char"/>
-    <w:basedOn w:val="702"/>
-    <w:link w:val="697"/>
+    <w:basedOn w:val="883"/>
+    <w:link w:val="878"/>
     <w:uiPriority w:val="9"/>
     <w:semiHidden/>
     <w:pPr>
@@ -32381,10 +32573,10 @@
       <w:color w:val="243f60" w:themeColor="accent1" w:themeShade="7F"/>
     </w:rPr>
   </w:style>
-  <w:style w:type="character" w:styleId="738" w:customStyle="1">
+  <w:style w:type="character" w:styleId="919" w:customStyle="1">
     <w:name w:val="Heading 6 Char"/>
-    <w:basedOn w:val="702"/>
-    <w:link w:val="698"/>
+    <w:basedOn w:val="883"/>
+    <w:link w:val="879"/>
     <w:uiPriority w:val="9"/>
     <w:semiHidden/>
     <w:pPr>
@@ -32399,10 +32591,10 @@
       <w:color w:val="243f60" w:themeColor="accent1" w:themeShade="7F"/>
     </w:rPr>
   </w:style>
-  <w:style w:type="character" w:styleId="739" w:customStyle="1">
+  <w:style w:type="character" w:styleId="920" w:customStyle="1">
     <w:name w:val="Heading 7 Char"/>
-    <w:basedOn w:val="702"/>
-    <w:link w:val="699"/>
+    <w:basedOn w:val="883"/>
+    <w:link w:val="880"/>
     <w:uiPriority w:val="9"/>
     <w:semiHidden/>
     <w:pPr>
@@ -32417,10 +32609,10 @@
       <w:color w:val="404040" w:themeColor="text1" w:themeTint="BF"/>
     </w:rPr>
   </w:style>
-  <w:style w:type="character" w:styleId="740" w:customStyle="1">
+  <w:style w:type="character" w:styleId="921" w:customStyle="1">
     <w:name w:val="Heading 8 Char"/>
-    <w:basedOn w:val="702"/>
-    <w:link w:val="700"/>
+    <w:basedOn w:val="883"/>
+    <w:link w:val="881"/>
     <w:uiPriority w:val="9"/>
     <w:semiHidden/>
     <w:pPr>
@@ -32435,10 +32627,10 @@
       <w:szCs w:val="20"/>
     </w:rPr>
   </w:style>
-  <w:style w:type="character" w:styleId="741" w:customStyle="1">
+  <w:style w:type="character" w:styleId="922" w:customStyle="1">
     <w:name w:val="Heading 9 Char"/>
-    <w:basedOn w:val="702"/>
-    <w:link w:val="701"/>
+    <w:basedOn w:val="883"/>
+    <w:link w:val="882"/>
     <w:uiPriority w:val="9"/>
     <w:semiHidden/>
     <w:pPr>
@@ -32455,10 +32647,10 @@
       <w:szCs w:val="20"/>
     </w:rPr>
   </w:style>
-  <w:style w:type="paragraph" w:styleId="742">
+  <w:style w:type="paragraph" w:styleId="923">
     <w:name w:val="Caption"/>
-    <w:basedOn w:val="688"/>
-    <w:next w:val="688"/>
+    <w:basedOn w:val="869"/>
+    <w:next w:val="869"/>
     <w:uiPriority w:val="35"/>
     <w:semiHidden/>
     <w:unhideWhenUsed/>
@@ -32476,9 +32668,9 @@
       <w:szCs w:val="18"/>
     </w:rPr>
   </w:style>
-  <w:style w:type="character" w:styleId="743">
+  <w:style w:type="character" w:styleId="924">
     <w:name w:val="Strong"/>
-    <w:basedOn w:val="702"/>
+    <w:basedOn w:val="883"/>
     <w:uiPriority w:val="22"/>
     <w:qFormat/>
     <w:pPr>
@@ -32491,9 +32683,9 @@
       <w:bCs/>
     </w:rPr>
   </w:style>
-  <w:style w:type="character" w:styleId="744">
+  <w:style w:type="character" w:styleId="925">
     <w:name w:val="Emphasis"/>
-    <w:basedOn w:val="702"/>
+    <w:basedOn w:val="883"/>
     <w:uiPriority w:val="20"/>
     <w:qFormat/>
     <w:pPr>
@@ -32506,11 +32698,11 @@
       <w:iCs/>
     </w:rPr>
   </w:style>
-  <w:style w:type="paragraph" w:styleId="745">
+  <w:style w:type="paragraph" w:styleId="926">
     <w:name w:val="Intense Quote"/>
-    <w:basedOn w:val="688"/>
-    <w:next w:val="688"/>
-    <w:link w:val="746"/>
+    <w:basedOn w:val="869"/>
+    <w:next w:val="869"/>
+    <w:link w:val="927"/>
     <w:uiPriority w:val="30"/>
     <w:qFormat/>
     <w:pPr>
@@ -32528,10 +32720,10 @@
       <w:color w:val="4f81bd" w:themeColor="accent1"/>
     </w:rPr>
   </w:style>
-  <w:style w:type="character" w:styleId="746" w:customStyle="1">
+  <w:style w:type="character" w:styleId="927" w:customStyle="1">
     <w:name w:val="Intense Quote Char"/>
-    <w:basedOn w:val="702"/>
-    <w:link w:val="745"/>
+    <w:basedOn w:val="883"/>
+    <w:link w:val="926"/>
     <w:uiPriority w:val="30"/>
     <w:pPr>
       <w:pBdr/>
@@ -32546,9 +32738,9 @@
       <w:color w:val="4f81bd" w:themeColor="accent1"/>
     </w:rPr>
   </w:style>
-  <w:style w:type="character" w:styleId="747">
+  <w:style w:type="character" w:styleId="928">
     <w:name w:val="Subtle Emphasis"/>
-    <w:basedOn w:val="702"/>
+    <w:basedOn w:val="883"/>
     <w:uiPriority w:val="19"/>
     <w:qFormat/>
     <w:pPr>
@@ -32562,9 +32754,9 @@
       <w:color w:val="808080" w:themeColor="text1" w:themeTint="7F"/>
     </w:rPr>
   </w:style>
-  <w:style w:type="character" w:styleId="748">
+  <w:style w:type="character" w:styleId="929">
     <w:name w:val="Intense Emphasis"/>
-    <w:basedOn w:val="702"/>
+    <w:basedOn w:val="883"/>
     <w:uiPriority w:val="21"/>
     <w:qFormat/>
     <w:pPr>
@@ -32580,9 +32772,9 @@
       <w:color w:val="4f81bd" w:themeColor="accent1"/>
     </w:rPr>
   </w:style>
-  <w:style w:type="character" w:styleId="749">
+  <w:style w:type="character" w:styleId="930">
     <w:name w:val="Subtle Reference"/>
-    <w:basedOn w:val="702"/>
+    <w:basedOn w:val="883"/>
     <w:uiPriority w:val="31"/>
     <w:qFormat/>
     <w:pPr>
@@ -32596,9 +32788,9 @@
       <w:u w:val="single"/>
     </w:rPr>
   </w:style>
-  <w:style w:type="character" w:styleId="750">
+  <w:style w:type="character" w:styleId="931">
     <w:name w:val="Intense Reference"/>
-    <w:basedOn w:val="702"/>
+    <w:basedOn w:val="883"/>
     <w:uiPriority w:val="32"/>
     <w:qFormat/>
     <w:pPr>
@@ -32615,9 +32807,9 @@
       <w:u w:val="single"/>
     </w:rPr>
   </w:style>
-  <w:style w:type="character" w:styleId="751">
+  <w:style w:type="character" w:styleId="932">
     <w:name w:val="Book Title"/>
-    <w:basedOn w:val="702"/>
+    <w:basedOn w:val="883"/>
     <w:uiPriority w:val="33"/>
     <w:qFormat/>
     <w:pPr>
@@ -32632,10 +32824,10 @@
       <w:spacing w:val="5"/>
     </w:rPr>
   </w:style>
-  <w:style w:type="paragraph" w:styleId="752">
+  <w:style w:type="paragraph" w:styleId="933">
     <w:name w:val="TOC Heading"/>
-    <w:basedOn w:val="693"/>
-    <w:next w:val="688"/>
+    <w:basedOn w:val="874"/>
+    <w:next w:val="869"/>
     <w:uiPriority w:val="39"/>
     <w:semiHidden/>
     <w:unhideWhenUsed/>
@@ -32647,9 +32839,9 @@
       <w:outlineLvl w:val="9"/>
     </w:pPr>
   </w:style>
-  <w:style w:type="table" w:styleId="753">
+  <w:style w:type="table" w:styleId="934">
     <w:name w:val="Table Grid"/>
-    <w:basedOn w:val="703"/>
+    <w:basedOn w:val="884"/>
     <w:uiPriority w:val="59"/>
     <w:pPr>
       <w:pBdr/>
@@ -32846,9 +33038,9 @@
       </w:tcPr>
     </w:tblStylePr>
   </w:style>
-  <w:style w:type="table" w:styleId="754">
+  <w:style w:type="table" w:styleId="935">
     <w:name w:val="Light Shading"/>
-    <w:basedOn w:val="703"/>
+    <w:basedOn w:val="884"/>
     <w:uiPriority w:val="60"/>
     <w:pPr>
       <w:pBdr/>
@@ -33080,9 +33272,9 @@
       </w:tcPr>
     </w:tblStylePr>
   </w:style>
-  <w:style w:type="table" w:styleId="755">
+  <w:style w:type="table" w:styleId="936">
     <w:name w:val="Light Shading Accent 1"/>
-    <w:basedOn w:val="703"/>
+    <w:basedOn w:val="884"/>
     <w:uiPriority w:val="60"/>
     <w:pPr>
       <w:pBdr/>
@@ -33314,9 +33506,9 @@
       </w:tcPr>
     </w:tblStylePr>
   </w:style>
-  <w:style w:type="table" w:styleId="756">
+  <w:style w:type="table" w:styleId="937">
     <w:name w:val="Light Shading Accent 2"/>
-    <w:basedOn w:val="703"/>
+    <w:basedOn w:val="884"/>
     <w:uiPriority w:val="60"/>
     <w:pPr>
       <w:pBdr/>
@@ -33548,9 +33740,9 @@
       </w:tcPr>
     </w:tblStylePr>
   </w:style>
-  <w:style w:type="table" w:styleId="757">
+  <w:style w:type="table" w:styleId="938">
     <w:name w:val="Light Shading Accent 3"/>
-    <w:basedOn w:val="703"/>
+    <w:basedOn w:val="884"/>
     <w:uiPriority w:val="60"/>
     <w:pPr>
       <w:pBdr/>
@@ -33782,9 +33974,9 @@
       </w:tcPr>
     </w:tblStylePr>
   </w:style>
-  <w:style w:type="table" w:styleId="758">
+  <w:style w:type="table" w:styleId="939">
     <w:name w:val="Light Shading Accent 4"/>
-    <w:basedOn w:val="703"/>
+    <w:basedOn w:val="884"/>
     <w:uiPriority w:val="60"/>
     <w:pPr>
       <w:pBdr/>
@@ -34016,9 +34208,9 @@
       </w:tcPr>
     </w:tblStylePr>
   </w:style>
-  <w:style w:type="table" w:styleId="759">
+  <w:style w:type="table" w:styleId="940">
     <w:name w:val="Light Shading Accent 5"/>
-    <w:basedOn w:val="703"/>
+    <w:basedOn w:val="884"/>
     <w:uiPriority w:val="60"/>
     <w:pPr>
       <w:pBdr/>
@@ -34250,9 +34442,9 @@
       </w:tcPr>
     </w:tblStylePr>
   </w:style>
-  <w:style w:type="table" w:styleId="760">
+  <w:style w:type="table" w:styleId="941">
     <w:name w:val="Light Shading Accent 6"/>
-    <w:basedOn w:val="703"/>
+    <w:basedOn w:val="884"/>
     <w:uiPriority w:val="60"/>
     <w:pPr>
       <w:pBdr/>
@@ -34484,9 +34676,9 @@
       </w:tcPr>
     </w:tblStylePr>
   </w:style>
-  <w:style w:type="table" w:styleId="761">
+  <w:style w:type="table" w:styleId="942">
     <w:name w:val="Light List"/>
-    <w:basedOn w:val="703"/>
+    <w:basedOn w:val="884"/>
     <w:uiPriority w:val="61"/>
     <w:pPr>
       <w:pBdr/>
@@ -34716,9 +34908,9 @@
       </w:tcPr>
     </w:tblStylePr>
   </w:style>
-  <w:style w:type="table" w:styleId="762">
+  <w:style w:type="table" w:styleId="943">
     <w:name w:val="Light List Accent 1"/>
-    <w:basedOn w:val="703"/>
+    <w:basedOn w:val="884"/>
     <w:uiPriority w:val="61"/>
     <w:pPr>
       <w:pBdr/>
@@ -34948,9 +35140,9 @@
       </w:tcPr>
     </w:tblStylePr>
   </w:style>
-  <w:style w:type="table" w:styleId="763">
+  <w:style w:type="table" w:styleId="944">
     <w:name w:val="Light List Accent 2"/>
-    <w:basedOn w:val="703"/>
+    <w:basedOn w:val="884"/>
     <w:uiPriority w:val="61"/>
     <w:pPr>
       <w:pBdr/>
@@ -35180,9 +35372,9 @@
       </w:tcPr>
     </w:tblStylePr>
   </w:style>
-  <w:style w:type="table" w:styleId="764">
+  <w:style w:type="table" w:styleId="945">
     <w:name w:val="Light List Accent 3"/>
-    <w:basedOn w:val="703"/>
+    <w:basedOn w:val="884"/>
     <w:uiPriority w:val="61"/>
     <w:pPr>
       <w:pBdr/>
@@ -35412,9 +35604,9 @@
       </w:tcPr>
     </w:tblStylePr>
   </w:style>
-  <w:style w:type="table" w:styleId="765">
+  <w:style w:type="table" w:styleId="946">
     <w:name w:val="Light List Accent 4"/>
-    <w:basedOn w:val="703"/>
+    <w:basedOn w:val="884"/>
     <w:uiPriority w:val="61"/>
     <w:pPr>
       <w:pBdr/>
@@ -35644,9 +35836,9 @@
       </w:tcPr>
     </w:tblStylePr>
   </w:style>
-  <w:style w:type="table" w:styleId="766">
+  <w:style w:type="table" w:styleId="947">
     <w:name w:val="Light List Accent 5"/>
-    <w:basedOn w:val="703"/>
+    <w:basedOn w:val="884"/>
     <w:uiPriority w:val="61"/>
     <w:pPr>
       <w:pBdr/>
@@ -35876,9 +36068,9 @@
       </w:tcPr>
     </w:tblStylePr>
   </w:style>
-  <w:style w:type="table" w:styleId="767">
+  <w:style w:type="table" w:styleId="948">
     <w:name w:val="Light List Accent 6"/>
-    <w:basedOn w:val="703"/>
+    <w:basedOn w:val="884"/>
     <w:uiPriority w:val="61"/>
     <w:pPr>
       <w:pBdr/>
@@ -36108,9 +36300,9 @@
       </w:tcPr>
     </w:tblStylePr>
   </w:style>
-  <w:style w:type="table" w:styleId="768">
+  <w:style w:type="table" w:styleId="949">
     <w:name w:val="Light Grid"/>
-    <w:basedOn w:val="703"/>
+    <w:basedOn w:val="884"/>
     <w:uiPriority w:val="62"/>
     <w:pPr>
       <w:pBdr/>
@@ -36361,9 +36553,9 @@
       </w:tcPr>
     </w:tblStylePr>
   </w:style>
-  <w:style w:type="table" w:styleId="769">
+  <w:style w:type="table" w:styleId="950">
     <w:name w:val="Light Grid Accent 1"/>
-    <w:basedOn w:val="703"/>
+    <w:basedOn w:val="884"/>
     <w:uiPriority w:val="62"/>
     <w:pPr>
       <w:pBdr/>
@@ -36614,9 +36806,9 @@
       </w:tcPr>
     </w:tblStylePr>
   </w:style>
-  <w:style w:type="table" w:styleId="770">
+  <w:style w:type="table" w:styleId="951">
     <w:name w:val="Light Grid Accent 2"/>
-    <w:basedOn w:val="703"/>
+    <w:basedOn w:val="884"/>
     <w:uiPriority w:val="62"/>
     <w:pPr>
       <w:pBdr/>
@@ -36867,9 +37059,9 @@
       </w:tcPr>
     </w:tblStylePr>
   </w:style>
-  <w:style w:type="table" w:styleId="771">
+  <w:style w:type="table" w:styleId="952">
     <w:name w:val="Light Grid Accent 3"/>
-    <w:basedOn w:val="703"/>
+    <w:basedOn w:val="884"/>
     <w:uiPriority w:val="62"/>
     <w:pPr>
       <w:pBdr/>
@@ -37120,9 +37312,9 @@
       </w:tcPr>
     </w:tblStylePr>
   </w:style>
-  <w:style w:type="table" w:styleId="772">
+  <w:style w:type="table" w:styleId="953">
     <w:name w:val="Light Grid Accent 4"/>
-    <w:basedOn w:val="703"/>
+    <w:basedOn w:val="884"/>
     <w:uiPriority w:val="62"/>
     <w:pPr>
       <w:pBdr/>
@@ -37373,9 +37565,9 @@
       </w:tcPr>
     </w:tblStylePr>
   </w:style>
-  <w:style w:type="table" w:styleId="773">
+  <w:style w:type="table" w:styleId="954">
     <w:name w:val="Light Grid Accent 5"/>
-    <w:basedOn w:val="703"/>
+    <w:basedOn w:val="884"/>
     <w:uiPriority w:val="62"/>
     <w:pPr>
       <w:pBdr/>
@@ -37626,9 +37818,9 @@
       </w:tcPr>
     </w:tblStylePr>
   </w:style>
-  <w:style w:type="table" w:styleId="774">
+  <w:style w:type="table" w:styleId="955">
     <w:name w:val="Light Grid Accent 6"/>
-    <w:basedOn w:val="703"/>
+    <w:basedOn w:val="884"/>
     <w:uiPriority w:val="62"/>
     <w:pPr>
       <w:pBdr/>
@@ -37879,9 +38071,9 @@
       </w:tcPr>
     </w:tblStylePr>
   </w:style>
-  <w:style w:type="table" w:styleId="775">
+  <w:style w:type="table" w:styleId="956">
     <w:name w:val="Medium Shading 1"/>
-    <w:basedOn w:val="703"/>
+    <w:basedOn w:val="884"/>
     <w:uiPriority w:val="63"/>
     <w:pPr>
       <w:pBdr/>
@@ -38109,9 +38301,9 @@
       </w:tcPr>
     </w:tblStylePr>
   </w:style>
-  <w:style w:type="table" w:styleId="776">
+  <w:style w:type="table" w:styleId="957">
     <w:name w:val="Medium Shading 1 Accent 1"/>
-    <w:basedOn w:val="703"/>
+    <w:basedOn w:val="884"/>
     <w:uiPriority w:val="63"/>
     <w:pPr>
       <w:pBdr/>
@@ -38339,9 +38531,9 @@
       </w:tcPr>
     </w:tblStylePr>
   </w:style>
-  <w:style w:type="table" w:styleId="777">
+  <w:style w:type="table" w:styleId="958">
     <w:name w:val="Medium Shading 1 Accent 2"/>
-    <w:basedOn w:val="703"/>
+    <w:basedOn w:val="884"/>
     <w:uiPriority w:val="63"/>
     <w:pPr>
       <w:pBdr/>
@@ -38569,9 +38761,9 @@
       </w:tcPr>
     </w:tblStylePr>
   </w:style>
-  <w:style w:type="table" w:styleId="778">
+  <w:style w:type="table" w:styleId="959">
     <w:name w:val="Medium Shading 1 Accent 3"/>
-    <w:basedOn w:val="703"/>
+    <w:basedOn w:val="884"/>
     <w:uiPriority w:val="63"/>
     <w:pPr>
       <w:pBdr/>
@@ -38799,9 +38991,9 @@
       </w:tcPr>
     </w:tblStylePr>
   </w:style>
-  <w:style w:type="table" w:styleId="779">
+  <w:style w:type="table" w:styleId="960">
     <w:name w:val="Medium Shading 1 Accent 4"/>
-    <w:basedOn w:val="703"/>
+    <w:basedOn w:val="884"/>
     <w:uiPriority w:val="63"/>
     <w:pPr>
       <w:pBdr/>
@@ -39029,9 +39221,9 @@
       </w:tcPr>
     </w:tblStylePr>
   </w:style>
-  <w:style w:type="table" w:styleId="780">
+  <w:style w:type="table" w:styleId="961">
     <w:name w:val="Medium Shading 1 Accent 5"/>
-    <w:basedOn w:val="703"/>
+    <w:basedOn w:val="884"/>
     <w:uiPriority w:val="63"/>
     <w:pPr>
       <w:pBdr/>
@@ -39259,9 +39451,9 @@
       </w:tcPr>
     </w:tblStylePr>
   </w:style>
-  <w:style w:type="table" w:styleId="781">
+  <w:style w:type="table" w:styleId="962">
     <w:name w:val="Medium Shading 1 Accent 6"/>
-    <w:basedOn w:val="703"/>
+    <w:basedOn w:val="884"/>
     <w:uiPriority w:val="63"/>
     <w:pPr>
       <w:pBdr/>
@@ -39489,9 +39681,9 @@
       </w:tcPr>
     </w:tblStylePr>
   </w:style>
-  <w:style w:type="table" w:styleId="782">
+  <w:style w:type="table" w:styleId="963">
     <w:name w:val="Medium Shading 2"/>
-    <w:basedOn w:val="703"/>
+    <w:basedOn w:val="884"/>
     <w:uiPriority w:val="64"/>
     <w:pPr>
       <w:pBdr/>
@@ -39744,9 +39936,9 @@
       </w:tcPr>
     </w:tblStylePr>
   </w:style>
-  <w:style w:type="table" w:styleId="783">
+  <w:style w:type="table" w:styleId="964">
     <w:name w:val="Medium Shading 2 Accent 1"/>
-    <w:basedOn w:val="703"/>
+    <w:basedOn w:val="884"/>
     <w:uiPriority w:val="64"/>
     <w:pPr>
       <w:pBdr/>
@@ -39999,9 +40191,9 @@
       </w:tcPr>
     </w:tblStylePr>
   </w:style>
-  <w:style w:type="table" w:styleId="784">
+  <w:style w:type="table" w:styleId="965">
     <w:name w:val="Medium Shading 2 Accent 2"/>
-    <w:basedOn w:val="703"/>
+    <w:basedOn w:val="884"/>
     <w:uiPriority w:val="64"/>
     <w:pPr>
       <w:pBdr/>
@@ -40254,9 +40446,9 @@
       </w:tcPr>
     </w:tblStylePr>
   </w:style>
-  <w:style w:type="table" w:styleId="785">
+  <w:style w:type="table" w:styleId="966">
     <w:name w:val="Medium Shading 2 Accent 3"/>
-    <w:basedOn w:val="703"/>
+    <w:basedOn w:val="884"/>
     <w:uiPriority w:val="64"/>
     <w:pPr>
       <w:pBdr/>
@@ -40509,9 +40701,9 @@
       </w:tcPr>
     </w:tblStylePr>
   </w:style>
-  <w:style w:type="table" w:styleId="786">
+  <w:style w:type="table" w:styleId="967">
     <w:name w:val="Medium Shading 2 Accent 4"/>
-    <w:basedOn w:val="703"/>
+    <w:basedOn w:val="884"/>
     <w:uiPriority w:val="64"/>
     <w:pPr>
       <w:pBdr/>
@@ -40764,9 +40956,9 @@
       </w:tcPr>
     </w:tblStylePr>
   </w:style>
-  <w:style w:type="table" w:styleId="787">
+  <w:style w:type="table" w:styleId="968">
     <w:name w:val="Medium Shading 2 Accent 5"/>
-    <w:basedOn w:val="703"/>
+    <w:basedOn w:val="884"/>
     <w:uiPriority w:val="64"/>
     <w:pPr>
       <w:pBdr/>
@@ -41019,9 +41211,9 @@
       </w:tcPr>
     </w:tblStylePr>
   </w:style>
-  <w:style w:type="table" w:styleId="788">
+  <w:style w:type="table" w:styleId="969">
     <w:name w:val="Medium Shading 2 Accent 6"/>
-    <w:basedOn w:val="703"/>
+    <w:basedOn w:val="884"/>
     <w:uiPriority w:val="64"/>
     <w:pPr>
       <w:pBdr/>
@@ -41274,9 +41466,9 @@
       </w:tcPr>
     </w:tblStylePr>
   </w:style>
-  <w:style w:type="table" w:styleId="789">
+  <w:style w:type="table" w:styleId="970">
     <w:name w:val="Medium List 1"/>
-    <w:basedOn w:val="703"/>
+    <w:basedOn w:val="884"/>
     <w:uiPriority w:val="65"/>
     <w:pPr>
       <w:pBdr/>
@@ -41501,9 +41693,9 @@
       </w:tcPr>
     </w:tblStylePr>
   </w:style>
-  <w:style w:type="table" w:styleId="790">
+  <w:style w:type="table" w:styleId="971">
     <w:name w:val="Medium List 1 Accent 1"/>
-    <w:basedOn w:val="703"/>
+    <w:basedOn w:val="884"/>
     <w:uiPriority w:val="65"/>
     <w:pPr>
       <w:pBdr/>
@@ -41728,9 +41920,9 @@
       </w:tcPr>
     </w:tblStylePr>
   </w:style>
-  <w:style w:type="table" w:styleId="791">
+  <w:style w:type="table" w:styleId="972">
     <w:name w:val="Medium List 1 Accent 2"/>
-    <w:basedOn w:val="703"/>
+    <w:basedOn w:val="884"/>
     <w:uiPriority w:val="65"/>
     <w:pPr>
       <w:pBdr/>
@@ -41955,9 +42147,9 @@
       </w:tcPr>
     </w:tblStylePr>
   </w:style>
-  <w:style w:type="table" w:styleId="792">
+  <w:style w:type="table" w:styleId="973">
     <w:name w:val="Medium List 1 Accent 3"/>
-    <w:basedOn w:val="703"/>
+    <w:basedOn w:val="884"/>
     <w:uiPriority w:val="65"/>
     <w:pPr>
       <w:pBdr/>
@@ -42182,9 +42374,9 @@
       </w:tcPr>
     </w:tblStylePr>
   </w:style>
-  <w:style w:type="table" w:styleId="793">
+  <w:style w:type="table" w:styleId="974">
     <w:name w:val="Medium List 1 Accent 4"/>
-    <w:basedOn w:val="703"/>
+    <w:basedOn w:val="884"/>
     <w:uiPriority w:val="65"/>
     <w:pPr>
       <w:pBdr/>
@@ -42409,9 +42601,9 @@
       </w:tcPr>
     </w:tblStylePr>
   </w:style>
-  <w:style w:type="table" w:styleId="794">
+  <w:style w:type="table" w:styleId="975">
     <w:name w:val="Medium List 1 Accent 5"/>
-    <w:basedOn w:val="703"/>
+    <w:basedOn w:val="884"/>
     <w:uiPriority w:val="65"/>
     <w:pPr>
       <w:pBdr/>
@@ -42636,9 +42828,9 @@
       </w:tcPr>
     </w:tblStylePr>
   </w:style>
-  <w:style w:type="table" w:styleId="795">
+  <w:style w:type="table" w:styleId="976">
     <w:name w:val="Medium List 1 Accent 6"/>
-    <w:basedOn w:val="703"/>
+    <w:basedOn w:val="884"/>
     <w:uiPriority w:val="65"/>
     <w:pPr>
       <w:pBdr/>
@@ -42863,9 +43055,9 @@
       </w:tcPr>
     </w:tblStylePr>
   </w:style>
-  <w:style w:type="table" w:styleId="796">
+  <w:style w:type="table" w:styleId="977">
     <w:name w:val="Medium List 2"/>
-    <w:basedOn w:val="703"/>
+    <w:basedOn w:val="884"/>
     <w:uiPriority w:val="66"/>
     <w:pPr>
       <w:pBdr/>
@@ -43105,9 +43297,9 @@
       </w:tcPr>
     </w:tblStylePr>
   </w:style>
-  <w:style w:type="table" w:styleId="797">
+  <w:style w:type="table" w:styleId="978">
     <w:name w:val="Medium List 2 Accent 1"/>
-    <w:basedOn w:val="703"/>
+    <w:basedOn w:val="884"/>
     <w:uiPriority w:val="66"/>
     <w:pPr>
       <w:pBdr/>
@@ -43347,9 +43539,9 @@
       </w:tcPr>
     </w:tblStylePr>
   </w:style>
-  <w:style w:type="table" w:styleId="798">
+  <w:style w:type="table" w:styleId="979">
     <w:name w:val="Medium List 2 Accent 2"/>
-    <w:basedOn w:val="703"/>
+    <w:basedOn w:val="884"/>
     <w:uiPriority w:val="66"/>
     <w:pPr>
       <w:pBdr/>
@@ -43589,9 +43781,9 @@
       </w:tcPr>
     </w:tblStylePr>
   </w:style>
-  <w:style w:type="table" w:styleId="799">
+  <w:style w:type="table" w:styleId="980">
     <w:name w:val="Medium List 2 Accent 3"/>
-    <w:basedOn w:val="703"/>
+    <w:basedOn w:val="884"/>
     <w:uiPriority w:val="66"/>
     <w:pPr>
       <w:pBdr/>
@@ -43831,9 +44023,9 @@
       </w:tcPr>
     </w:tblStylePr>
   </w:style>
-  <w:style w:type="table" w:styleId="800">
+  <w:style w:type="table" w:styleId="981">
     <w:name w:val="Medium List 2 Accent 4"/>
-    <w:basedOn w:val="703"/>
+    <w:basedOn w:val="884"/>
     <w:uiPriority w:val="66"/>
     <w:pPr>
       <w:pBdr/>
@@ -44073,9 +44265,9 @@
       </w:tcPr>
     </w:tblStylePr>
   </w:style>
-  <w:style w:type="table" w:styleId="801">
+  <w:style w:type="table" w:styleId="982">
     <w:name w:val="Medium List 2 Accent 5"/>
-    <w:basedOn w:val="703"/>
+    <w:basedOn w:val="884"/>
     <w:uiPriority w:val="66"/>
     <w:pPr>
       <w:pBdr/>
@@ -44315,9 +44507,9 @@
       </w:tcPr>
     </w:tblStylePr>
   </w:style>
-  <w:style w:type="table" w:styleId="802">
+  <w:style w:type="table" w:styleId="983">
     <w:name w:val="Medium List 2 Accent 6"/>
-    <w:basedOn w:val="703"/>
+    <w:basedOn w:val="884"/>
     <w:uiPriority w:val="66"/>
     <w:pPr>
       <w:pBdr/>
@@ -44557,9 +44749,9 @@
       </w:tcPr>
     </w:tblStylePr>
   </w:style>
-  <w:style w:type="table" w:styleId="803">
+  <w:style w:type="table" w:styleId="984">
     <w:name w:val="Medium Grid 1"/>
-    <w:basedOn w:val="703"/>
+    <w:basedOn w:val="884"/>
     <w:uiPriority w:val="67"/>
     <w:pPr>
       <w:pBdr/>
@@ -44779,9 +44971,9 @@
       </w:tcPr>
     </w:tblStylePr>
   </w:style>
-  <w:style w:type="table" w:styleId="804">
+  <w:style w:type="table" w:styleId="985">
     <w:name w:val="Medium Grid 1 Accent 1"/>
-    <w:basedOn w:val="703"/>
+    <w:basedOn w:val="884"/>
     <w:uiPriority w:val="67"/>
     <w:pPr>
       <w:pBdr/>
@@ -45001,9 +45193,9 @@
       </w:tcPr>
     </w:tblStylePr>
   </w:style>
-  <w:style w:type="table" w:styleId="805">
+  <w:style w:type="table" w:styleId="986">
     <w:name w:val="Medium Grid 1 Accent 2"/>
-    <w:basedOn w:val="703"/>
+    <w:basedOn w:val="884"/>
     <w:uiPriority w:val="67"/>
     <w:pPr>
       <w:pBdr/>
@@ -45223,9 +45415,9 @@
       </w:tcPr>
     </w:tblStylePr>
   </w:style>
-  <w:style w:type="table" w:styleId="806">
+  <w:style w:type="table" w:styleId="987">
     <w:name w:val="Medium Grid 1 Accent 3"/>
-    <w:basedOn w:val="703"/>
+    <w:basedOn w:val="884"/>
     <w:uiPriority w:val="67"/>
     <w:pPr>
       <w:pBdr/>
@@ -45445,9 +45637,9 @@
       </w:tcPr>
     </w:tblStylePr>
   </w:style>
-  <w:style w:type="table" w:styleId="807">
+  <w:style w:type="table" w:styleId="988">
     <w:name w:val="Medium Grid 1 Accent 4"/>
-    <w:basedOn w:val="703"/>
+    <w:basedOn w:val="884"/>
     <w:uiPriority w:val="67"/>
     <w:pPr>
       <w:pBdr/>
@@ -45667,9 +45859,9 @@
       </w:tcPr>
     </w:tblStylePr>
   </w:style>
-  <w:style w:type="table" w:styleId="808">
+  <w:style w:type="table" w:styleId="989">
     <w:name w:val="Medium Grid 1 Accent 5"/>
-    <w:basedOn w:val="703"/>
+    <w:basedOn w:val="884"/>
     <w:uiPriority w:val="67"/>
     <w:pPr>
       <w:pBdr/>
@@ -45889,9 +46081,9 @@
       </w:tcPr>
     </w:tblStylePr>
   </w:style>
-  <w:style w:type="table" w:styleId="809">
+  <w:style w:type="table" w:styleId="990">
     <w:name w:val="Medium Grid 1 Accent 6"/>
-    <w:basedOn w:val="703"/>
+    <w:basedOn w:val="884"/>
     <w:uiPriority w:val="67"/>
     <w:pPr>
       <w:pBdr/>
@@ -46111,9 +46303,9 @@
       </w:tcPr>
     </w:tblStylePr>
   </w:style>
-  <w:style w:type="table" w:styleId="810">
+  <w:style w:type="table" w:styleId="991">
     <w:name w:val="Medium Grid 2"/>
-    <w:basedOn w:val="703"/>
+    <w:basedOn w:val="884"/>
     <w:uiPriority w:val="68"/>
     <w:pPr>
       <w:pBdr/>
@@ -46359,9 +46551,9 @@
       </w:tcPr>
     </w:tblStylePr>
   </w:style>
-  <w:style w:type="table" w:styleId="811">
+  <w:style w:type="table" w:styleId="992">
     <w:name w:val="Medium Grid 2 Accent 1"/>
-    <w:basedOn w:val="703"/>
+    <w:basedOn w:val="884"/>
     <w:uiPriority w:val="68"/>
     <w:pPr>
       <w:pBdr/>
@@ -46607,9 +46799,9 @@
       </w:tcPr>
     </w:tblStylePr>
   </w:style>
-  <w:style w:type="table" w:styleId="812">
+  <w:style w:type="table" w:styleId="993">
     <w:name w:val="Medium Grid 2 Accent 2"/>
-    <w:basedOn w:val="703"/>
+    <w:basedOn w:val="884"/>
     <w:uiPriority w:val="68"/>
     <w:pPr>
       <w:pBdr/>
@@ -46855,9 +47047,9 @@
       </w:tcPr>
     </w:tblStylePr>
   </w:style>
-  <w:style w:type="table" w:styleId="813">
+  <w:style w:type="table" w:styleId="994">
     <w:name w:val="Medium Grid 2 Accent 3"/>
-    <w:basedOn w:val="703"/>
+    <w:basedOn w:val="884"/>
     <w:uiPriority w:val="68"/>
     <w:pPr>
       <w:pBdr/>
@@ -47103,9 +47295,9 @@
       </w:tcPr>
     </w:tblStylePr>
   </w:style>
-  <w:style w:type="table" w:styleId="814">
+  <w:style w:type="table" w:styleId="995">
     <w:name w:val="Medium Grid 2 Accent 4"/>
-    <w:basedOn w:val="703"/>
+    <w:basedOn w:val="884"/>
     <w:uiPriority w:val="68"/>
     <w:pPr>
       <w:pBdr/>
@@ -47351,9 +47543,9 @@
       </w:tcPr>
     </w:tblStylePr>
   </w:style>
-  <w:style w:type="table" w:styleId="815">
+  <w:style w:type="table" w:styleId="996">
     <w:name w:val="Medium Grid 2 Accent 5"/>
-    <w:basedOn w:val="703"/>
+    <w:basedOn w:val="884"/>
     <w:uiPriority w:val="68"/>
     <w:pPr>
       <w:pBdr/>
@@ -47599,9 +47791,9 @@
       </w:tcPr>
     </w:tblStylePr>
   </w:style>
-  <w:style w:type="table" w:styleId="816">
+  <w:style w:type="table" w:styleId="997">
     <w:name w:val="Medium Grid 2 Accent 6"/>
-    <w:basedOn w:val="703"/>
+    <w:basedOn w:val="884"/>
     <w:uiPriority w:val="68"/>
     <w:pPr>
       <w:pBdr/>
@@ -47847,9 +48039,9 @@
       </w:tcPr>
     </w:tblStylePr>
   </w:style>
-  <w:style w:type="table" w:styleId="817">
+  <w:style w:type="table" w:styleId="998">
     <w:name w:val="Medium Grid 3"/>
-    <w:basedOn w:val="703"/>
+    <w:basedOn w:val="884"/>
     <w:uiPriority w:val="69"/>
     <w:pPr>
       <w:pBdr/>
@@ -48111,9 +48303,9 @@
       </w:tcPr>
     </w:tblStylePr>
   </w:style>
-  <w:style w:type="table" w:styleId="818">
+  <w:style w:type="table" w:styleId="999">
     <w:name w:val="Medium Grid 3 Accent 1"/>
-    <w:basedOn w:val="703"/>
+    <w:basedOn w:val="884"/>
     <w:uiPriority w:val="69"/>
     <w:pPr>
       <w:pBdr/>
@@ -48375,9 +48567,9 @@
       </w:tcPr>
     </w:tblStylePr>
   </w:style>
-  <w:style w:type="table" w:styleId="819">
+  <w:style w:type="table" w:styleId="1000">
     <w:name w:val="Medium Grid 3 Accent 2"/>
-    <w:basedOn w:val="703"/>
+    <w:basedOn w:val="884"/>
     <w:uiPriority w:val="69"/>
     <w:pPr>
       <w:pBdr/>
@@ -48639,9 +48831,9 @@
       </w:tcPr>
     </w:tblStylePr>
   </w:style>
-  <w:style w:type="table" w:styleId="820">
+  <w:style w:type="table" w:styleId="1001">
     <w:name w:val="Medium Grid 3 Accent 3"/>
-    <w:basedOn w:val="703"/>
+    <w:basedOn w:val="884"/>
     <w:uiPriority w:val="69"/>
     <w:pPr>
       <w:pBdr/>
@@ -48903,9 +49095,9 @@
       </w:tcPr>
     </w:tblStylePr>
   </w:style>
-  <w:style w:type="table" w:styleId="821">
+  <w:style w:type="table" w:styleId="1002">
     <w:name w:val="Medium Grid 3 Accent 4"/>
-    <w:basedOn w:val="703"/>
+    <w:basedOn w:val="884"/>
     <w:uiPriority w:val="69"/>
     <w:pPr>
       <w:pBdr/>
@@ -49167,9 +49359,9 @@
       </w:tcPr>
     </w:tblStylePr>
   </w:style>
-  <w:style w:type="table" w:styleId="822">
+  <w:style w:type="table" w:styleId="1003">
     <w:name w:val="Medium Grid 3 Accent 5"/>
-    <w:basedOn w:val="703"/>
+    <w:basedOn w:val="884"/>
     <w:uiPriority w:val="69"/>
     <w:pPr>
       <w:pBdr/>
@@ -49431,9 +49623,9 @@
       </w:tcPr>
     </w:tblStylePr>
   </w:style>
-  <w:style w:type="table" w:styleId="823">
+  <w:style w:type="table" w:styleId="1004">
     <w:name w:val="Medium Grid 3 Accent 6"/>
-    <w:basedOn w:val="703"/>
+    <w:basedOn w:val="884"/>
     <w:uiPriority w:val="69"/>
     <w:pPr>
       <w:pBdr/>
@@ -49695,9 +49887,9 @@
       </w:tcPr>
     </w:tblStylePr>
   </w:style>
-  <w:style w:type="table" w:styleId="824">
+  <w:style w:type="table" w:styleId="1005">
     <w:name w:val="Dark List"/>
-    <w:basedOn w:val="703"/>
+    <w:basedOn w:val="884"/>
     <w:uiPriority w:val="70"/>
     <w:pPr>
       <w:pBdr/>
@@ -49933,9 +50125,9 @@
       </w:tcPr>
     </w:tblStylePr>
   </w:style>
-  <w:style w:type="table" w:styleId="825">
+  <w:style w:type="table" w:styleId="1006">
     <w:name w:val="Dark List Accent 1"/>
-    <w:basedOn w:val="703"/>
+    <w:basedOn w:val="884"/>
     <w:uiPriority w:val="70"/>
     <w:pPr>
       <w:pBdr/>
@@ -50171,9 +50363,9 @@
       </w:tcPr>
     </w:tblStylePr>
   </w:style>
-  <w:style w:type="table" w:styleId="826">
+  <w:style w:type="table" w:styleId="1007">
     <w:name w:val="Dark List Accent 2"/>
-    <w:basedOn w:val="703"/>
+    <w:basedOn w:val="884"/>
     <w:uiPriority w:val="70"/>
     <w:pPr>
       <w:pBdr/>
@@ -50409,9 +50601,9 @@
       </w:tcPr>
     </w:tblStylePr>
   </w:style>
-  <w:style w:type="table" w:styleId="827">
+  <w:style w:type="table" w:styleId="1008">
     <w:name w:val="Dark List Accent 3"/>
-    <w:basedOn w:val="703"/>
+    <w:basedOn w:val="884"/>
     <w:uiPriority w:val="70"/>
     <w:pPr>
       <w:pBdr/>
@@ -50647,9 +50839,9 @@
       </w:tcPr>
     </w:tblStylePr>
   </w:style>
-  <w:style w:type="table" w:styleId="828">
+  <w:style w:type="table" w:styleId="1009">
     <w:name w:val="Dark List Accent 4"/>
-    <w:basedOn w:val="703"/>
+    <w:basedOn w:val="884"/>
     <w:uiPriority w:val="70"/>
     <w:pPr>
       <w:pBdr/>
@@ -50885,9 +51077,9 @@
       </w:tcPr>
     </w:tblStylePr>
   </w:style>
-  <w:style w:type="table" w:styleId="829">
+  <w:style w:type="table" w:styleId="1010">
     <w:name w:val="Dark List Accent 5"/>
-    <w:basedOn w:val="703"/>
+    <w:basedOn w:val="884"/>
     <w:uiPriority w:val="70"/>
     <w:pPr>
       <w:pBdr/>
@@ -51123,9 +51315,9 @@
       </w:tcPr>
     </w:tblStylePr>
   </w:style>
-  <w:style w:type="table" w:styleId="830">
+  <w:style w:type="table" w:styleId="1011">
     <w:name w:val="Dark List Accent 6"/>
-    <w:basedOn w:val="703"/>
+    <w:basedOn w:val="884"/>
     <w:uiPriority w:val="70"/>
     <w:pPr>
       <w:pBdr/>
@@ -51361,9 +51553,9 @@
       </w:tcPr>
     </w:tblStylePr>
   </w:style>
-  <w:style w:type="table" w:styleId="831">
+  <w:style w:type="table" w:styleId="1012">
     <w:name w:val="Colorful Shading"/>
-    <w:basedOn w:val="703"/>
+    <w:basedOn w:val="884"/>
     <w:uiPriority w:val="71"/>
     <w:pPr>
       <w:pBdr/>
@@ -51610,9 +51802,9 @@
       </w:tcPr>
     </w:tblStylePr>
   </w:style>
-  <w:style w:type="table" w:styleId="832">
+  <w:style w:type="table" w:styleId="1013">
     <w:name w:val="Colorful Shading Accent 1"/>
-    <w:basedOn w:val="703"/>
+    <w:basedOn w:val="884"/>
     <w:uiPriority w:val="71"/>
     <w:pPr>
       <w:pBdr/>
@@ -51859,9 +52051,9 @@
       </w:tcPr>
     </w:tblStylePr>
   </w:style>
-  <w:style w:type="table" w:styleId="833">
+  <w:style w:type="table" w:styleId="1014">
     <w:name w:val="Colorful Shading Accent 2"/>
-    <w:basedOn w:val="703"/>
+    <w:basedOn w:val="884"/>
     <w:uiPriority w:val="71"/>
     <w:pPr>
       <w:pBdr/>
@@ -52108,9 +52300,9 @@
       </w:tcPr>
     </w:tblStylePr>
   </w:style>
-  <w:style w:type="table" w:styleId="834">
+  <w:style w:type="table" w:styleId="1015">
     <w:name w:val="Colorful Shading Accent 3"/>
-    <w:basedOn w:val="703"/>
+    <w:basedOn w:val="884"/>
     <w:uiPriority w:val="71"/>
     <w:pPr>
       <w:pBdr/>
@@ -52351,9 +52543,9 @@
       </w:tcPr>
     </w:tblStylePr>
   </w:style>
-  <w:style w:type="table" w:styleId="835">
+  <w:style w:type="table" w:styleId="1016">
     <w:name w:val="Colorful Shading Accent 4"/>
-    <w:basedOn w:val="703"/>
+    <w:basedOn w:val="884"/>
     <w:uiPriority w:val="71"/>
     <w:pPr>
       <w:pBdr/>
@@ -52600,9 +52792,9 @@
       </w:tcPr>
     </w:tblStylePr>
   </w:style>
-  <w:style w:type="table" w:styleId="836">
+  <w:style w:type="table" w:styleId="1017">
     <w:name w:val="Colorful Shading Accent 5"/>
-    <w:basedOn w:val="703"/>
+    <w:basedOn w:val="884"/>
     <w:uiPriority w:val="71"/>
     <w:pPr>
       <w:pBdr/>
@@ -52849,9 +53041,9 @@
       </w:tcPr>
     </w:tblStylePr>
   </w:style>
-  <w:style w:type="table" w:styleId="837">
+  <w:style w:type="table" w:styleId="1018">
     <w:name w:val="Colorful Shading Accent 6"/>
-    <w:basedOn w:val="703"/>
+    <w:basedOn w:val="884"/>
     <w:uiPriority w:val="71"/>
     <w:pPr>
       <w:pBdr/>
@@ -53098,9 +53290,9 @@
       </w:tcPr>
     </w:tblStylePr>
   </w:style>
-  <w:style w:type="table" w:styleId="838">
+  <w:style w:type="table" w:styleId="1019">
     <w:name w:val="Colorful List"/>
-    <w:basedOn w:val="703"/>
+    <w:basedOn w:val="884"/>
     <w:uiPriority w:val="72"/>
     <w:pPr>
       <w:pBdr/>
@@ -53327,9 +53519,9 @@
       </w:tcPr>
     </w:tblStylePr>
   </w:style>
-  <w:style w:type="table" w:styleId="839">
+  <w:style w:type="table" w:styleId="1020">
     <w:name w:val="Colorful List Accent 1"/>
-    <w:basedOn w:val="703"/>
+    <w:basedOn w:val="884"/>
     <w:uiPriority w:val="72"/>
     <w:pPr>
       <w:pBdr/>
@@ -53556,9 +53748,9 @@
       </w:tcPr>
     </w:tblStylePr>
   </w:style>
-  <w:style w:type="table" w:styleId="840">
+  <w:style w:type="table" w:styleId="1021">
     <w:name w:val="Colorful List Accent 2"/>
-    <w:basedOn w:val="703"/>
+    <w:basedOn w:val="884"/>
     <w:uiPriority w:val="72"/>
     <w:pPr>
       <w:pBdr/>
@@ -53785,9 +53977,9 @@
       </w:tcPr>
     </w:tblStylePr>
   </w:style>
-  <w:style w:type="table" w:styleId="841">
+  <w:style w:type="table" w:styleId="1022">
     <w:name w:val="Colorful List Accent 3"/>
-    <w:basedOn w:val="703"/>
+    <w:basedOn w:val="884"/>
     <w:uiPriority w:val="72"/>
     <w:pPr>
       <w:pBdr/>
@@ -54014,9 +54206,9 @@
       </w:tcPr>
     </w:tblStylePr>
   </w:style>
-  <w:style w:type="table" w:styleId="842">
+  <w:style w:type="table" w:styleId="1023">
     <w:name w:val="Colorful List Accent 4"/>
-    <w:basedOn w:val="703"/>
+    <w:basedOn w:val="884"/>
     <w:uiPriority w:val="72"/>
     <w:pPr>
       <w:pBdr/>
@@ -54243,9 +54435,9 @@
       </w:tcPr>
     </w:tblStylePr>
   </w:style>
-  <w:style w:type="table" w:styleId="843">
+  <w:style w:type="table" w:styleId="1024">
     <w:name w:val="Colorful List Accent 5"/>
-    <w:basedOn w:val="703"/>
+    <w:basedOn w:val="884"/>
     <w:uiPriority w:val="72"/>
     <w:pPr>
       <w:pBdr/>
@@ -54472,9 +54664,9 @@
       </w:tcPr>
     </w:tblStylePr>
   </w:style>
-  <w:style w:type="table" w:styleId="844">
+  <w:style w:type="table" w:styleId="1025">
     <w:name w:val="Colorful List Accent 6"/>
-    <w:basedOn w:val="703"/>
+    <w:basedOn w:val="884"/>
     <w:uiPriority w:val="72"/>
     <w:pPr>
       <w:pBdr/>
@@ -54701,9 +54893,9 @@
       </w:tcPr>
     </w:tblStylePr>
   </w:style>
-  <w:style w:type="table" w:styleId="845">
+  <w:style w:type="table" w:styleId="1026">
     <w:name w:val="Colorful Grid"/>
-    <w:basedOn w:val="703"/>
+    <w:basedOn w:val="884"/>
     <w:uiPriority w:val="73"/>
     <w:pPr>
       <w:pBdr/>
@@ -54922,9 +55114,9 @@
       </w:tcPr>
     </w:tblStylePr>
   </w:style>
-  <w:style w:type="table" w:styleId="846">
+  <w:style w:type="table" w:styleId="1027">
     <w:name w:val="Colorful Grid Accent 1"/>
-    <w:basedOn w:val="703"/>
+    <w:basedOn w:val="884"/>
     <w:uiPriority w:val="73"/>
     <w:pPr>
       <w:pBdr/>
@@ -55143,9 +55335,9 @@
       </w:tcPr>
     </w:tblStylePr>
   </w:style>
-  <w:style w:type="table" w:styleId="847">
+  <w:style w:type="table" w:styleId="1028">
     <w:name w:val="Colorful Grid Accent 2"/>
-    <w:basedOn w:val="703"/>
+    <w:basedOn w:val="884"/>
     <w:uiPriority w:val="73"/>
     <w:pPr>
       <w:pBdr/>
@@ -55364,9 +55556,9 @@
       </w:tcPr>
     </w:tblStylePr>
   </w:style>
-  <w:style w:type="table" w:styleId="848">
+  <w:style w:type="table" w:styleId="1029">
     <w:name w:val="Colorful Grid Accent 3"/>
-    <w:basedOn w:val="703"/>
+    <w:basedOn w:val="884"/>
     <w:uiPriority w:val="73"/>
     <w:pPr>
       <w:pBdr/>
@@ -55585,9 +55777,9 @@
       </w:tcPr>
     </w:tblStylePr>
   </w:style>
-  <w:style w:type="table" w:styleId="849">
+  <w:style w:type="table" w:styleId="1030">
     <w:name w:val="Colorful Grid Accent 4"/>
-    <w:basedOn w:val="703"/>
+    <w:basedOn w:val="884"/>
     <w:uiPriority w:val="73"/>
     <w:pPr>
       <w:pBdr/>
@@ -55806,9 +55998,9 @@
       </w:tcPr>
     </w:tblStylePr>
   </w:style>
-  <w:style w:type="table" w:styleId="850">
+  <w:style w:type="table" w:styleId="1031">
     <w:name w:val="Colorful Grid Accent 5"/>
-    <w:basedOn w:val="703"/>
+    <w:basedOn w:val="884"/>
     <w:uiPriority w:val="73"/>
     <w:pPr>
       <w:pBdr/>
@@ -56027,9 +56219,9 @@
       </w:tcPr>
     </w:tblStylePr>
   </w:style>
-  <w:style w:type="table" w:styleId="851">
+  <w:style w:type="table" w:styleId="1032">
     <w:name w:val="Colorful Grid Accent 6"/>
-    <w:basedOn w:val="703"/>
+    <w:basedOn w:val="884"/>
     <w:uiPriority w:val="73"/>
     <w:pPr>
       <w:pBdr/>
